--- a/задание_проектно-технологическая.docx
+++ b/задание_проектно-технологическая.docx
@@ -344,7 +344,43 @@
           <w:sz w:val="22"/>
           <w:szCs w:val="22"/>
         </w:rPr>
-        <w:t>Зав. кафедрой  д.п.н., проф.</w:t>
+        <w:t xml:space="preserve">Зав. </w:t>
+      </w:r>
+      <w:proofErr w:type="gramStart"/>
+      <w:r>
+        <w:rPr>
+          <w:color w:val="000000"/>
+          <w:sz w:val="22"/>
+          <w:szCs w:val="22"/>
+        </w:rPr>
+        <w:t xml:space="preserve">кафедрой  </w:t>
+      </w:r>
+      <w:proofErr w:type="spellStart"/>
+      <w:r>
+        <w:rPr>
+          <w:color w:val="000000"/>
+          <w:sz w:val="22"/>
+          <w:szCs w:val="22"/>
+        </w:rPr>
+        <w:t>д.п.н</w:t>
+      </w:r>
+      <w:proofErr w:type="spellEnd"/>
+      <w:r>
+        <w:rPr>
+          <w:color w:val="000000"/>
+          <w:sz w:val="22"/>
+          <w:szCs w:val="22"/>
+        </w:rPr>
+        <w:t>.</w:t>
+      </w:r>
+      <w:proofErr w:type="gramEnd"/>
+      <w:r>
+        <w:rPr>
+          <w:color w:val="000000"/>
+          <w:sz w:val="22"/>
+          <w:szCs w:val="22"/>
+        </w:rPr>
+        <w:t>, проф.</w:t>
       </w:r>
     </w:p>
     <w:p>
@@ -392,6 +428,7 @@
           <w:szCs w:val="22"/>
         </w:rPr>
       </w:pPr>
+      <w:proofErr w:type="spellStart"/>
       <w:r>
         <w:rPr>
           <w:color w:val="000000"/>
@@ -400,6 +437,7 @@
         </w:rPr>
         <w:t>Е.З.Власова</w:t>
       </w:r>
+      <w:proofErr w:type="spellEnd"/>
     </w:p>
     <w:p>
       <w:pPr>
@@ -419,13 +457,23 @@
           <w:szCs w:val="22"/>
         </w:rPr>
       </w:pPr>
+      <w:proofErr w:type="gramStart"/>
       <w:r>
         <w:rPr>
           <w:color w:val="000000"/>
           <w:sz w:val="22"/>
           <w:szCs w:val="22"/>
         </w:rPr>
-        <w:t xml:space="preserve">«     » </w:t>
+        <w:t xml:space="preserve">«  </w:t>
+      </w:r>
+      <w:proofErr w:type="gramEnd"/>
+      <w:r>
+        <w:rPr>
+          <w:color w:val="000000"/>
+          <w:sz w:val="22"/>
+          <w:szCs w:val="22"/>
+        </w:rPr>
+        <w:t xml:space="preserve">   » </w:t>
       </w:r>
       <w:r>
         <w:rPr>
@@ -440,7 +488,7 @@
           <w:sz w:val="22"/>
           <w:szCs w:val="22"/>
         </w:rPr>
-        <w:t xml:space="preserve"> 20</w:t>
+        <w:t xml:space="preserve"> 2</w:t>
       </w:r>
       <w:r>
         <w:rPr>
@@ -448,14 +496,7 @@
           <w:sz w:val="22"/>
           <w:szCs w:val="22"/>
         </w:rPr>
-        <w:t>_</w:t>
-      </w:r>
-      <w:r>
-        <w:rPr>
-          <w:sz w:val="22"/>
-          <w:szCs w:val="22"/>
-        </w:rPr>
-        <w:t>__</w:t>
+        <w:t>026</w:t>
       </w:r>
       <w:r>
         <w:rPr>
@@ -691,12 +732,21 @@
         </w:rPr>
         <w:t>_</w:t>
       </w:r>
+      <w:proofErr w:type="spellStart"/>
       <w:r>
         <w:rPr>
           <w:sz w:val="22"/>
           <w:szCs w:val="22"/>
         </w:rPr>
-        <w:t>Анкана Сергей Сергеевич</w:t>
+        <w:t>Анкана</w:t>
+      </w:r>
+      <w:proofErr w:type="spellEnd"/>
+      <w:r>
+        <w:rPr>
+          <w:sz w:val="22"/>
+          <w:szCs w:val="22"/>
+        </w:rPr>
+        <w:t xml:space="preserve"> Сергей Сергеевич</w:t>
       </w:r>
       <w:r>
         <w:rPr>
@@ -745,7 +795,7 @@
           <w:szCs w:val="22"/>
           <w:u w:val="single"/>
         </w:rPr>
-        <w:t>__________</w:t>
+        <w:t>___</w:t>
       </w:r>
       <w:r>
         <w:rPr>
@@ -753,23 +803,25 @@
           <w:szCs w:val="22"/>
           <w:u w:val="single"/>
         </w:rPr>
-        <w:t xml:space="preserve"> </w:t>
+        <w:t xml:space="preserve">Жуков Николай Николаевич, </w:t>
       </w:r>
+      <w:proofErr w:type="spellStart"/>
       <w:r>
         <w:rPr>
           <w:sz w:val="22"/>
           <w:szCs w:val="22"/>
           <w:u w:val="single"/>
         </w:rPr>
-        <w:t>Жуков Николай Николаевич, кандитат физико-математических наук, доцент кафедры информационных технологий и электронного о</w:t>
+        <w:t>кандитат</w:t>
       </w:r>
+      <w:proofErr w:type="spellEnd"/>
       <w:r>
         <w:rPr>
           <w:sz w:val="22"/>
           <w:szCs w:val="22"/>
           <w:u w:val="single"/>
         </w:rPr>
-        <w:t>бучения</w:t>
+        <w:t xml:space="preserve"> физико-математических наук, доцент кафедры информационных технологий и электронного обучения</w:t>
       </w:r>
       <w:r>
         <w:rPr>
@@ -820,14 +872,30 @@
           <w:sz w:val="22"/>
           <w:szCs w:val="22"/>
         </w:rPr>
-        <w:t>Утверждено приказом  ФГБОУ ВО «РГПУ им. А. И. Герцена»</w:t>
+        <w:t xml:space="preserve">Утверждено </w:t>
+      </w:r>
+      <w:proofErr w:type="gramStart"/>
+      <w:r>
+        <w:rPr>
+          <w:sz w:val="22"/>
+          <w:szCs w:val="22"/>
+        </w:rPr>
+        <w:t>приказом  ФГБОУ</w:t>
+      </w:r>
+      <w:proofErr w:type="gramEnd"/>
+      <w:r>
+        <w:rPr>
+          <w:sz w:val="22"/>
+          <w:szCs w:val="22"/>
+        </w:rPr>
+        <w:t xml:space="preserve"> ВО «РГПУ им. А. И. Герцена»</w:t>
       </w:r>
       <w:r>
         <w:rPr>
           <w:sz w:val="22"/>
           <w:szCs w:val="22"/>
         </w:rPr>
-        <w:t xml:space="preserve"> №____</w:t>
+        <w:t xml:space="preserve"> №_</w:t>
       </w:r>
       <w:r>
         <w:rPr>
@@ -848,14 +916,7 @@
           <w:sz w:val="22"/>
           <w:szCs w:val="22"/>
         </w:rPr>
-        <w:t>ПР</w:t>
-      </w:r>
-      <w:r>
-        <w:rPr>
-          <w:sz w:val="22"/>
-          <w:szCs w:val="22"/>
-        </w:rPr>
-        <w:t xml:space="preserve"> </w:t>
+        <w:t xml:space="preserve">ПР </w:t>
       </w:r>
       <w:r>
         <w:rPr>
@@ -890,7 +951,7 @@
           <w:sz w:val="22"/>
           <w:szCs w:val="22"/>
         </w:rPr>
-        <w:t>_________20_</w:t>
+        <w:t>_________20</w:t>
       </w:r>
       <w:r>
         <w:rPr>
@@ -904,14 +965,7 @@
           <w:sz w:val="22"/>
           <w:szCs w:val="22"/>
         </w:rPr>
-        <w:t>_</w:t>
-      </w:r>
-      <w:r>
-        <w:rPr>
-          <w:sz w:val="22"/>
-          <w:szCs w:val="22"/>
-        </w:rPr>
-        <w:t>__  г.</w:t>
+        <w:t xml:space="preserve"> г.</w:t>
       </w:r>
     </w:p>
     <w:p>
@@ -1406,16 +1460,13 @@
               <w:jc w:val="both"/>
               <w:rPr>
                 <w:color w:val="000000"/>
-                <w:sz w:val="20"/>
-                <w:szCs w:val="20"/>
-              </w:rPr>
-            </w:pPr>
-            <w:r>
-              <w:rPr>
-                <w:b/>
-                <w:color w:val="000000"/>
-              </w:rPr>
-              <w:t>Инвариантная самостоятельная работа</w:t>
+              </w:rPr>
+            </w:pPr>
+            <w:r>
+              <w:rPr>
+                <w:color w:val="000000"/>
+              </w:rPr>
+              <w:t>Разработка программы для обработки данных о туристических поездках.</w:t>
             </w:r>
           </w:p>
         </w:tc>
@@ -1433,90 +1484,7 @@
           </w:tcPr>
           <w:p>
             <w:pPr>
-              <w:pStyle w:val="ad"/>
-              <w:shd w:val="clear" w:color="auto" w:fill="FFFFFF"/>
-              <w:spacing w:after="150"/>
-              <w:jc w:val="both"/>
-              <w:rPr>
-                <w:color w:val="000000"/>
-              </w:rPr>
-            </w:pPr>
-            <w:r>
-              <w:t xml:space="preserve">1.1. </w:t>
-            </w:r>
-            <w:r>
-              <w:rPr>
-                <w:color w:val="000000"/>
-              </w:rPr>
-              <w:t>Подготовить обзор программного продукта для разработки, применяемого в организации, где вы проходите практику.</w:t>
-            </w:r>
-          </w:p>
-          <w:p>
-            <w:pPr>
-              <w:pStyle w:val="ad"/>
-              <w:shd w:val="clear" w:color="auto" w:fill="FFFFFF"/>
-              <w:spacing w:after="150"/>
-              <w:jc w:val="both"/>
-              <w:rPr>
-                <w:color w:val="000000"/>
-              </w:rPr>
-            </w:pPr>
-            <w:r>
-              <w:rPr>
-                <w:color w:val="000000"/>
-              </w:rPr>
-              <w:t>План обзора программного продукта:</w:t>
-            </w:r>
-          </w:p>
-          <w:p>
-            <w:pPr>
-              <w:pStyle w:val="ad"/>
-              <w:numPr>
-                <w:ilvl w:val="0"/>
-                <w:numId w:val="7"/>
-              </w:numPr>
-              <w:shd w:val="clear" w:color="auto" w:fill="FFFFFF"/>
-              <w:spacing w:after="150"/>
-              <w:jc w:val="both"/>
-              <w:rPr>
-                <w:color w:val="000000"/>
-              </w:rPr>
-            </w:pPr>
-            <w:r>
-              <w:rPr>
-                <w:color w:val="000000"/>
-              </w:rPr>
-              <w:t>общая характеристика;</w:t>
-            </w:r>
-          </w:p>
-          <w:p>
-            <w:pPr>
-              <w:pStyle w:val="ad"/>
-              <w:numPr>
-                <w:ilvl w:val="0"/>
-                <w:numId w:val="7"/>
-              </w:numPr>
-              <w:shd w:val="clear" w:color="auto" w:fill="FFFFFF"/>
-              <w:spacing w:after="150"/>
-              <w:jc w:val="both"/>
-              <w:rPr>
-                <w:color w:val="000000"/>
-              </w:rPr>
-            </w:pPr>
-            <w:r>
-              <w:rPr>
-                <w:color w:val="000000"/>
-              </w:rPr>
-              <w:t>необходимое для работы программное и аппаратное обеспечение;</w:t>
-            </w:r>
-          </w:p>
-          <w:p>
-            <w:pPr>
-              <w:pStyle w:val="10"/>
-              <w:numPr>
-                <w:ilvl w:val="0"/>
-                <w:numId w:val="7"/>
-              </w:numPr>
+              <w:pStyle w:val="10"/>
               <w:pBdr>
                 <w:top w:val="nil"/>
                 <w:left w:val="nil"/>
@@ -1528,23 +1496,11 @@
                 <w:tab w:val="left" w:pos="-15"/>
               </w:tabs>
               <w:spacing w:after="200" w:line="276" w:lineRule="auto"/>
-              <w:rPr>
-                <w:color w:val="000000"/>
-              </w:rPr>
-            </w:pPr>
-            <w:r>
-              <w:rPr>
-                <w:color w:val="000000"/>
-              </w:rPr>
-              <w:t xml:space="preserve">функции (создание проекта, кодирование, форматирование кода, отладка, запуск, компиляция, </w:t>
-            </w:r>
-            <w:r>
-              <w:rPr>
-                <w:color w:val="000000"/>
-              </w:rPr>
-              <w:lastRenderedPageBreak/>
-              <w:t>версионирование, публикация в репозитории и т. д.).</w:t>
-            </w:r>
+              <w:ind w:left="720"/>
+              <w:rPr>
+                <w:color w:val="000000"/>
+              </w:rPr>
+            </w:pPr>
           </w:p>
         </w:tc>
         <w:tc>
@@ -1578,7 +1534,6 @@
               <w:rPr>
                 <w:color w:val="000000"/>
               </w:rPr>
-              <w:lastRenderedPageBreak/>
               <w:t xml:space="preserve">Представить в виде конспекта </w:t>
             </w:r>
             <w:r>
@@ -1635,6 +1590,31 @@
                 <w:szCs w:val="20"/>
               </w:rPr>
             </w:pPr>
+            <w:r>
+              <w:rPr>
+                <w:color w:val="000000"/>
+                <w:sz w:val="20"/>
+                <w:szCs w:val="20"/>
+              </w:rPr>
+              <w:t>04.09</w:t>
+            </w:r>
+            <w:r>
+              <w:rPr>
+                <w:color w:val="000000"/>
+                <w:sz w:val="20"/>
+                <w:szCs w:val="20"/>
+                <w:lang w:val="en-US"/>
+              </w:rPr>
+              <w:t>.</w:t>
+            </w:r>
+            <w:r>
+              <w:rPr>
+                <w:color w:val="000000"/>
+                <w:sz w:val="20"/>
+                <w:szCs w:val="20"/>
+              </w:rPr>
+              <w:t>2026</w:t>
+            </w:r>
           </w:p>
         </w:tc>
         <w:tc>
@@ -1664,6 +1644,14 @@
                 <w:szCs w:val="20"/>
               </w:rPr>
             </w:pPr>
+            <w:r>
+              <w:rPr>
+                <w:color w:val="000000"/>
+                <w:sz w:val="20"/>
+                <w:szCs w:val="20"/>
+              </w:rPr>
+              <w:t>07.09.2026</w:t>
+            </w:r>
           </w:p>
         </w:tc>
       </w:tr>
@@ -1682,20 +1670,7 @@
             </w:tcBorders>
           </w:tcPr>
           <w:p>
-            <w:r>
-              <w:t xml:space="preserve">1.2. </w:t>
-            </w:r>
-            <w:r>
-              <w:t>Принять участие в практической деятельности по установке и настройке прикладного программного обеспечения и утилит в компьютерных аудиториях кафедры информационных технологий и электронного обучения.</w:t>
-            </w:r>
-          </w:p>
-          <w:p>
-            <w:pPr>
-              <w:pStyle w:val="10"/>
-              <w:tabs>
-                <w:tab w:val="left" w:pos="1065"/>
-              </w:tabs>
-              <w:jc w:val="both"/>
+            <w:pPr>
               <w:rPr>
                 <w:sz w:val="22"/>
                 <w:szCs w:val="22"/>
@@ -1746,14 +1721,22 @@
               <w:rPr>
                 <w:color w:val="000000"/>
               </w:rPr>
-              <w:t xml:space="preserve"> с описанием выполненных задач, листингом кода в скрипте для автоматизации установки, комментариями по выполнению</w:t>
-            </w:r>
-            <w:r>
-              <w:rPr>
-                <w:color w:val="000000"/>
-              </w:rPr>
               <w:t xml:space="preserve"> </w:t>
             </w:r>
+            <w:proofErr w:type="gramStart"/>
+            <w:r>
+              <w:rPr>
+                <w:color w:val="000000"/>
+              </w:rPr>
+              <w:t>с выполнению</w:t>
+            </w:r>
+            <w:proofErr w:type="gramEnd"/>
+            <w:r>
+              <w:rPr>
+                <w:color w:val="000000"/>
+              </w:rPr>
+              <w:t xml:space="preserve"> </w:t>
+            </w:r>
             <w:r>
               <w:rPr>
                 <w:color w:val="000000"/>
@@ -1800,8 +1783,18 @@
                 <w:color w:val="000000"/>
                 <w:sz w:val="20"/>
                 <w:szCs w:val="20"/>
-              </w:rPr>
-            </w:pPr>
+                <w:lang w:val="en-US"/>
+              </w:rPr>
+            </w:pPr>
+            <w:r>
+              <w:rPr>
+                <w:color w:val="000000"/>
+                <w:sz w:val="20"/>
+                <w:szCs w:val="20"/>
+                <w:lang w:val="en-US"/>
+              </w:rPr>
+              <w:t>04.09.2026</w:t>
+            </w:r>
           </w:p>
         </w:tc>
         <w:tc>
@@ -1829,8 +1822,18 @@
                 <w:color w:val="000000"/>
                 <w:sz w:val="20"/>
                 <w:szCs w:val="20"/>
-              </w:rPr>
-            </w:pPr>
+                <w:lang w:val="en-US"/>
+              </w:rPr>
+            </w:pPr>
+            <w:r>
+              <w:rPr>
+                <w:color w:val="000000"/>
+                <w:sz w:val="20"/>
+                <w:szCs w:val="20"/>
+                <w:lang w:val="en-US"/>
+              </w:rPr>
+              <w:t>07.09.2026</w:t>
+            </w:r>
           </w:p>
         </w:tc>
       </w:tr>
@@ -1845,32 +1848,6 @@
               <w:right w:val="single" w:sz="4" w:space="0" w:color="000000"/>
             </w:tcBorders>
           </w:tcPr>
-          <w:p>
-            <w:pPr>
-              <w:pStyle w:val="10"/>
-              <w:pBdr>
-                <w:top w:val="nil"/>
-                <w:left w:val="nil"/>
-                <w:bottom w:val="nil"/>
-                <w:right w:val="nil"/>
-                <w:between w:val="nil"/>
-              </w:pBdr>
-              <w:spacing w:after="200"/>
-              <w:jc w:val="both"/>
-              <w:rPr>
-                <w:color w:val="000000"/>
-              </w:rPr>
-            </w:pPr>
-            <w:r>
-              <w:t xml:space="preserve">1.3. </w:t>
-            </w:r>
-            <w:r>
-              <w:rPr>
-                <w:color w:val="000000"/>
-              </w:rPr>
-              <w:t>Изучить и проанализировать аппаратное, программное и информационное обеспечение автоматизированного рабочего места специалиста в конкретной предметной области («управление проектами»).</w:t>
-            </w:r>
-          </w:p>
           <w:p>
             <w:pPr>
               <w:pStyle w:val="10"/>
@@ -1891,12 +1868,6 @@
                 <w:highlight w:val="red"/>
               </w:rPr>
             </w:pPr>
-            <w:r>
-              <w:rPr>
-                <w:color w:val="000000"/>
-              </w:rPr>
-              <w:t>Разработать руководство пользователя (или справочное руководство) по использованию одного из предложенных в данной предметной области программных средств. Исследовать основной функционал приведенного выше ПО (например, создание и отслеживание задач, создание документации средствами продукта, управление ролями участников) для управления разработкой проекта.</w:t>
-            </w:r>
           </w:p>
         </w:tc>
         <w:tc>
@@ -1921,36 +1892,8 @@
               </w:pBdr>
               <w:rPr>
                 <w:color w:val="000000"/>
-                <w:lang/>
-              </w:rPr>
-            </w:pPr>
-            <w:r>
-              <w:rPr>
-                <w:color w:val="000000"/>
-                <w:lang/>
-              </w:rPr>
-              <w:t xml:space="preserve">Текстовый документ (опубликовать в электронном портфолио, </w:t>
-            </w:r>
-            <w:r>
-              <w:rPr>
-                <w:color w:val="000000"/>
-                <w:lang w:val="en-US"/>
-              </w:rPr>
-              <w:t>QR</w:t>
-            </w:r>
-            <w:r>
-              <w:rPr>
-                <w:color w:val="000000"/>
-              </w:rPr>
-              <w:t>-код в отчете</w:t>
-            </w:r>
-            <w:r>
-              <w:rPr>
-                <w:color w:val="000000"/>
-                <w:lang/>
-              </w:rPr>
-              <w:t>)</w:t>
-            </w:r>
+              </w:rPr>
+            </w:pPr>
           </w:p>
           <w:p>
             <w:pPr>
@@ -1968,7 +1911,6 @@
                 <w:sz w:val="22"/>
                 <w:szCs w:val="22"/>
                 <w:highlight w:val="red"/>
-                <w:lang/>
               </w:rPr>
             </w:pPr>
           </w:p>
@@ -2051,32 +1993,575 @@
           </w:tcPr>
           <w:p>
             <w:pPr>
-              <w:pStyle w:val="10"/>
+              <w:pStyle w:val="ae"/>
+              <w:ind w:left="1080"/>
+              <w:rPr>
+                <w:color w:val="000000"/>
+                <w:sz w:val="20"/>
+                <w:szCs w:val="20"/>
+              </w:rPr>
+            </w:pPr>
+          </w:p>
+          <w:p>
+            <w:pPr>
+              <w:rPr>
+                <w:color w:val="000000"/>
+                <w:sz w:val="20"/>
+                <w:szCs w:val="20"/>
+              </w:rPr>
+            </w:pPr>
+            <w:r>
+              <w:rPr>
+                <w:b/>
+                <w:bCs/>
+                <w:color w:val="000000" w:themeColor="text1"/>
+              </w:rPr>
+              <w:t>II.</w:t>
+            </w:r>
+            <w:r>
+              <w:rPr>
+                <w:color w:val="000000" w:themeColor="text1"/>
+              </w:rPr>
+              <w:t xml:space="preserve"> Разработка программы для анализа эффективности рекламных кампаний</w:t>
+            </w:r>
+            <w:r>
+              <w:rPr>
+                <w:color w:val="000000"/>
+                <w:sz w:val="20"/>
+                <w:szCs w:val="20"/>
+              </w:rPr>
+              <w:t xml:space="preserve"> </w:t>
+            </w:r>
+          </w:p>
+          <w:p>
+            <w:pPr>
+              <w:pStyle w:val="10"/>
+              <w:pBdr>
+                <w:top w:val="nil"/>
+                <w:left w:val="nil"/>
+                <w:bottom w:val="nil"/>
+                <w:right w:val="nil"/>
+                <w:between w:val="nil"/>
+              </w:pBdr>
+              <w:ind w:left="360"/>
+              <w:jc w:val="both"/>
+              <w:rPr>
+                <w:color w:val="000000"/>
+                <w:sz w:val="20"/>
+                <w:szCs w:val="20"/>
+              </w:rPr>
+            </w:pPr>
+          </w:p>
+        </w:tc>
+      </w:tr>
+      <w:tr>
+        <w:trPr>
+          <w:trHeight w:val="556"/>
+        </w:trPr>
+        <w:tc>
+          <w:tcPr>
+            <w:tcW w:w="4536" w:type="dxa"/>
+            <w:vMerge w:val="restart"/>
+            <w:tcBorders>
+              <w:top w:val="single" w:sz="4" w:space="0" w:color="000000"/>
+              <w:left w:val="single" w:sz="4" w:space="0" w:color="000000"/>
+              <w:bottom w:val="single" w:sz="4" w:space="0" w:color="000000"/>
+              <w:right w:val="single" w:sz="4" w:space="0" w:color="000000"/>
+            </w:tcBorders>
+          </w:tcPr>
+          <w:p>
+            <w:pPr>
+              <w:pStyle w:val="2"/>
+              <w:jc w:val="both"/>
+              <w:rPr>
+                <w:b w:val="0"/>
+                <w:bCs/>
+                <w:color w:val="000000" w:themeColor="text1"/>
+                <w:sz w:val="24"/>
+                <w:szCs w:val="24"/>
+              </w:rPr>
+            </w:pPr>
+            <w:r>
+              <w:rPr>
+                <w:bCs/>
+                <w:color w:val="000000" w:themeColor="text1"/>
+                <w:sz w:val="24"/>
+                <w:szCs w:val="24"/>
+              </w:rPr>
+              <w:t>2.1 Постановка задачи</w:t>
+            </w:r>
+          </w:p>
+          <w:p>
+            <w:pPr>
+              <w:pStyle w:val="isselectedend"/>
+              <w:jc w:val="both"/>
+              <w:rPr>
+                <w:color w:val="000000" w:themeColor="text1"/>
+              </w:rPr>
+            </w:pPr>
+            <w:r>
+              <w:rPr>
+                <w:color w:val="000000" w:themeColor="text1"/>
+              </w:rPr>
+              <w:t>Второе задание было связано с маркетинговым направлением деятельности компании.</w:t>
+            </w:r>
+          </w:p>
+          <w:p>
+            <w:pPr>
+              <w:pStyle w:val="isselectedend"/>
+              <w:jc w:val="both"/>
+              <w:rPr>
+                <w:color w:val="000000" w:themeColor="text1"/>
+              </w:rPr>
+            </w:pPr>
+            <w:r>
+              <w:rPr>
+                <w:color w:val="000000" w:themeColor="text1"/>
+              </w:rPr>
+              <w:t>Для продвижения туристических предложений могут использоваться различные рекламные каналы, например социальные сети, мессенджеры и контекстная реклама. Для оценки эффективности рекламных кампаний необходимо анализировать количество показов, переходов, полученных заявок и затраченный бюджет.</w:t>
+            </w:r>
+          </w:p>
+          <w:p>
+            <w:pPr>
+              <w:pStyle w:val="isselectedend"/>
+              <w:jc w:val="both"/>
+              <w:rPr>
+                <w:color w:val="000000" w:themeColor="text1"/>
+              </w:rPr>
+            </w:pPr>
+            <w:r>
+              <w:rPr>
+                <w:color w:val="000000" w:themeColor="text1"/>
+              </w:rPr>
+              <w:t>Для решения этой задачи была разработана программа на языке Python.</w:t>
+            </w:r>
+          </w:p>
+          <w:p>
+            <w:pPr>
+              <w:pStyle w:val="isselectedend"/>
+              <w:jc w:val="both"/>
+              <w:rPr>
+                <w:color w:val="000000" w:themeColor="text1"/>
+              </w:rPr>
+            </w:pPr>
+            <w:r>
+              <w:rPr>
+                <w:color w:val="000000" w:themeColor="text1"/>
+              </w:rPr>
+              <w:t>Программа должна:</w:t>
+            </w:r>
+          </w:p>
+          <w:p>
+            <w:pPr>
               <w:numPr>
                 <w:ilvl w:val="0"/>
-                <w:numId w:val="1"/>
+                <w:numId w:val="9"/>
               </w:numPr>
-              <w:pBdr>
-                <w:top w:val="nil"/>
-                <w:left w:val="nil"/>
-                <w:bottom w:val="nil"/>
-                <w:right w:val="nil"/>
-                <w:between w:val="nil"/>
-              </w:pBdr>
-              <w:jc w:val="both"/>
-              <w:rPr>
-                <w:color w:val="000000"/>
-                <w:sz w:val="20"/>
-                <w:szCs w:val="20"/>
-              </w:rPr>
-            </w:pPr>
-            <w:r>
-              <w:rPr>
-                <w:b/>
-                <w:color w:val="000000"/>
-              </w:rPr>
-              <w:t>Вариативная самостоятельная работа (выбрать одно из заданий с одинаковыми номерами)</w:t>
-            </w:r>
+              <w:spacing w:before="100" w:beforeAutospacing="1" w:after="100" w:afterAutospacing="1"/>
+              <w:jc w:val="both"/>
+              <w:rPr>
+                <w:color w:val="000000" w:themeColor="text1"/>
+              </w:rPr>
+            </w:pPr>
+            <w:r>
+              <w:rPr>
+                <w:color w:val="000000" w:themeColor="text1"/>
+              </w:rPr>
+              <w:t>хранить данные о рекламных кампаниях;</w:t>
+            </w:r>
+          </w:p>
+          <w:p>
+            <w:pPr>
+              <w:numPr>
+                <w:ilvl w:val="0"/>
+                <w:numId w:val="9"/>
+              </w:numPr>
+              <w:spacing w:before="100" w:beforeAutospacing="1" w:after="100" w:afterAutospacing="1"/>
+              <w:jc w:val="both"/>
+              <w:rPr>
+                <w:color w:val="000000" w:themeColor="text1"/>
+              </w:rPr>
+            </w:pPr>
+            <w:r>
+              <w:rPr>
+                <w:color w:val="000000" w:themeColor="text1"/>
+              </w:rPr>
+              <w:t>рассчитывать CTR;</w:t>
+            </w:r>
+          </w:p>
+          <w:p>
+            <w:pPr>
+              <w:numPr>
+                <w:ilvl w:val="0"/>
+                <w:numId w:val="9"/>
+              </w:numPr>
+              <w:spacing w:before="100" w:beforeAutospacing="1" w:after="100" w:afterAutospacing="1"/>
+              <w:jc w:val="both"/>
+              <w:rPr>
+                <w:color w:val="000000" w:themeColor="text1"/>
+              </w:rPr>
+            </w:pPr>
+            <w:r>
+              <w:rPr>
+                <w:color w:val="000000" w:themeColor="text1"/>
+              </w:rPr>
+              <w:t>рассчитывать стоимость одного перехода;</w:t>
+            </w:r>
+          </w:p>
+          <w:p>
+            <w:pPr>
+              <w:numPr>
+                <w:ilvl w:val="0"/>
+                <w:numId w:val="9"/>
+              </w:numPr>
+              <w:spacing w:before="100" w:beforeAutospacing="1" w:after="100" w:afterAutospacing="1"/>
+              <w:jc w:val="both"/>
+              <w:rPr>
+                <w:color w:val="000000" w:themeColor="text1"/>
+              </w:rPr>
+            </w:pPr>
+            <w:r>
+              <w:rPr>
+                <w:color w:val="000000" w:themeColor="text1"/>
+              </w:rPr>
+              <w:t>рассчитывать стоимость одной заявки;</w:t>
+            </w:r>
+          </w:p>
+          <w:p>
+            <w:pPr>
+              <w:numPr>
+                <w:ilvl w:val="0"/>
+                <w:numId w:val="9"/>
+              </w:numPr>
+              <w:spacing w:before="100" w:beforeAutospacing="1" w:after="100" w:afterAutospacing="1"/>
+              <w:jc w:val="both"/>
+              <w:rPr>
+                <w:color w:val="000000" w:themeColor="text1"/>
+              </w:rPr>
+            </w:pPr>
+            <w:r>
+              <w:rPr>
+                <w:color w:val="000000" w:themeColor="text1"/>
+              </w:rPr>
+              <w:t>определять количество полученных заявок;</w:t>
+            </w:r>
+          </w:p>
+          <w:p>
+            <w:pPr>
+              <w:numPr>
+                <w:ilvl w:val="0"/>
+                <w:numId w:val="9"/>
+              </w:numPr>
+              <w:spacing w:before="100" w:beforeAutospacing="1" w:after="100" w:afterAutospacing="1"/>
+              <w:jc w:val="both"/>
+              <w:rPr>
+                <w:color w:val="000000" w:themeColor="text1"/>
+              </w:rPr>
+            </w:pPr>
+            <w:r>
+              <w:rPr>
+                <w:color w:val="000000" w:themeColor="text1"/>
+              </w:rPr>
+              <w:t>выводить результаты анализа.</w:t>
+            </w:r>
+          </w:p>
+        </w:tc>
+        <w:tc>
+          <w:tcPr>
+            <w:tcW w:w="2552" w:type="dxa"/>
+            <w:vMerge w:val="restart"/>
+            <w:tcBorders>
+              <w:top w:val="single" w:sz="4" w:space="0" w:color="000000"/>
+              <w:left w:val="single" w:sz="4" w:space="0" w:color="000000"/>
+              <w:bottom w:val="single" w:sz="4" w:space="0" w:color="000000"/>
+              <w:right w:val="single" w:sz="4" w:space="0" w:color="000000"/>
+            </w:tcBorders>
+          </w:tcPr>
+          <w:p>
+            <w:pPr>
+              <w:pStyle w:val="10"/>
+              <w:pBdr>
+                <w:top w:val="nil"/>
+                <w:left w:val="nil"/>
+                <w:bottom w:val="nil"/>
+                <w:right w:val="nil"/>
+                <w:between w:val="nil"/>
+              </w:pBdr>
+              <w:tabs>
+                <w:tab w:val="left" w:pos="-15"/>
+              </w:tabs>
+              <w:spacing w:after="200"/>
+              <w:rPr>
+                <w:color w:val="000000"/>
+              </w:rPr>
+            </w:pPr>
+            <w:r>
+              <w:rPr>
+                <w:color w:val="000000"/>
+              </w:rPr>
+              <w:t xml:space="preserve">Текстовый </w:t>
+            </w:r>
+            <w:r>
+              <w:rPr>
+                <w:color w:val="000000"/>
+              </w:rPr>
+              <w:t>документ</w:t>
+            </w:r>
+          </w:p>
+          <w:p>
+            <w:pPr>
+              <w:pStyle w:val="10"/>
+              <w:tabs>
+                <w:tab w:val="left" w:pos="-15"/>
+              </w:tabs>
+              <w:spacing w:after="200" w:line="276" w:lineRule="auto"/>
+              <w:rPr>
+                <w:rFonts w:ascii="Calibri" w:eastAsia="Calibri" w:hAnsi="Calibri" w:cs="Calibri"/>
+                <w:sz w:val="22"/>
+                <w:szCs w:val="22"/>
+              </w:rPr>
+            </w:pPr>
+            <w:r>
+              <w:t xml:space="preserve">Задание </w:t>
+            </w:r>
+            <w:r>
+              <w:t xml:space="preserve">опубликовать в электронном портфолио, </w:t>
+            </w:r>
+            <w:r>
+              <w:rPr>
+                <w:color w:val="000000"/>
+                <w:lang w:val="en-US"/>
+              </w:rPr>
+              <w:t>QR</w:t>
+            </w:r>
+            <w:r>
+              <w:rPr>
+                <w:color w:val="000000"/>
+              </w:rPr>
+              <w:t>-код в отчете.</w:t>
+            </w:r>
+          </w:p>
+        </w:tc>
+        <w:tc>
+          <w:tcPr>
+            <w:tcW w:w="1134" w:type="dxa"/>
+            <w:vMerge w:val="restart"/>
+            <w:tcBorders>
+              <w:top w:val="single" w:sz="4" w:space="0" w:color="000000"/>
+              <w:left w:val="single" w:sz="4" w:space="0" w:color="000000"/>
+              <w:bottom w:val="single" w:sz="4" w:space="0" w:color="000000"/>
+              <w:right w:val="single" w:sz="4" w:space="0" w:color="000000"/>
+            </w:tcBorders>
+          </w:tcPr>
+          <w:p>
+            <w:pPr>
+              <w:pStyle w:val="10"/>
+              <w:pBdr>
+                <w:top w:val="nil"/>
+                <w:left w:val="nil"/>
+                <w:bottom w:val="nil"/>
+                <w:right w:val="nil"/>
+                <w:between w:val="nil"/>
+              </w:pBdr>
+              <w:jc w:val="both"/>
+              <w:rPr>
+                <w:color w:val="000000"/>
+                <w:sz w:val="20"/>
+                <w:szCs w:val="20"/>
+                <w:lang w:val="en-US"/>
+              </w:rPr>
+            </w:pPr>
+            <w:r>
+              <w:rPr>
+                <w:color w:val="000000"/>
+                <w:sz w:val="20"/>
+                <w:szCs w:val="20"/>
+                <w:lang w:val="en-US"/>
+              </w:rPr>
+              <w:t>14.09.2026</w:t>
+            </w:r>
+          </w:p>
+        </w:tc>
+        <w:tc>
+          <w:tcPr>
+            <w:tcW w:w="1498" w:type="dxa"/>
+            <w:vMerge w:val="restart"/>
+            <w:tcBorders>
+              <w:top w:val="single" w:sz="4" w:space="0" w:color="000000"/>
+              <w:left w:val="single" w:sz="4" w:space="0" w:color="000000"/>
+              <w:bottom w:val="single" w:sz="4" w:space="0" w:color="000000"/>
+              <w:right w:val="single" w:sz="4" w:space="0" w:color="000000"/>
+            </w:tcBorders>
+          </w:tcPr>
+          <w:p>
+            <w:pPr>
+              <w:pStyle w:val="10"/>
+              <w:pBdr>
+                <w:top w:val="nil"/>
+                <w:left w:val="nil"/>
+                <w:bottom w:val="nil"/>
+                <w:right w:val="nil"/>
+                <w:between w:val="nil"/>
+              </w:pBdr>
+              <w:jc w:val="both"/>
+              <w:rPr>
+                <w:color w:val="000000"/>
+                <w:sz w:val="20"/>
+                <w:szCs w:val="20"/>
+                <w:lang w:val="en-US"/>
+              </w:rPr>
+            </w:pPr>
+            <w:r>
+              <w:rPr>
+                <w:color w:val="000000"/>
+                <w:sz w:val="20"/>
+                <w:szCs w:val="20"/>
+                <w:lang w:val="en-US"/>
+              </w:rPr>
+              <w:t>14.09.2026</w:t>
+            </w:r>
+          </w:p>
+        </w:tc>
+      </w:tr>
+      <w:tr>
+        <w:trPr>
+          <w:trHeight w:val="480"/>
+        </w:trPr>
+        <w:tc>
+          <w:tcPr>
+            <w:tcW w:w="4536" w:type="dxa"/>
+            <w:vMerge/>
+            <w:tcBorders>
+              <w:top w:val="single" w:sz="4" w:space="0" w:color="000000"/>
+              <w:left w:val="single" w:sz="4" w:space="0" w:color="000000"/>
+              <w:bottom w:val="single" w:sz="4" w:space="0" w:color="000000"/>
+              <w:right w:val="single" w:sz="4" w:space="0" w:color="000000"/>
+            </w:tcBorders>
+          </w:tcPr>
+          <w:p>
+            <w:pPr>
+              <w:pStyle w:val="10"/>
+              <w:pBdr>
+                <w:top w:val="nil"/>
+                <w:left w:val="nil"/>
+                <w:bottom w:val="nil"/>
+                <w:right w:val="nil"/>
+                <w:between w:val="nil"/>
+              </w:pBdr>
+              <w:tabs>
+                <w:tab w:val="left" w:pos="560"/>
+                <w:tab w:val="left" w:pos="1120"/>
+                <w:tab w:val="left" w:pos="1680"/>
+                <w:tab w:val="left" w:pos="2240"/>
+                <w:tab w:val="left" w:pos="2800"/>
+                <w:tab w:val="left" w:pos="3360"/>
+                <w:tab w:val="left" w:pos="3920"/>
+                <w:tab w:val="left" w:pos="4480"/>
+                <w:tab w:val="left" w:pos="5040"/>
+                <w:tab w:val="left" w:pos="5600"/>
+                <w:tab w:val="left" w:pos="6160"/>
+                <w:tab w:val="left" w:pos="6720"/>
+              </w:tabs>
+              <w:rPr>
+                <w:rFonts w:ascii="Calibri" w:eastAsia="Calibri" w:hAnsi="Calibri" w:cs="Calibri"/>
+                <w:color w:val="000000"/>
+                <w:sz w:val="22"/>
+                <w:szCs w:val="22"/>
+              </w:rPr>
+            </w:pPr>
+          </w:p>
+        </w:tc>
+        <w:tc>
+          <w:tcPr>
+            <w:tcW w:w="2552" w:type="dxa"/>
+            <w:vMerge/>
+            <w:tcBorders>
+              <w:top w:val="single" w:sz="4" w:space="0" w:color="000000"/>
+              <w:left w:val="single" w:sz="4" w:space="0" w:color="000000"/>
+              <w:bottom w:val="single" w:sz="4" w:space="0" w:color="000000"/>
+              <w:right w:val="single" w:sz="4" w:space="0" w:color="000000"/>
+            </w:tcBorders>
+          </w:tcPr>
+          <w:p>
+            <w:pPr>
+              <w:pStyle w:val="10"/>
+              <w:pBdr>
+                <w:top w:val="nil"/>
+                <w:left w:val="nil"/>
+                <w:bottom w:val="nil"/>
+                <w:right w:val="nil"/>
+                <w:between w:val="nil"/>
+              </w:pBdr>
+              <w:tabs>
+                <w:tab w:val="left" w:pos="-15"/>
+              </w:tabs>
+              <w:rPr>
+                <w:rFonts w:ascii="Calibri" w:eastAsia="Calibri" w:hAnsi="Calibri" w:cs="Calibri"/>
+                <w:color w:val="000000"/>
+                <w:sz w:val="22"/>
+                <w:szCs w:val="22"/>
+              </w:rPr>
+            </w:pPr>
+          </w:p>
+        </w:tc>
+        <w:tc>
+          <w:tcPr>
+            <w:tcW w:w="1134" w:type="dxa"/>
+            <w:vMerge/>
+            <w:tcBorders>
+              <w:top w:val="single" w:sz="4" w:space="0" w:color="000000"/>
+              <w:left w:val="single" w:sz="4" w:space="0" w:color="000000"/>
+              <w:bottom w:val="single" w:sz="4" w:space="0" w:color="000000"/>
+              <w:right w:val="single" w:sz="4" w:space="0" w:color="000000"/>
+            </w:tcBorders>
+          </w:tcPr>
+          <w:p>
+            <w:pPr>
+              <w:pStyle w:val="10"/>
+              <w:pBdr>
+                <w:top w:val="nil"/>
+                <w:left w:val="nil"/>
+                <w:bottom w:val="nil"/>
+                <w:right w:val="nil"/>
+                <w:between w:val="nil"/>
+              </w:pBdr>
+              <w:jc w:val="both"/>
+              <w:rPr>
+                <w:color w:val="000000"/>
+                <w:sz w:val="20"/>
+                <w:szCs w:val="20"/>
+              </w:rPr>
+            </w:pPr>
+          </w:p>
+        </w:tc>
+        <w:tc>
+          <w:tcPr>
+            <w:tcW w:w="1498" w:type="dxa"/>
+            <w:vMerge/>
+            <w:tcBorders>
+              <w:top w:val="single" w:sz="4" w:space="0" w:color="000000"/>
+              <w:left w:val="single" w:sz="4" w:space="0" w:color="000000"/>
+              <w:bottom w:val="single" w:sz="4" w:space="0" w:color="000000"/>
+              <w:right w:val="single" w:sz="4" w:space="0" w:color="000000"/>
+            </w:tcBorders>
+          </w:tcPr>
+          <w:p>
+            <w:pPr>
+              <w:pStyle w:val="10"/>
+              <w:pBdr>
+                <w:top w:val="nil"/>
+                <w:left w:val="nil"/>
+                <w:bottom w:val="nil"/>
+                <w:right w:val="nil"/>
+                <w:between w:val="nil"/>
+              </w:pBdr>
+              <w:jc w:val="both"/>
+              <w:rPr>
+                <w:color w:val="000000"/>
+                <w:sz w:val="20"/>
+                <w:szCs w:val="20"/>
+              </w:rPr>
+            </w:pPr>
           </w:p>
         </w:tc>
       </w:tr>
@@ -2097,55 +2582,474 @@
           </w:tcPr>
           <w:p>
             <w:pPr>
-              <w:rPr>
-                <w:color w:val="000000"/>
-              </w:rPr>
-            </w:pPr>
-            <w:r>
-              <w:t>2.1.</w:t>
-            </w:r>
-            <w:r>
-              <w:t xml:space="preserve"> </w:t>
-            </w:r>
-            <w:r>
-              <w:rPr>
-                <w:color w:val="000000"/>
-              </w:rPr>
-              <w:t>Подобрать удобный для себя</w:t>
-            </w:r>
-            <w:r>
-              <w:rPr>
-                <w:color w:val="000000"/>
-              </w:rPr>
-              <w:t xml:space="preserve"> </w:t>
-            </w:r>
-            <w:r>
-              <w:rPr>
-                <w:color w:val="000000"/>
-              </w:rPr>
-              <w:t xml:space="preserve">инструмент управления личным временем (тайм-менеджмента) и использовав его спланировать работу над заданиями практики. </w:t>
-            </w:r>
-          </w:p>
-          <w:p>
-            <w:pPr>
-              <w:rPr>
-                <w:color w:val="000000"/>
-              </w:rPr>
-            </w:pPr>
-          </w:p>
-          <w:p>
-            <w:pPr>
-              <w:rPr>
-                <w:color w:val="000000"/>
-              </w:rPr>
-            </w:pPr>
-            <w:r>
-              <w:rPr>
-                <w:color w:val="000000"/>
-              </w:rPr>
-              <w:t xml:space="preserve">Отобразить результаты использования инструмента, его достоинства и недостатки, оценить удобство и эффективность работы с ним. </w:t>
-            </w:r>
-          </w:p>
+              <w:pStyle w:val="10"/>
+              <w:tabs>
+                <w:tab w:val="left" w:pos="560"/>
+                <w:tab w:val="left" w:pos="1120"/>
+                <w:tab w:val="left" w:pos="1680"/>
+                <w:tab w:val="left" w:pos="2240"/>
+                <w:tab w:val="left" w:pos="2800"/>
+                <w:tab w:val="left" w:pos="3360"/>
+                <w:tab w:val="left" w:pos="3920"/>
+                <w:tab w:val="left" w:pos="4480"/>
+                <w:tab w:val="left" w:pos="5040"/>
+                <w:tab w:val="left" w:pos="5600"/>
+                <w:tab w:val="left" w:pos="6160"/>
+                <w:tab w:val="left" w:pos="6720"/>
+              </w:tabs>
+              <w:spacing w:after="200"/>
+              <w:jc w:val="both"/>
+            </w:pPr>
+            <w:r>
+              <w:t xml:space="preserve">2.2. </w:t>
+            </w:r>
+            <w:r>
+              <w:t>Используемые показатели</w:t>
+            </w:r>
+          </w:p>
+          <w:p>
+            <w:pPr>
+              <w:pStyle w:val="10"/>
+              <w:tabs>
+                <w:tab w:val="left" w:pos="560"/>
+                <w:tab w:val="left" w:pos="1120"/>
+                <w:tab w:val="left" w:pos="1680"/>
+                <w:tab w:val="left" w:pos="2240"/>
+                <w:tab w:val="left" w:pos="2800"/>
+                <w:tab w:val="left" w:pos="3360"/>
+                <w:tab w:val="left" w:pos="3920"/>
+                <w:tab w:val="left" w:pos="4480"/>
+                <w:tab w:val="left" w:pos="5040"/>
+                <w:tab w:val="left" w:pos="5600"/>
+                <w:tab w:val="left" w:pos="6160"/>
+                <w:tab w:val="left" w:pos="6720"/>
+              </w:tabs>
+              <w:spacing w:after="200"/>
+              <w:jc w:val="both"/>
+            </w:pPr>
+            <w:r>
+              <w:t>В программе используются следующие показатели.</w:t>
+            </w:r>
+          </w:p>
+          <w:p>
+            <w:pPr>
+              <w:pStyle w:val="10"/>
+              <w:tabs>
+                <w:tab w:val="left" w:pos="560"/>
+                <w:tab w:val="left" w:pos="1120"/>
+                <w:tab w:val="left" w:pos="1680"/>
+                <w:tab w:val="left" w:pos="2240"/>
+                <w:tab w:val="left" w:pos="2800"/>
+                <w:tab w:val="left" w:pos="3360"/>
+                <w:tab w:val="left" w:pos="3920"/>
+                <w:tab w:val="left" w:pos="4480"/>
+                <w:tab w:val="left" w:pos="5040"/>
+                <w:tab w:val="left" w:pos="5600"/>
+                <w:tab w:val="left" w:pos="6160"/>
+                <w:tab w:val="left" w:pos="6720"/>
+              </w:tabs>
+              <w:spacing w:after="200"/>
+              <w:jc w:val="both"/>
+            </w:pPr>
+            <w:r>
+              <w:t>CTR показывает отношение количества переходов к количеству показов:</w:t>
+            </w:r>
+          </w:p>
+          <w:p>
+            <w:pPr>
+              <w:pStyle w:val="10"/>
+              <w:tabs>
+                <w:tab w:val="left" w:pos="560"/>
+                <w:tab w:val="left" w:pos="1120"/>
+                <w:tab w:val="left" w:pos="1680"/>
+                <w:tab w:val="left" w:pos="2240"/>
+                <w:tab w:val="left" w:pos="2800"/>
+                <w:tab w:val="left" w:pos="3360"/>
+                <w:tab w:val="left" w:pos="3920"/>
+                <w:tab w:val="left" w:pos="4480"/>
+                <w:tab w:val="left" w:pos="5040"/>
+                <w:tab w:val="left" w:pos="5600"/>
+                <w:tab w:val="left" w:pos="6160"/>
+                <w:tab w:val="left" w:pos="6720"/>
+              </w:tabs>
+              <w:spacing w:after="200"/>
+              <w:jc w:val="both"/>
+            </w:pPr>
+            <w:r>
+              <w:t>CTR = (количество переходов/ количество показов) × 100%</w:t>
+            </w:r>
+          </w:p>
+          <w:p>
+            <w:pPr>
+              <w:pStyle w:val="10"/>
+              <w:tabs>
+                <w:tab w:val="left" w:pos="560"/>
+                <w:tab w:val="left" w:pos="1120"/>
+                <w:tab w:val="left" w:pos="1680"/>
+                <w:tab w:val="left" w:pos="2240"/>
+                <w:tab w:val="left" w:pos="2800"/>
+                <w:tab w:val="left" w:pos="3360"/>
+                <w:tab w:val="left" w:pos="3920"/>
+                <w:tab w:val="left" w:pos="4480"/>
+                <w:tab w:val="left" w:pos="5040"/>
+                <w:tab w:val="left" w:pos="5600"/>
+                <w:tab w:val="left" w:pos="6160"/>
+                <w:tab w:val="left" w:pos="6720"/>
+              </w:tabs>
+              <w:spacing w:after="200"/>
+              <w:jc w:val="both"/>
+            </w:pPr>
+            <w:r>
+              <w:t>Стоимость одного перехода рассчитывается следующим образом:</w:t>
+            </w:r>
+          </w:p>
+          <w:p>
+            <w:pPr>
+              <w:pStyle w:val="10"/>
+              <w:tabs>
+                <w:tab w:val="left" w:pos="560"/>
+                <w:tab w:val="left" w:pos="1120"/>
+                <w:tab w:val="left" w:pos="1680"/>
+                <w:tab w:val="left" w:pos="2240"/>
+                <w:tab w:val="left" w:pos="2800"/>
+                <w:tab w:val="left" w:pos="3360"/>
+                <w:tab w:val="left" w:pos="3920"/>
+                <w:tab w:val="left" w:pos="4480"/>
+                <w:tab w:val="left" w:pos="5040"/>
+                <w:tab w:val="left" w:pos="5600"/>
+                <w:tab w:val="left" w:pos="6160"/>
+                <w:tab w:val="left" w:pos="6720"/>
+              </w:tabs>
+              <w:spacing w:after="200"/>
+              <w:jc w:val="both"/>
+            </w:pPr>
+            <w:r>
+              <w:t>CPC = рекламный бюджет / количество переходов</w:t>
+            </w:r>
+          </w:p>
+          <w:p>
+            <w:pPr>
+              <w:pStyle w:val="10"/>
+              <w:tabs>
+                <w:tab w:val="left" w:pos="560"/>
+                <w:tab w:val="left" w:pos="1120"/>
+                <w:tab w:val="left" w:pos="1680"/>
+                <w:tab w:val="left" w:pos="2240"/>
+                <w:tab w:val="left" w:pos="2800"/>
+                <w:tab w:val="left" w:pos="3360"/>
+                <w:tab w:val="left" w:pos="3920"/>
+                <w:tab w:val="left" w:pos="4480"/>
+                <w:tab w:val="left" w:pos="5040"/>
+                <w:tab w:val="left" w:pos="5600"/>
+                <w:tab w:val="left" w:pos="6160"/>
+                <w:tab w:val="left" w:pos="6720"/>
+              </w:tabs>
+              <w:spacing w:after="200"/>
+              <w:jc w:val="both"/>
+            </w:pPr>
+            <w:r>
+              <w:t>Стоимость одной заявки:</w:t>
+            </w:r>
+          </w:p>
+          <w:p>
+            <w:pPr>
+              <w:pStyle w:val="10"/>
+              <w:tabs>
+                <w:tab w:val="left" w:pos="560"/>
+                <w:tab w:val="left" w:pos="1120"/>
+                <w:tab w:val="left" w:pos="1680"/>
+                <w:tab w:val="left" w:pos="2240"/>
+                <w:tab w:val="left" w:pos="2800"/>
+                <w:tab w:val="left" w:pos="3360"/>
+                <w:tab w:val="left" w:pos="3920"/>
+                <w:tab w:val="left" w:pos="4480"/>
+                <w:tab w:val="left" w:pos="5040"/>
+                <w:tab w:val="left" w:pos="5600"/>
+                <w:tab w:val="left" w:pos="6160"/>
+                <w:tab w:val="left" w:pos="6720"/>
+              </w:tabs>
+              <w:spacing w:after="200"/>
+              <w:jc w:val="both"/>
+              <w:rPr>
+                <w:color w:val="000000"/>
+              </w:rPr>
+            </w:pPr>
+            <w:r>
+              <w:lastRenderedPageBreak/>
+              <w:t>CPL = рекламный бюджет / количество заявок</w:t>
+            </w:r>
+          </w:p>
+          <w:p>
+            <w:pPr>
+              <w:pStyle w:val="10"/>
+              <w:tabs>
+                <w:tab w:val="left" w:pos="560"/>
+                <w:tab w:val="left" w:pos="1120"/>
+                <w:tab w:val="left" w:pos="1680"/>
+                <w:tab w:val="left" w:pos="2240"/>
+                <w:tab w:val="left" w:pos="2800"/>
+                <w:tab w:val="left" w:pos="3360"/>
+                <w:tab w:val="left" w:pos="3920"/>
+                <w:tab w:val="left" w:pos="4480"/>
+                <w:tab w:val="left" w:pos="5040"/>
+                <w:tab w:val="left" w:pos="5600"/>
+                <w:tab w:val="left" w:pos="6160"/>
+                <w:tab w:val="left" w:pos="6720"/>
+              </w:tabs>
+              <w:spacing w:after="200"/>
+              <w:jc w:val="both"/>
+              <w:rPr>
+                <w:color w:val="000000"/>
+              </w:rPr>
+            </w:pPr>
+          </w:p>
+        </w:tc>
+        <w:tc>
+          <w:tcPr>
+            <w:tcW w:w="2552" w:type="dxa"/>
+            <w:vMerge w:val="restart"/>
+            <w:tcBorders>
+              <w:top w:val="single" w:sz="4" w:space="0" w:color="000000"/>
+              <w:left w:val="single" w:sz="4" w:space="0" w:color="000000"/>
+              <w:bottom w:val="single" w:sz="4" w:space="0" w:color="000000"/>
+              <w:right w:val="single" w:sz="4" w:space="0" w:color="000000"/>
+            </w:tcBorders>
+          </w:tcPr>
+          <w:p>
+            <w:pPr>
+              <w:pStyle w:val="ad"/>
+              <w:shd w:val="clear" w:color="auto" w:fill="FFFFFF"/>
+              <w:spacing w:before="0" w:beforeAutospacing="0" w:after="0" w:afterAutospacing="0"/>
+            </w:pPr>
+            <w:r>
+              <w:lastRenderedPageBreak/>
+              <w:t xml:space="preserve">Текстовый отчет в виде </w:t>
+            </w:r>
+          </w:p>
+        </w:tc>
+        <w:tc>
+          <w:tcPr>
+            <w:tcW w:w="1134" w:type="dxa"/>
+            <w:vMerge w:val="restart"/>
+            <w:tcBorders>
+              <w:top w:val="single" w:sz="4" w:space="0" w:color="000000"/>
+              <w:left w:val="single" w:sz="4" w:space="0" w:color="000000"/>
+              <w:bottom w:val="single" w:sz="4" w:space="0" w:color="000000"/>
+              <w:right w:val="single" w:sz="4" w:space="0" w:color="000000"/>
+            </w:tcBorders>
+          </w:tcPr>
+          <w:p>
+            <w:pPr>
+              <w:pStyle w:val="10"/>
+              <w:pBdr>
+                <w:top w:val="nil"/>
+                <w:left w:val="nil"/>
+                <w:bottom w:val="nil"/>
+                <w:right w:val="nil"/>
+                <w:between w:val="nil"/>
+              </w:pBdr>
+              <w:jc w:val="both"/>
+              <w:rPr>
+                <w:color w:val="000000"/>
+                <w:sz w:val="20"/>
+                <w:szCs w:val="20"/>
+                <w:lang w:val="en-US"/>
+              </w:rPr>
+            </w:pPr>
+            <w:r>
+              <w:rPr>
+                <w:color w:val="000000"/>
+                <w:sz w:val="20"/>
+                <w:szCs w:val="20"/>
+                <w:lang w:val="en-US"/>
+              </w:rPr>
+              <w:t>14.09.2026</w:t>
+            </w:r>
+          </w:p>
+        </w:tc>
+        <w:tc>
+          <w:tcPr>
+            <w:tcW w:w="1498" w:type="dxa"/>
+            <w:vMerge w:val="restart"/>
+            <w:tcBorders>
+              <w:top w:val="single" w:sz="4" w:space="0" w:color="000000"/>
+              <w:left w:val="single" w:sz="4" w:space="0" w:color="000000"/>
+              <w:bottom w:val="single" w:sz="4" w:space="0" w:color="000000"/>
+              <w:right w:val="single" w:sz="4" w:space="0" w:color="000000"/>
+            </w:tcBorders>
+          </w:tcPr>
+          <w:p>
+            <w:pPr>
+              <w:pStyle w:val="10"/>
+              <w:pBdr>
+                <w:top w:val="nil"/>
+                <w:left w:val="nil"/>
+                <w:bottom w:val="nil"/>
+                <w:right w:val="nil"/>
+                <w:between w:val="nil"/>
+              </w:pBdr>
+              <w:jc w:val="both"/>
+              <w:rPr>
+                <w:color w:val="000000"/>
+                <w:sz w:val="20"/>
+                <w:szCs w:val="20"/>
+                <w:lang w:val="en-US"/>
+              </w:rPr>
+            </w:pPr>
+            <w:r>
+              <w:rPr>
+                <w:color w:val="000000"/>
+                <w:sz w:val="20"/>
+                <w:szCs w:val="20"/>
+                <w:lang w:val="en-US"/>
+              </w:rPr>
+              <w:t>14.09.2026</w:t>
+            </w:r>
+          </w:p>
+        </w:tc>
+      </w:tr>
+      <w:tr>
+        <w:trPr>
+          <w:trHeight w:val="480"/>
+        </w:trPr>
+        <w:tc>
+          <w:tcPr>
+            <w:tcW w:w="4536" w:type="dxa"/>
+            <w:vMerge/>
+            <w:tcBorders>
+              <w:top w:val="single" w:sz="4" w:space="0" w:color="000000"/>
+              <w:left w:val="single" w:sz="4" w:space="0" w:color="000000"/>
+              <w:bottom w:val="single" w:sz="4" w:space="0" w:color="000000"/>
+              <w:right w:val="single" w:sz="4" w:space="0" w:color="000000"/>
+            </w:tcBorders>
+          </w:tcPr>
+          <w:p>
+            <w:pPr>
+              <w:pStyle w:val="10"/>
+              <w:pBdr>
+                <w:top w:val="nil"/>
+                <w:left w:val="nil"/>
+                <w:bottom w:val="nil"/>
+                <w:right w:val="nil"/>
+                <w:between w:val="nil"/>
+              </w:pBdr>
+              <w:tabs>
+                <w:tab w:val="left" w:pos="560"/>
+                <w:tab w:val="left" w:pos="1120"/>
+                <w:tab w:val="left" w:pos="1680"/>
+                <w:tab w:val="left" w:pos="2240"/>
+                <w:tab w:val="left" w:pos="2800"/>
+                <w:tab w:val="left" w:pos="3360"/>
+                <w:tab w:val="left" w:pos="3920"/>
+                <w:tab w:val="left" w:pos="4480"/>
+                <w:tab w:val="left" w:pos="5040"/>
+                <w:tab w:val="left" w:pos="5600"/>
+                <w:tab w:val="left" w:pos="6160"/>
+                <w:tab w:val="left" w:pos="6720"/>
+              </w:tabs>
+              <w:jc w:val="both"/>
+              <w:rPr>
+                <w:color w:val="000000"/>
+              </w:rPr>
+            </w:pPr>
+          </w:p>
+        </w:tc>
+        <w:tc>
+          <w:tcPr>
+            <w:tcW w:w="2552" w:type="dxa"/>
+            <w:vMerge/>
+            <w:tcBorders>
+              <w:top w:val="single" w:sz="4" w:space="0" w:color="000000"/>
+              <w:left w:val="single" w:sz="4" w:space="0" w:color="000000"/>
+              <w:bottom w:val="single" w:sz="4" w:space="0" w:color="000000"/>
+              <w:right w:val="single" w:sz="4" w:space="0" w:color="000000"/>
+            </w:tcBorders>
+          </w:tcPr>
+          <w:p>
+            <w:pPr>
+              <w:pStyle w:val="10"/>
+              <w:rPr>
+                <w:color w:val="000000"/>
+              </w:rPr>
+            </w:pPr>
+          </w:p>
+        </w:tc>
+        <w:tc>
+          <w:tcPr>
+            <w:tcW w:w="1134" w:type="dxa"/>
+            <w:vMerge/>
+            <w:tcBorders>
+              <w:top w:val="single" w:sz="4" w:space="0" w:color="000000"/>
+              <w:left w:val="single" w:sz="4" w:space="0" w:color="000000"/>
+              <w:bottom w:val="single" w:sz="4" w:space="0" w:color="000000"/>
+              <w:right w:val="single" w:sz="4" w:space="0" w:color="000000"/>
+            </w:tcBorders>
+          </w:tcPr>
+          <w:p>
+            <w:pPr>
+              <w:pStyle w:val="10"/>
+              <w:pBdr>
+                <w:top w:val="nil"/>
+                <w:left w:val="nil"/>
+                <w:bottom w:val="nil"/>
+                <w:right w:val="nil"/>
+                <w:between w:val="nil"/>
+              </w:pBdr>
+              <w:jc w:val="both"/>
+              <w:rPr>
+                <w:color w:val="000000"/>
+                <w:sz w:val="20"/>
+                <w:szCs w:val="20"/>
+              </w:rPr>
+            </w:pPr>
+          </w:p>
+        </w:tc>
+        <w:tc>
+          <w:tcPr>
+            <w:tcW w:w="1498" w:type="dxa"/>
+            <w:vMerge/>
+            <w:tcBorders>
+              <w:top w:val="single" w:sz="4" w:space="0" w:color="000000"/>
+              <w:left w:val="single" w:sz="4" w:space="0" w:color="000000"/>
+              <w:bottom w:val="single" w:sz="4" w:space="0" w:color="000000"/>
+              <w:right w:val="single" w:sz="4" w:space="0" w:color="000000"/>
+            </w:tcBorders>
+          </w:tcPr>
+          <w:p>
+            <w:pPr>
+              <w:pStyle w:val="10"/>
+              <w:pBdr>
+                <w:top w:val="nil"/>
+                <w:left w:val="nil"/>
+                <w:bottom w:val="nil"/>
+                <w:right w:val="nil"/>
+                <w:between w:val="nil"/>
+              </w:pBdr>
+              <w:jc w:val="both"/>
+              <w:rPr>
+                <w:color w:val="000000"/>
+                <w:sz w:val="20"/>
+                <w:szCs w:val="20"/>
+              </w:rPr>
+            </w:pPr>
+          </w:p>
+        </w:tc>
+      </w:tr>
+      <w:tr>
+        <w:trPr>
+          <w:trHeight w:val="517"/>
+        </w:trPr>
+        <w:tc>
+          <w:tcPr>
+            <w:tcW w:w="4536" w:type="dxa"/>
+            <w:vMerge w:val="restart"/>
+            <w:tcBorders>
+              <w:top w:val="single" w:sz="4" w:space="0" w:color="000000"/>
+              <w:left w:val="single" w:sz="4" w:space="0" w:color="000000"/>
+              <w:bottom w:val="single" w:sz="4" w:space="0" w:color="000000"/>
+              <w:right w:val="single" w:sz="4" w:space="0" w:color="000000"/>
+            </w:tcBorders>
+          </w:tcPr>
           <w:p>
             <w:pPr>
               <w:pStyle w:val="10"/>
@@ -2172,10 +3076,16 @@
               </w:tabs>
               <w:spacing w:after="200" w:line="276" w:lineRule="auto"/>
               <w:jc w:val="both"/>
-              <w:rPr>
-                <w:color w:val="000000"/>
-              </w:rPr>
-            </w:pPr>
+            </w:pPr>
+            <w:r>
+              <w:t>2.3.</w:t>
+            </w:r>
+            <w:r>
+              <w:t xml:space="preserve"> </w:t>
+            </w:r>
+            <w:r>
+              <w:t xml:space="preserve">Программная реализация </w:t>
+            </w:r>
           </w:p>
           <w:p>
             <w:pPr>
@@ -2204,20 +3114,147 @@
               <w:spacing w:after="200" w:line="276" w:lineRule="auto"/>
               <w:jc w:val="both"/>
               <w:rPr>
-                <w:color w:val="000000"/>
-              </w:rPr>
-            </w:pPr>
-          </w:p>
-          <w:p>
-            <w:pPr>
-              <w:pStyle w:val="10"/>
-              <w:pBdr>
-                <w:top w:val="nil"/>
-                <w:left w:val="nil"/>
-                <w:bottom w:val="nil"/>
-                <w:right w:val="nil"/>
-                <w:between w:val="nil"/>
-              </w:pBdr>
+                <w:lang w:val="en-US"/>
+              </w:rPr>
+            </w:pPr>
+          </w:p>
+        </w:tc>
+        <w:tc>
+          <w:tcPr>
+            <w:tcW w:w="2552" w:type="dxa"/>
+            <w:vMerge w:val="restart"/>
+            <w:tcBorders>
+              <w:top w:val="single" w:sz="4" w:space="0" w:color="000000"/>
+              <w:left w:val="single" w:sz="4" w:space="0" w:color="000000"/>
+              <w:bottom w:val="single" w:sz="4" w:space="0" w:color="000000"/>
+              <w:right w:val="single" w:sz="4" w:space="0" w:color="000000"/>
+            </w:tcBorders>
+          </w:tcPr>
+          <w:p>
+            <w:pPr>
+              <w:jc w:val="both"/>
+              <w:rPr>
+                <w:color w:val="000000" w:themeColor="text1"/>
+              </w:rPr>
+            </w:pPr>
+            <w:r>
+              <w:rPr>
+                <w:color w:val="000000" w:themeColor="text1"/>
+              </w:rPr>
+              <w:t>QR-код задания (на GIT-репозиторий):</w:t>
+            </w:r>
+          </w:p>
+          <w:p>
+            <w:pPr>
+              <w:pStyle w:val="10"/>
+              <w:pBdr>
+                <w:top w:val="nil"/>
+                <w:left w:val="nil"/>
+                <w:bottom w:val="nil"/>
+                <w:right w:val="nil"/>
+                <w:between w:val="nil"/>
+              </w:pBdr>
+              <w:rPr>
+                <w:rFonts w:ascii="Calibri" w:eastAsia="Calibri" w:hAnsi="Calibri" w:cs="Calibri"/>
+                <w:sz w:val="22"/>
+                <w:szCs w:val="22"/>
+              </w:rPr>
+            </w:pPr>
+          </w:p>
+        </w:tc>
+        <w:tc>
+          <w:tcPr>
+            <w:tcW w:w="1134" w:type="dxa"/>
+            <w:vMerge w:val="restart"/>
+            <w:tcBorders>
+              <w:top w:val="single" w:sz="4" w:space="0" w:color="000000"/>
+              <w:left w:val="single" w:sz="4" w:space="0" w:color="000000"/>
+              <w:bottom w:val="single" w:sz="4" w:space="0" w:color="000000"/>
+              <w:right w:val="single" w:sz="4" w:space="0" w:color="000000"/>
+            </w:tcBorders>
+          </w:tcPr>
+          <w:p>
+            <w:pPr>
+              <w:pStyle w:val="10"/>
+              <w:pBdr>
+                <w:top w:val="nil"/>
+                <w:left w:val="nil"/>
+                <w:bottom w:val="nil"/>
+                <w:right w:val="nil"/>
+                <w:between w:val="nil"/>
+              </w:pBdr>
+              <w:jc w:val="both"/>
+              <w:rPr>
+                <w:color w:val="000000"/>
+                <w:sz w:val="20"/>
+                <w:szCs w:val="20"/>
+              </w:rPr>
+            </w:pPr>
+            <w:r>
+              <w:rPr>
+                <w:color w:val="000000"/>
+                <w:sz w:val="20"/>
+                <w:szCs w:val="20"/>
+              </w:rPr>
+              <w:t>14.09.2026</w:t>
+            </w:r>
+          </w:p>
+        </w:tc>
+        <w:tc>
+          <w:tcPr>
+            <w:tcW w:w="1498" w:type="dxa"/>
+            <w:vMerge w:val="restart"/>
+            <w:tcBorders>
+              <w:top w:val="single" w:sz="4" w:space="0" w:color="000000"/>
+              <w:left w:val="single" w:sz="4" w:space="0" w:color="000000"/>
+              <w:bottom w:val="single" w:sz="4" w:space="0" w:color="000000"/>
+              <w:right w:val="single" w:sz="4" w:space="0" w:color="000000"/>
+            </w:tcBorders>
+          </w:tcPr>
+          <w:p>
+            <w:pPr>
+              <w:pStyle w:val="10"/>
+              <w:pBdr>
+                <w:top w:val="nil"/>
+                <w:left w:val="nil"/>
+                <w:bottom w:val="nil"/>
+                <w:right w:val="nil"/>
+                <w:between w:val="nil"/>
+              </w:pBdr>
+              <w:jc w:val="both"/>
+              <w:rPr>
+                <w:sz w:val="20"/>
+                <w:szCs w:val="20"/>
+              </w:rPr>
+            </w:pPr>
+            <w:r>
+              <w:rPr>
+                <w:sz w:val="20"/>
+                <w:szCs w:val="20"/>
+              </w:rPr>
+              <w:t>14.09.2026</w:t>
+            </w:r>
+          </w:p>
+        </w:tc>
+      </w:tr>
+      <w:tr>
+        <w:trPr>
+          <w:trHeight w:val="480"/>
+        </w:trPr>
+        <w:tc>
+          <w:tcPr>
+            <w:tcW w:w="4536" w:type="dxa"/>
+            <w:vMerge/>
+            <w:tcBorders>
+              <w:top w:val="single" w:sz="4" w:space="0" w:color="000000"/>
+              <w:left w:val="single" w:sz="4" w:space="0" w:color="000000"/>
+              <w:bottom w:val="single" w:sz="4" w:space="0" w:color="000000"/>
+              <w:right w:val="single" w:sz="4" w:space="0" w:color="000000"/>
+            </w:tcBorders>
+          </w:tcPr>
+          <w:p>
+            <w:pPr>
+              <w:pStyle w:val="10"/>
               <w:tabs>
                 <w:tab w:val="left" w:pos="560"/>
                 <w:tab w:val="left" w:pos="1120"/>
@@ -2232,13 +3269,531 @@
                 <w:tab w:val="left" w:pos="6160"/>
                 <w:tab w:val="left" w:pos="6720"/>
               </w:tabs>
+              <w:jc w:val="both"/>
+            </w:pPr>
+          </w:p>
+        </w:tc>
+        <w:tc>
+          <w:tcPr>
+            <w:tcW w:w="2552" w:type="dxa"/>
+            <w:vMerge/>
+            <w:tcBorders>
+              <w:top w:val="single" w:sz="4" w:space="0" w:color="000000"/>
+              <w:left w:val="single" w:sz="4" w:space="0" w:color="000000"/>
+              <w:bottom w:val="single" w:sz="4" w:space="0" w:color="000000"/>
+              <w:right w:val="single" w:sz="4" w:space="0" w:color="000000"/>
+            </w:tcBorders>
+          </w:tcPr>
+          <w:p>
+            <w:pPr>
+              <w:pStyle w:val="10"/>
+              <w:tabs>
+                <w:tab w:val="left" w:pos="-15"/>
+              </w:tabs>
+              <w:rPr>
+                <w:rFonts w:ascii="Calibri" w:eastAsia="Calibri" w:hAnsi="Calibri" w:cs="Calibri"/>
+                <w:sz w:val="22"/>
+                <w:szCs w:val="22"/>
+              </w:rPr>
+            </w:pPr>
+          </w:p>
+        </w:tc>
+        <w:tc>
+          <w:tcPr>
+            <w:tcW w:w="1134" w:type="dxa"/>
+            <w:vMerge/>
+            <w:tcBorders>
+              <w:top w:val="single" w:sz="4" w:space="0" w:color="000000"/>
+              <w:left w:val="single" w:sz="4" w:space="0" w:color="000000"/>
+              <w:bottom w:val="single" w:sz="4" w:space="0" w:color="000000"/>
+              <w:right w:val="single" w:sz="4" w:space="0" w:color="000000"/>
+            </w:tcBorders>
+          </w:tcPr>
+          <w:p>
+            <w:pPr>
+              <w:pStyle w:val="10"/>
+              <w:pBdr>
+                <w:top w:val="nil"/>
+                <w:left w:val="nil"/>
+                <w:bottom w:val="nil"/>
+                <w:right w:val="nil"/>
+                <w:between w:val="nil"/>
+              </w:pBdr>
+              <w:jc w:val="both"/>
+              <w:rPr>
+                <w:color w:val="000000"/>
+                <w:sz w:val="20"/>
+                <w:szCs w:val="20"/>
+              </w:rPr>
+            </w:pPr>
+          </w:p>
+        </w:tc>
+        <w:tc>
+          <w:tcPr>
+            <w:tcW w:w="1498" w:type="dxa"/>
+            <w:vMerge/>
+            <w:tcBorders>
+              <w:top w:val="single" w:sz="4" w:space="0" w:color="000000"/>
+              <w:left w:val="single" w:sz="4" w:space="0" w:color="000000"/>
+              <w:bottom w:val="single" w:sz="4" w:space="0" w:color="000000"/>
+              <w:right w:val="single" w:sz="4" w:space="0" w:color="000000"/>
+            </w:tcBorders>
+          </w:tcPr>
+          <w:p>
+            <w:pPr>
+              <w:pStyle w:val="10"/>
+              <w:pBdr>
+                <w:top w:val="nil"/>
+                <w:left w:val="nil"/>
+                <w:bottom w:val="nil"/>
+                <w:right w:val="nil"/>
+                <w:between w:val="nil"/>
+              </w:pBdr>
+              <w:jc w:val="both"/>
+              <w:rPr>
+                <w:sz w:val="20"/>
+                <w:szCs w:val="20"/>
+              </w:rPr>
+            </w:pPr>
+          </w:p>
+        </w:tc>
+      </w:tr>
+      <w:tr>
+        <w:trPr>
+          <w:trHeight w:val="269"/>
+        </w:trPr>
+        <w:tc>
+          <w:tcPr>
+            <w:tcW w:w="4536" w:type="dxa"/>
+            <w:vMerge/>
+            <w:tcBorders>
+              <w:top w:val="single" w:sz="4" w:space="0" w:color="000000"/>
+              <w:left w:val="single" w:sz="4" w:space="0" w:color="000000"/>
+              <w:bottom w:val="single" w:sz="4" w:space="0" w:color="000000"/>
+              <w:right w:val="single" w:sz="4" w:space="0" w:color="000000"/>
+            </w:tcBorders>
+          </w:tcPr>
+          <w:p>
+            <w:pPr>
+              <w:pStyle w:val="10"/>
+              <w:pBdr>
+                <w:top w:val="nil"/>
+                <w:left w:val="nil"/>
+                <w:bottom w:val="nil"/>
+                <w:right w:val="nil"/>
+                <w:between w:val="nil"/>
+              </w:pBdr>
+              <w:jc w:val="both"/>
+              <w:rPr>
+                <w:rFonts w:ascii="Calibri" w:eastAsia="Calibri" w:hAnsi="Calibri" w:cs="Calibri"/>
+                <w:color w:val="000000"/>
+                <w:sz w:val="22"/>
+                <w:szCs w:val="22"/>
+              </w:rPr>
+            </w:pPr>
+          </w:p>
+        </w:tc>
+        <w:tc>
+          <w:tcPr>
+            <w:tcW w:w="2552" w:type="dxa"/>
+            <w:vMerge/>
+            <w:tcBorders>
+              <w:top w:val="single" w:sz="4" w:space="0" w:color="000000"/>
+              <w:left w:val="single" w:sz="4" w:space="0" w:color="000000"/>
+              <w:bottom w:val="single" w:sz="4" w:space="0" w:color="000000"/>
+              <w:right w:val="single" w:sz="4" w:space="0" w:color="000000"/>
+            </w:tcBorders>
+          </w:tcPr>
+          <w:p>
+            <w:pPr>
+              <w:pStyle w:val="10"/>
+              <w:pBdr>
+                <w:top w:val="nil"/>
+                <w:left w:val="nil"/>
+                <w:bottom w:val="nil"/>
+                <w:right w:val="nil"/>
+                <w:between w:val="nil"/>
+              </w:pBdr>
+              <w:tabs>
+                <w:tab w:val="left" w:pos="-15"/>
+              </w:tabs>
+              <w:rPr>
+                <w:rFonts w:ascii="Calibri" w:eastAsia="Calibri" w:hAnsi="Calibri" w:cs="Calibri"/>
+                <w:color w:val="000000"/>
+                <w:sz w:val="22"/>
+                <w:szCs w:val="22"/>
+              </w:rPr>
+            </w:pPr>
+          </w:p>
+        </w:tc>
+        <w:tc>
+          <w:tcPr>
+            <w:tcW w:w="1134" w:type="dxa"/>
+            <w:vMerge/>
+            <w:tcBorders>
+              <w:top w:val="single" w:sz="4" w:space="0" w:color="000000"/>
+              <w:left w:val="single" w:sz="4" w:space="0" w:color="000000"/>
+              <w:bottom w:val="single" w:sz="4" w:space="0" w:color="000000"/>
+              <w:right w:val="single" w:sz="4" w:space="0" w:color="000000"/>
+            </w:tcBorders>
+          </w:tcPr>
+          <w:p>
+            <w:pPr>
+              <w:pStyle w:val="10"/>
+              <w:pBdr>
+                <w:top w:val="nil"/>
+                <w:left w:val="nil"/>
+                <w:bottom w:val="nil"/>
+                <w:right w:val="nil"/>
+                <w:between w:val="nil"/>
+              </w:pBdr>
+              <w:jc w:val="both"/>
+              <w:rPr>
+                <w:color w:val="000000"/>
+                <w:sz w:val="20"/>
+                <w:szCs w:val="20"/>
+              </w:rPr>
+            </w:pPr>
+          </w:p>
+        </w:tc>
+        <w:tc>
+          <w:tcPr>
+            <w:tcW w:w="1498" w:type="dxa"/>
+            <w:vMerge/>
+            <w:tcBorders>
+              <w:top w:val="single" w:sz="4" w:space="0" w:color="000000"/>
+              <w:left w:val="single" w:sz="4" w:space="0" w:color="000000"/>
+              <w:bottom w:val="single" w:sz="4" w:space="0" w:color="000000"/>
+              <w:right w:val="single" w:sz="4" w:space="0" w:color="000000"/>
+            </w:tcBorders>
+          </w:tcPr>
+          <w:p>
+            <w:pPr>
+              <w:pStyle w:val="10"/>
+              <w:pBdr>
+                <w:top w:val="nil"/>
+                <w:left w:val="nil"/>
+                <w:bottom w:val="nil"/>
+                <w:right w:val="nil"/>
+                <w:between w:val="nil"/>
+              </w:pBdr>
+              <w:jc w:val="both"/>
+              <w:rPr>
+                <w:color w:val="000000"/>
+                <w:sz w:val="20"/>
+                <w:szCs w:val="20"/>
+              </w:rPr>
+            </w:pPr>
+          </w:p>
+        </w:tc>
+      </w:tr>
+      <w:tr>
+        <w:trPr>
+          <w:trHeight w:val="566"/>
+        </w:trPr>
+        <w:tc>
+          <w:tcPr>
+            <w:tcW w:w="9720" w:type="dxa"/>
+            <w:gridSpan w:val="4"/>
+            <w:tcBorders>
+              <w:top w:val="single" w:sz="4" w:space="0" w:color="000000"/>
+              <w:left w:val="single" w:sz="4" w:space="0" w:color="000000"/>
+              <w:bottom w:val="single" w:sz="4" w:space="0" w:color="000000"/>
+              <w:right w:val="single" w:sz="4" w:space="0" w:color="000000"/>
+            </w:tcBorders>
+          </w:tcPr>
+          <w:p>
+            <w:r>
+              <w:rPr>
+                <w:b/>
+                <w:bCs/>
+              </w:rPr>
+              <w:t>I</w:t>
+            </w:r>
+            <w:r>
+              <w:rPr>
+                <w:b/>
+                <w:bCs/>
+              </w:rPr>
+              <w:t>I</w:t>
+            </w:r>
+            <w:r>
+              <w:rPr>
+                <w:b/>
+                <w:bCs/>
+              </w:rPr>
+              <w:t>I.</w:t>
+            </w:r>
+            <w:r>
+              <w:t xml:space="preserve"> Разработка программы для анализа эффективности рекламных кампаний </w:t>
+            </w:r>
+          </w:p>
+          <w:p>
+            <w:pPr>
+              <w:pStyle w:val="10"/>
+              <w:pBdr>
+                <w:top w:val="nil"/>
+                <w:left w:val="nil"/>
+                <w:bottom w:val="nil"/>
+                <w:right w:val="nil"/>
+                <w:between w:val="nil"/>
+              </w:pBdr>
+              <w:jc w:val="both"/>
+              <w:rPr>
+                <w:color w:val="000000"/>
+                <w:sz w:val="20"/>
+                <w:szCs w:val="20"/>
+              </w:rPr>
+            </w:pPr>
+          </w:p>
+        </w:tc>
+      </w:tr>
+    </w:tbl>
+    <w:tbl>
+      <w:tblPr>
+        <w:tblpPr w:leftFromText="180" w:rightFromText="180" w:vertAnchor="text" w:horzAnchor="margin" w:tblpY="1"/>
+        <w:tblW w:w="9720" w:type="dxa"/>
+        <w:tblBorders>
+          <w:top w:val="single" w:sz="4" w:space="0" w:color="000000"/>
+          <w:left w:val="single" w:sz="4" w:space="0" w:color="000000"/>
+          <w:bottom w:val="single" w:sz="4" w:space="0" w:color="000000"/>
+          <w:right w:val="single" w:sz="4" w:space="0" w:color="000000"/>
+          <w:insideH w:val="single" w:sz="4" w:space="0" w:color="000000"/>
+          <w:insideV w:val="single" w:sz="4" w:space="0" w:color="000000"/>
+        </w:tblBorders>
+        <w:tblLayout w:type="fixed"/>
+        <w:tblLook w:val="0000" w:firstRow="0" w:lastRow="0" w:firstColumn="0" w:lastColumn="0" w:noHBand="0" w:noVBand="0"/>
+      </w:tblPr>
+      <w:tblGrid>
+        <w:gridCol w:w="4536"/>
+        <w:gridCol w:w="2552"/>
+        <w:gridCol w:w="1134"/>
+        <w:gridCol w:w="1498"/>
+      </w:tblGrid>
+      <w:tr>
+        <w:trPr>
+          <w:trHeight w:val="556"/>
+        </w:trPr>
+        <w:tc>
+          <w:tcPr>
+            <w:tcW w:w="4536" w:type="dxa"/>
+            <w:vMerge w:val="restart"/>
+            <w:tcBorders>
+              <w:top w:val="single" w:sz="4" w:space="0" w:color="000000"/>
+              <w:left w:val="single" w:sz="4" w:space="0" w:color="000000"/>
+              <w:bottom w:val="single" w:sz="4" w:space="0" w:color="000000"/>
+              <w:right w:val="single" w:sz="4" w:space="0" w:color="000000"/>
+            </w:tcBorders>
+          </w:tcPr>
+          <w:p>
+            <w:pPr>
+              <w:pStyle w:val="2"/>
+              <w:jc w:val="both"/>
+              <w:rPr>
+                <w:bCs/>
+                <w:color w:val="000000" w:themeColor="text1"/>
+                <w:sz w:val="24"/>
+                <w:szCs w:val="24"/>
+              </w:rPr>
+            </w:pPr>
+            <w:bookmarkStart w:id="0" w:name="_Hlk241623710"/>
+            <w:r>
+              <w:rPr>
+                <w:bCs/>
+                <w:color w:val="000000" w:themeColor="text1"/>
+                <w:sz w:val="24"/>
+                <w:szCs w:val="24"/>
+              </w:rPr>
+              <w:t>3</w:t>
+            </w:r>
+            <w:r>
+              <w:rPr>
+                <w:bCs/>
+                <w:color w:val="000000" w:themeColor="text1"/>
+                <w:sz w:val="24"/>
+                <w:szCs w:val="24"/>
+              </w:rPr>
+              <w:t>.1 Постановка задачи</w:t>
+            </w:r>
+          </w:p>
+          <w:p>
+            <w:pPr>
+              <w:pStyle w:val="10"/>
+            </w:pPr>
+            <w:r>
+              <w:t>Создание таблицы клиентов</w:t>
+            </w:r>
+          </w:p>
+        </w:tc>
+        <w:tc>
+          <w:tcPr>
+            <w:tcW w:w="2552" w:type="dxa"/>
+            <w:vMerge w:val="restart"/>
+            <w:tcBorders>
+              <w:top w:val="single" w:sz="4" w:space="0" w:color="000000"/>
+              <w:left w:val="single" w:sz="4" w:space="0" w:color="000000"/>
+              <w:bottom w:val="single" w:sz="4" w:space="0" w:color="000000"/>
+              <w:right w:val="single" w:sz="4" w:space="0" w:color="000000"/>
+            </w:tcBorders>
+          </w:tcPr>
+          <w:p>
+            <w:pPr>
+              <w:pStyle w:val="10"/>
+              <w:pBdr>
+                <w:top w:val="nil"/>
+                <w:left w:val="nil"/>
+                <w:bottom w:val="nil"/>
+                <w:right w:val="nil"/>
+                <w:between w:val="nil"/>
+              </w:pBdr>
+              <w:tabs>
+                <w:tab w:val="left" w:pos="-15"/>
+              </w:tabs>
+              <w:spacing w:after="200"/>
+              <w:rPr>
+                <w:color w:val="000000"/>
+              </w:rPr>
+            </w:pPr>
+            <w:r>
+              <w:rPr>
+                <w:color w:val="000000"/>
+              </w:rPr>
+              <w:t xml:space="preserve">Текстовый </w:t>
+            </w:r>
+            <w:r>
+              <w:rPr>
+                <w:color w:val="000000"/>
+              </w:rPr>
+              <w:t>документ</w:t>
+            </w:r>
+          </w:p>
+          <w:p>
+            <w:pPr>
+              <w:pStyle w:val="10"/>
+              <w:tabs>
+                <w:tab w:val="left" w:pos="-15"/>
+              </w:tabs>
               <w:spacing w:after="200" w:line="276" w:lineRule="auto"/>
-              <w:jc w:val="both"/>
-              <w:rPr>
-                <w:color w:val="000000"/>
-              </w:rPr>
-            </w:pPr>
-          </w:p>
+              <w:rPr>
+                <w:rFonts w:ascii="Calibri" w:eastAsia="Calibri" w:hAnsi="Calibri" w:cs="Calibri"/>
+                <w:sz w:val="22"/>
+                <w:szCs w:val="22"/>
+              </w:rPr>
+            </w:pPr>
+            <w:r>
+              <w:t xml:space="preserve">Задание опубликовать в электронном портфолио, </w:t>
+            </w:r>
+            <w:r>
+              <w:rPr>
+                <w:color w:val="000000"/>
+                <w:lang w:val="en-US"/>
+              </w:rPr>
+              <w:t>QR</w:t>
+            </w:r>
+            <w:r>
+              <w:rPr>
+                <w:color w:val="000000"/>
+              </w:rPr>
+              <w:t>-код в отчете.</w:t>
+            </w:r>
+          </w:p>
+        </w:tc>
+        <w:tc>
+          <w:tcPr>
+            <w:tcW w:w="1134" w:type="dxa"/>
+            <w:vMerge w:val="restart"/>
+            <w:tcBorders>
+              <w:top w:val="single" w:sz="4" w:space="0" w:color="000000"/>
+              <w:left w:val="single" w:sz="4" w:space="0" w:color="000000"/>
+              <w:bottom w:val="single" w:sz="4" w:space="0" w:color="000000"/>
+              <w:right w:val="single" w:sz="4" w:space="0" w:color="000000"/>
+            </w:tcBorders>
+          </w:tcPr>
+          <w:p>
+            <w:pPr>
+              <w:pStyle w:val="10"/>
+              <w:pBdr>
+                <w:top w:val="nil"/>
+                <w:left w:val="nil"/>
+                <w:bottom w:val="nil"/>
+                <w:right w:val="nil"/>
+                <w:between w:val="nil"/>
+              </w:pBdr>
+              <w:jc w:val="both"/>
+              <w:rPr>
+                <w:color w:val="000000"/>
+                <w:sz w:val="20"/>
+                <w:szCs w:val="20"/>
+                <w:lang w:val="en-US"/>
+              </w:rPr>
+            </w:pPr>
+            <w:r>
+              <w:rPr>
+                <w:color w:val="000000"/>
+                <w:sz w:val="20"/>
+                <w:szCs w:val="20"/>
+                <w:lang w:val="en-US"/>
+              </w:rPr>
+              <w:t>17.09.2026</w:t>
+            </w:r>
+          </w:p>
+        </w:tc>
+        <w:tc>
+          <w:tcPr>
+            <w:tcW w:w="1498" w:type="dxa"/>
+            <w:vMerge w:val="restart"/>
+            <w:tcBorders>
+              <w:top w:val="single" w:sz="4" w:space="0" w:color="000000"/>
+              <w:left w:val="single" w:sz="4" w:space="0" w:color="000000"/>
+              <w:bottom w:val="single" w:sz="4" w:space="0" w:color="000000"/>
+              <w:right w:val="single" w:sz="4" w:space="0" w:color="000000"/>
+            </w:tcBorders>
+          </w:tcPr>
+          <w:p>
+            <w:pPr>
+              <w:pStyle w:val="10"/>
+              <w:pBdr>
+                <w:top w:val="nil"/>
+                <w:left w:val="nil"/>
+                <w:bottom w:val="nil"/>
+                <w:right w:val="nil"/>
+                <w:between w:val="nil"/>
+              </w:pBdr>
+              <w:jc w:val="both"/>
+              <w:rPr>
+                <w:color w:val="000000"/>
+                <w:sz w:val="20"/>
+                <w:szCs w:val="20"/>
+                <w:lang w:val="en-US"/>
+              </w:rPr>
+            </w:pPr>
+            <w:r>
+              <w:rPr>
+                <w:color w:val="000000"/>
+                <w:sz w:val="20"/>
+                <w:szCs w:val="20"/>
+                <w:lang w:val="en-US"/>
+              </w:rPr>
+              <w:t>17.09.2026</w:t>
+            </w:r>
+          </w:p>
+        </w:tc>
+      </w:tr>
+      <w:tr>
+        <w:trPr>
+          <w:trHeight w:val="710"/>
+        </w:trPr>
+        <w:tc>
+          <w:tcPr>
+            <w:tcW w:w="4536" w:type="dxa"/>
+            <w:vMerge/>
+            <w:tcBorders>
+              <w:top w:val="single" w:sz="4" w:space="0" w:color="000000"/>
+              <w:left w:val="single" w:sz="4" w:space="0" w:color="000000"/>
+              <w:bottom w:val="single" w:sz="4" w:space="0" w:color="000000"/>
+              <w:right w:val="single" w:sz="4" w:space="0" w:color="000000"/>
+            </w:tcBorders>
+          </w:tcPr>
           <w:p>
             <w:pPr>
               <w:pStyle w:val="10"/>
@@ -2263,13 +3818,336 @@
                 <w:tab w:val="left" w:pos="6160"/>
                 <w:tab w:val="left" w:pos="6720"/>
               </w:tabs>
-              <w:spacing w:after="200" w:line="276" w:lineRule="auto"/>
-              <w:jc w:val="both"/>
-              <w:rPr>
-                <w:color w:val="000000"/>
-              </w:rPr>
-            </w:pPr>
-          </w:p>
+              <w:rPr>
+                <w:rFonts w:ascii="Calibri" w:eastAsia="Calibri" w:hAnsi="Calibri" w:cs="Calibri"/>
+                <w:color w:val="000000"/>
+                <w:sz w:val="22"/>
+                <w:szCs w:val="22"/>
+              </w:rPr>
+            </w:pPr>
+          </w:p>
+        </w:tc>
+        <w:tc>
+          <w:tcPr>
+            <w:tcW w:w="2552" w:type="dxa"/>
+            <w:vMerge/>
+            <w:tcBorders>
+              <w:top w:val="single" w:sz="4" w:space="0" w:color="000000"/>
+              <w:left w:val="single" w:sz="4" w:space="0" w:color="000000"/>
+              <w:bottom w:val="single" w:sz="4" w:space="0" w:color="000000"/>
+              <w:right w:val="single" w:sz="4" w:space="0" w:color="000000"/>
+            </w:tcBorders>
+          </w:tcPr>
+          <w:p>
+            <w:pPr>
+              <w:pStyle w:val="10"/>
+              <w:pBdr>
+                <w:top w:val="nil"/>
+                <w:left w:val="nil"/>
+                <w:bottom w:val="nil"/>
+                <w:right w:val="nil"/>
+                <w:between w:val="nil"/>
+              </w:pBdr>
+              <w:tabs>
+                <w:tab w:val="left" w:pos="-15"/>
+              </w:tabs>
+              <w:rPr>
+                <w:rFonts w:ascii="Calibri" w:eastAsia="Calibri" w:hAnsi="Calibri" w:cs="Calibri"/>
+                <w:color w:val="000000"/>
+                <w:sz w:val="22"/>
+                <w:szCs w:val="22"/>
+              </w:rPr>
+            </w:pPr>
+          </w:p>
+        </w:tc>
+        <w:tc>
+          <w:tcPr>
+            <w:tcW w:w="1134" w:type="dxa"/>
+            <w:vMerge/>
+            <w:tcBorders>
+              <w:top w:val="single" w:sz="4" w:space="0" w:color="000000"/>
+              <w:left w:val="single" w:sz="4" w:space="0" w:color="000000"/>
+              <w:bottom w:val="single" w:sz="4" w:space="0" w:color="000000"/>
+              <w:right w:val="single" w:sz="4" w:space="0" w:color="000000"/>
+            </w:tcBorders>
+          </w:tcPr>
+          <w:p>
+            <w:pPr>
+              <w:pStyle w:val="10"/>
+              <w:pBdr>
+                <w:top w:val="nil"/>
+                <w:left w:val="nil"/>
+                <w:bottom w:val="nil"/>
+                <w:right w:val="nil"/>
+                <w:between w:val="nil"/>
+              </w:pBdr>
+              <w:jc w:val="both"/>
+              <w:rPr>
+                <w:color w:val="000000"/>
+                <w:sz w:val="20"/>
+                <w:szCs w:val="20"/>
+              </w:rPr>
+            </w:pPr>
+          </w:p>
+        </w:tc>
+        <w:tc>
+          <w:tcPr>
+            <w:tcW w:w="1498" w:type="dxa"/>
+            <w:vMerge/>
+            <w:tcBorders>
+              <w:top w:val="single" w:sz="4" w:space="0" w:color="000000"/>
+              <w:left w:val="single" w:sz="4" w:space="0" w:color="000000"/>
+              <w:bottom w:val="single" w:sz="4" w:space="0" w:color="000000"/>
+              <w:right w:val="single" w:sz="4" w:space="0" w:color="000000"/>
+            </w:tcBorders>
+          </w:tcPr>
+          <w:p>
+            <w:pPr>
+              <w:pStyle w:val="10"/>
+              <w:pBdr>
+                <w:top w:val="nil"/>
+                <w:left w:val="nil"/>
+                <w:bottom w:val="nil"/>
+                <w:right w:val="nil"/>
+                <w:between w:val="nil"/>
+              </w:pBdr>
+              <w:jc w:val="both"/>
+              <w:rPr>
+                <w:color w:val="000000"/>
+                <w:sz w:val="20"/>
+                <w:szCs w:val="20"/>
+              </w:rPr>
+            </w:pPr>
+          </w:p>
+        </w:tc>
+      </w:tr>
+      <w:bookmarkEnd w:id="0"/>
+      <w:tr>
+        <w:trPr>
+          <w:trHeight w:val="517"/>
+        </w:trPr>
+        <w:tc>
+          <w:tcPr>
+            <w:tcW w:w="4536" w:type="dxa"/>
+            <w:vMerge w:val="restart"/>
+            <w:tcBorders>
+              <w:top w:val="single" w:sz="4" w:space="0" w:color="000000"/>
+              <w:left w:val="single" w:sz="4" w:space="0" w:color="000000"/>
+              <w:bottom w:val="single" w:sz="4" w:space="0" w:color="000000"/>
+              <w:right w:val="single" w:sz="4" w:space="0" w:color="000000"/>
+            </w:tcBorders>
+          </w:tcPr>
+          <w:p>
+            <w:pPr>
+              <w:pStyle w:val="2"/>
+              <w:jc w:val="both"/>
+              <w:rPr>
+                <w:bCs/>
+                <w:color w:val="000000" w:themeColor="text1"/>
+                <w:sz w:val="24"/>
+                <w:szCs w:val="24"/>
+              </w:rPr>
+            </w:pPr>
+            <w:r>
+              <w:rPr>
+                <w:bCs/>
+                <w:color w:val="000000" w:themeColor="text1"/>
+                <w:sz w:val="24"/>
+                <w:szCs w:val="24"/>
+              </w:rPr>
+              <w:t>3</w:t>
+            </w:r>
+            <w:r>
+              <w:rPr>
+                <w:bCs/>
+                <w:color w:val="000000" w:themeColor="text1"/>
+                <w:sz w:val="24"/>
+                <w:szCs w:val="24"/>
+              </w:rPr>
+              <w:t>.</w:t>
+            </w:r>
+            <w:r>
+              <w:rPr>
+                <w:bCs/>
+                <w:color w:val="000000" w:themeColor="text1"/>
+                <w:sz w:val="24"/>
+                <w:szCs w:val="24"/>
+              </w:rPr>
+              <w:t>2</w:t>
+            </w:r>
+            <w:r>
+              <w:rPr>
+                <w:bCs/>
+                <w:color w:val="000000" w:themeColor="text1"/>
+                <w:sz w:val="24"/>
+                <w:szCs w:val="24"/>
+              </w:rPr>
+              <w:t xml:space="preserve"> Постановка задачи</w:t>
+            </w:r>
+          </w:p>
+        </w:tc>
+        <w:tc>
+          <w:tcPr>
+            <w:tcW w:w="2552" w:type="dxa"/>
+            <w:vMerge w:val="restart"/>
+            <w:tcBorders>
+              <w:top w:val="single" w:sz="4" w:space="0" w:color="000000"/>
+              <w:left w:val="single" w:sz="4" w:space="0" w:color="000000"/>
+              <w:bottom w:val="single" w:sz="4" w:space="0" w:color="000000"/>
+              <w:right w:val="single" w:sz="4" w:space="0" w:color="000000"/>
+            </w:tcBorders>
+          </w:tcPr>
+          <w:p>
+            <w:pPr>
+              <w:pStyle w:val="10"/>
+              <w:pBdr>
+                <w:top w:val="nil"/>
+                <w:left w:val="nil"/>
+                <w:bottom w:val="nil"/>
+                <w:right w:val="nil"/>
+                <w:between w:val="nil"/>
+              </w:pBdr>
+              <w:tabs>
+                <w:tab w:val="left" w:pos="-15"/>
+              </w:tabs>
+              <w:spacing w:after="200"/>
+              <w:rPr>
+                <w:color w:val="000000"/>
+              </w:rPr>
+            </w:pPr>
+            <w:r>
+              <w:rPr>
+                <w:color w:val="000000"/>
+              </w:rPr>
+              <w:t xml:space="preserve">Текстовый </w:t>
+            </w:r>
+            <w:r>
+              <w:rPr>
+                <w:color w:val="000000"/>
+              </w:rPr>
+              <w:t>документ</w:t>
+            </w:r>
+          </w:p>
+          <w:p>
+            <w:pPr>
+              <w:pStyle w:val="ad"/>
+              <w:shd w:val="clear" w:color="auto" w:fill="FFFFFF"/>
+              <w:spacing w:before="0" w:beforeAutospacing="0" w:after="0" w:afterAutospacing="0"/>
+            </w:pPr>
+            <w:r>
+              <w:t xml:space="preserve">Задание опубликовать в электронном портфолио, </w:t>
+            </w:r>
+            <w:r>
+              <w:rPr>
+                <w:color w:val="000000"/>
+                <w:lang w:val="en-US"/>
+              </w:rPr>
+              <w:t>QR</w:t>
+            </w:r>
+            <w:r>
+              <w:rPr>
+                <w:color w:val="000000"/>
+              </w:rPr>
+              <w:t>-код в отчете.</w:t>
+            </w:r>
+          </w:p>
+        </w:tc>
+        <w:tc>
+          <w:tcPr>
+            <w:tcW w:w="1134" w:type="dxa"/>
+            <w:vMerge w:val="restart"/>
+            <w:tcBorders>
+              <w:top w:val="single" w:sz="4" w:space="0" w:color="000000"/>
+              <w:left w:val="single" w:sz="4" w:space="0" w:color="000000"/>
+              <w:bottom w:val="single" w:sz="4" w:space="0" w:color="000000"/>
+              <w:right w:val="single" w:sz="4" w:space="0" w:color="000000"/>
+            </w:tcBorders>
+          </w:tcPr>
+          <w:p>
+            <w:pPr>
+              <w:pStyle w:val="10"/>
+              <w:pBdr>
+                <w:top w:val="nil"/>
+                <w:left w:val="nil"/>
+                <w:bottom w:val="nil"/>
+                <w:right w:val="nil"/>
+                <w:between w:val="nil"/>
+              </w:pBdr>
+              <w:jc w:val="both"/>
+              <w:rPr>
+                <w:color w:val="000000"/>
+                <w:sz w:val="20"/>
+                <w:szCs w:val="20"/>
+                <w:lang w:val="en-US"/>
+              </w:rPr>
+            </w:pPr>
+            <w:r>
+              <w:rPr>
+                <w:color w:val="000000"/>
+                <w:sz w:val="20"/>
+                <w:szCs w:val="20"/>
+                <w:lang w:val="en-US"/>
+              </w:rPr>
+              <w:t>17.09.2026</w:t>
+            </w:r>
+          </w:p>
+        </w:tc>
+        <w:tc>
+          <w:tcPr>
+            <w:tcW w:w="1498" w:type="dxa"/>
+            <w:vMerge w:val="restart"/>
+            <w:tcBorders>
+              <w:top w:val="single" w:sz="4" w:space="0" w:color="000000"/>
+              <w:left w:val="single" w:sz="4" w:space="0" w:color="000000"/>
+              <w:bottom w:val="single" w:sz="4" w:space="0" w:color="000000"/>
+              <w:right w:val="single" w:sz="4" w:space="0" w:color="000000"/>
+            </w:tcBorders>
+          </w:tcPr>
+          <w:p>
+            <w:pPr>
+              <w:pStyle w:val="10"/>
+              <w:pBdr>
+                <w:top w:val="nil"/>
+                <w:left w:val="nil"/>
+                <w:bottom w:val="nil"/>
+                <w:right w:val="nil"/>
+                <w:between w:val="nil"/>
+              </w:pBdr>
+              <w:jc w:val="both"/>
+              <w:rPr>
+                <w:color w:val="000000"/>
+                <w:sz w:val="20"/>
+                <w:szCs w:val="20"/>
+                <w:lang w:val="en-US"/>
+              </w:rPr>
+            </w:pPr>
+            <w:r>
+              <w:rPr>
+                <w:color w:val="000000"/>
+                <w:sz w:val="20"/>
+                <w:szCs w:val="20"/>
+                <w:lang w:val="en-US"/>
+              </w:rPr>
+              <w:t>17.09.2026</w:t>
+            </w:r>
+          </w:p>
+        </w:tc>
+      </w:tr>
+      <w:tr>
+        <w:trPr>
+          <w:trHeight w:val="480"/>
+        </w:trPr>
+        <w:tc>
+          <w:tcPr>
+            <w:tcW w:w="4536" w:type="dxa"/>
+            <w:vMerge/>
+            <w:tcBorders>
+              <w:top w:val="single" w:sz="4" w:space="0" w:color="000000"/>
+              <w:left w:val="single" w:sz="4" w:space="0" w:color="000000"/>
+              <w:bottom w:val="single" w:sz="4" w:space="0" w:color="000000"/>
+              <w:right w:val="single" w:sz="4" w:space="0" w:color="000000"/>
+            </w:tcBorders>
+          </w:tcPr>
           <w:p>
             <w:pPr>
               <w:pStyle w:val="10"/>
@@ -2294,12 +4172,2125 @@
                 <w:tab w:val="left" w:pos="6160"/>
                 <w:tab w:val="left" w:pos="6720"/>
               </w:tabs>
+              <w:jc w:val="both"/>
+              <w:rPr>
+                <w:color w:val="000000"/>
+              </w:rPr>
+            </w:pPr>
+          </w:p>
+        </w:tc>
+        <w:tc>
+          <w:tcPr>
+            <w:tcW w:w="2552" w:type="dxa"/>
+            <w:vMerge/>
+            <w:tcBorders>
+              <w:top w:val="single" w:sz="4" w:space="0" w:color="000000"/>
+              <w:left w:val="single" w:sz="4" w:space="0" w:color="000000"/>
+              <w:bottom w:val="single" w:sz="4" w:space="0" w:color="000000"/>
+              <w:right w:val="single" w:sz="4" w:space="0" w:color="000000"/>
+            </w:tcBorders>
+          </w:tcPr>
+          <w:p>
+            <w:pPr>
+              <w:pStyle w:val="10"/>
+              <w:rPr>
+                <w:color w:val="000000"/>
+              </w:rPr>
+            </w:pPr>
+          </w:p>
+        </w:tc>
+        <w:tc>
+          <w:tcPr>
+            <w:tcW w:w="1134" w:type="dxa"/>
+            <w:vMerge/>
+            <w:tcBorders>
+              <w:top w:val="single" w:sz="4" w:space="0" w:color="000000"/>
+              <w:left w:val="single" w:sz="4" w:space="0" w:color="000000"/>
+              <w:bottom w:val="single" w:sz="4" w:space="0" w:color="000000"/>
+              <w:right w:val="single" w:sz="4" w:space="0" w:color="000000"/>
+            </w:tcBorders>
+          </w:tcPr>
+          <w:p>
+            <w:pPr>
+              <w:pStyle w:val="10"/>
+              <w:pBdr>
+                <w:top w:val="nil"/>
+                <w:left w:val="nil"/>
+                <w:bottom w:val="nil"/>
+                <w:right w:val="nil"/>
+                <w:between w:val="nil"/>
+              </w:pBdr>
+              <w:jc w:val="both"/>
+              <w:rPr>
+                <w:color w:val="000000"/>
+                <w:sz w:val="20"/>
+                <w:szCs w:val="20"/>
+              </w:rPr>
+            </w:pPr>
+          </w:p>
+        </w:tc>
+        <w:tc>
+          <w:tcPr>
+            <w:tcW w:w="1498" w:type="dxa"/>
+            <w:vMerge/>
+            <w:tcBorders>
+              <w:top w:val="single" w:sz="4" w:space="0" w:color="000000"/>
+              <w:left w:val="single" w:sz="4" w:space="0" w:color="000000"/>
+              <w:bottom w:val="single" w:sz="4" w:space="0" w:color="000000"/>
+              <w:right w:val="single" w:sz="4" w:space="0" w:color="000000"/>
+            </w:tcBorders>
+          </w:tcPr>
+          <w:p>
+            <w:pPr>
+              <w:pStyle w:val="10"/>
+              <w:pBdr>
+                <w:top w:val="nil"/>
+                <w:left w:val="nil"/>
+                <w:bottom w:val="nil"/>
+                <w:right w:val="nil"/>
+                <w:between w:val="nil"/>
+              </w:pBdr>
+              <w:jc w:val="both"/>
+              <w:rPr>
+                <w:color w:val="000000"/>
+                <w:sz w:val="20"/>
+                <w:szCs w:val="20"/>
+              </w:rPr>
+            </w:pPr>
+          </w:p>
+        </w:tc>
+      </w:tr>
+      <w:tr>
+        <w:trPr>
+          <w:trHeight w:val="480"/>
+        </w:trPr>
+        <w:tc>
+          <w:tcPr>
+            <w:tcW w:w="4536" w:type="dxa"/>
+            <w:tcBorders>
+              <w:top w:val="single" w:sz="4" w:space="0" w:color="000000"/>
+              <w:left w:val="single" w:sz="4" w:space="0" w:color="000000"/>
+              <w:bottom w:val="single" w:sz="4" w:space="0" w:color="000000"/>
+              <w:right w:val="single" w:sz="4" w:space="0" w:color="000000"/>
+            </w:tcBorders>
+          </w:tcPr>
+          <w:p>
+            <w:pPr>
+              <w:pStyle w:val="2"/>
+              <w:jc w:val="both"/>
+              <w:rPr>
+                <w:b w:val="0"/>
+                <w:bCs/>
+                <w:color w:val="000000" w:themeColor="text1"/>
+                <w:sz w:val="24"/>
+                <w:szCs w:val="24"/>
+              </w:rPr>
+            </w:pPr>
+            <w:r>
+              <w:rPr>
+                <w:bCs/>
+                <w:color w:val="000000" w:themeColor="text1"/>
+                <w:sz w:val="24"/>
+                <w:szCs w:val="24"/>
+              </w:rPr>
+              <w:t>3.</w:t>
+            </w:r>
+            <w:r>
+              <w:rPr>
+                <w:bCs/>
+                <w:color w:val="000000" w:themeColor="text1"/>
+                <w:sz w:val="24"/>
+                <w:szCs w:val="24"/>
+                <w:lang w:val="en-US"/>
+              </w:rPr>
+              <w:t>3</w:t>
+            </w:r>
+            <w:r>
+              <w:rPr>
+                <w:bCs/>
+                <w:color w:val="000000" w:themeColor="text1"/>
+                <w:sz w:val="24"/>
+                <w:szCs w:val="24"/>
+              </w:rPr>
+              <w:t xml:space="preserve"> Создание таблицы клиентов</w:t>
+            </w:r>
+          </w:p>
+          <w:p>
+            <w:pPr>
+              <w:pStyle w:val="10"/>
+              <w:pBdr>
+                <w:top w:val="nil"/>
+                <w:left w:val="nil"/>
+                <w:bottom w:val="nil"/>
+                <w:right w:val="nil"/>
+                <w:between w:val="nil"/>
+              </w:pBdr>
+              <w:tabs>
+                <w:tab w:val="left" w:pos="560"/>
+                <w:tab w:val="left" w:pos="1120"/>
+                <w:tab w:val="left" w:pos="1680"/>
+                <w:tab w:val="left" w:pos="2240"/>
+                <w:tab w:val="left" w:pos="2800"/>
+                <w:tab w:val="left" w:pos="3360"/>
+                <w:tab w:val="left" w:pos="3920"/>
+                <w:tab w:val="left" w:pos="4480"/>
+                <w:tab w:val="left" w:pos="5040"/>
+                <w:tab w:val="left" w:pos="5600"/>
+                <w:tab w:val="left" w:pos="6160"/>
+                <w:tab w:val="left" w:pos="6720"/>
+              </w:tabs>
+              <w:jc w:val="both"/>
+              <w:rPr>
+                <w:color w:val="000000"/>
+              </w:rPr>
+            </w:pPr>
+          </w:p>
+        </w:tc>
+        <w:tc>
+          <w:tcPr>
+            <w:tcW w:w="2552" w:type="dxa"/>
+            <w:tcBorders>
+              <w:top w:val="single" w:sz="4" w:space="0" w:color="000000"/>
+              <w:left w:val="single" w:sz="4" w:space="0" w:color="000000"/>
+              <w:bottom w:val="single" w:sz="4" w:space="0" w:color="000000"/>
+              <w:right w:val="single" w:sz="4" w:space="0" w:color="000000"/>
+            </w:tcBorders>
+          </w:tcPr>
+          <w:p>
+            <w:pPr>
+              <w:pStyle w:val="10"/>
+              <w:rPr>
+                <w:color w:val="000000"/>
+              </w:rPr>
+            </w:pPr>
+            <w:r>
+              <w:t xml:space="preserve">Текстовый отчет в виде </w:t>
+            </w:r>
+          </w:p>
+        </w:tc>
+        <w:tc>
+          <w:tcPr>
+            <w:tcW w:w="1134" w:type="dxa"/>
+            <w:tcBorders>
+              <w:top w:val="single" w:sz="4" w:space="0" w:color="000000"/>
+              <w:left w:val="single" w:sz="4" w:space="0" w:color="000000"/>
+              <w:bottom w:val="single" w:sz="4" w:space="0" w:color="000000"/>
+              <w:right w:val="single" w:sz="4" w:space="0" w:color="000000"/>
+            </w:tcBorders>
+          </w:tcPr>
+          <w:p>
+            <w:pPr>
+              <w:pStyle w:val="10"/>
+              <w:pBdr>
+                <w:top w:val="nil"/>
+                <w:left w:val="nil"/>
+                <w:bottom w:val="nil"/>
+                <w:right w:val="nil"/>
+                <w:between w:val="nil"/>
+              </w:pBdr>
+              <w:jc w:val="both"/>
+              <w:rPr>
+                <w:color w:val="000000"/>
+                <w:sz w:val="20"/>
+                <w:szCs w:val="20"/>
+              </w:rPr>
+            </w:pPr>
+            <w:r>
+              <w:rPr>
+                <w:color w:val="000000"/>
+                <w:sz w:val="20"/>
+                <w:szCs w:val="20"/>
+                <w:lang w:val="en-US"/>
+              </w:rPr>
+              <w:t>17.09.2026</w:t>
+            </w:r>
+          </w:p>
+        </w:tc>
+        <w:tc>
+          <w:tcPr>
+            <w:tcW w:w="1498" w:type="dxa"/>
+            <w:tcBorders>
+              <w:top w:val="single" w:sz="4" w:space="0" w:color="000000"/>
+              <w:left w:val="single" w:sz="4" w:space="0" w:color="000000"/>
+              <w:bottom w:val="single" w:sz="4" w:space="0" w:color="000000"/>
+              <w:right w:val="single" w:sz="4" w:space="0" w:color="000000"/>
+            </w:tcBorders>
+          </w:tcPr>
+          <w:p>
+            <w:pPr>
+              <w:pStyle w:val="10"/>
+              <w:pBdr>
+                <w:top w:val="nil"/>
+                <w:left w:val="nil"/>
+                <w:bottom w:val="nil"/>
+                <w:right w:val="nil"/>
+                <w:between w:val="nil"/>
+              </w:pBdr>
+              <w:jc w:val="both"/>
+              <w:rPr>
+                <w:color w:val="000000"/>
+                <w:sz w:val="20"/>
+                <w:szCs w:val="20"/>
+              </w:rPr>
+            </w:pPr>
+            <w:r>
+              <w:rPr>
+                <w:color w:val="000000"/>
+                <w:sz w:val="20"/>
+                <w:szCs w:val="20"/>
+                <w:lang w:val="en-US"/>
+              </w:rPr>
+              <w:t>1.09.2026</w:t>
+            </w:r>
+          </w:p>
+        </w:tc>
+      </w:tr>
+      <w:tr>
+        <w:trPr>
+          <w:trHeight w:val="480"/>
+        </w:trPr>
+        <w:tc>
+          <w:tcPr>
+            <w:tcW w:w="4536" w:type="dxa"/>
+            <w:tcBorders>
+              <w:top w:val="single" w:sz="4" w:space="0" w:color="000000"/>
+              <w:left w:val="single" w:sz="4" w:space="0" w:color="000000"/>
+              <w:bottom w:val="single" w:sz="4" w:space="0" w:color="000000"/>
+              <w:right w:val="single" w:sz="4" w:space="0" w:color="000000"/>
+            </w:tcBorders>
+          </w:tcPr>
+          <w:p>
+            <w:pPr>
+              <w:pStyle w:val="2"/>
+              <w:jc w:val="both"/>
+              <w:rPr>
+                <w:b w:val="0"/>
+                <w:bCs/>
+                <w:color w:val="000000" w:themeColor="text1"/>
+                <w:sz w:val="24"/>
+                <w:szCs w:val="24"/>
+                <w:lang w:val="en-US"/>
+              </w:rPr>
+            </w:pPr>
+            <w:r>
+              <w:rPr>
+                <w:bCs/>
+                <w:color w:val="000000" w:themeColor="text1"/>
+                <w:sz w:val="24"/>
+                <w:szCs w:val="24"/>
+              </w:rPr>
+              <w:t>3</w:t>
+            </w:r>
+            <w:r>
+              <w:rPr>
+                <w:bCs/>
+                <w:color w:val="000000" w:themeColor="text1"/>
+                <w:sz w:val="24"/>
+                <w:szCs w:val="24"/>
+              </w:rPr>
+              <w:t>.</w:t>
+            </w:r>
+            <w:r>
+              <w:rPr>
+                <w:bCs/>
+                <w:color w:val="000000" w:themeColor="text1"/>
+                <w:sz w:val="24"/>
+                <w:szCs w:val="24"/>
+                <w:lang w:val="en-US"/>
+              </w:rPr>
+              <w:t>4</w:t>
+            </w:r>
+            <w:r>
+              <w:rPr>
+                <w:bCs/>
+                <w:color w:val="000000" w:themeColor="text1"/>
+                <w:sz w:val="24"/>
+                <w:szCs w:val="24"/>
+              </w:rPr>
+              <w:t xml:space="preserve"> Создание</w:t>
+            </w:r>
+            <w:r>
+              <w:rPr>
+                <w:bCs/>
+                <w:color w:val="000000" w:themeColor="text1"/>
+                <w:sz w:val="24"/>
+                <w:szCs w:val="24"/>
+                <w:lang w:val="en-US"/>
+              </w:rPr>
+              <w:t xml:space="preserve"> </w:t>
+            </w:r>
+            <w:r>
+              <w:rPr>
+                <w:bCs/>
+                <w:color w:val="000000" w:themeColor="text1"/>
+                <w:sz w:val="24"/>
+                <w:szCs w:val="24"/>
+              </w:rPr>
+              <w:t>таблицы</w:t>
+            </w:r>
+            <w:r>
+              <w:rPr>
+                <w:bCs/>
+                <w:color w:val="000000" w:themeColor="text1"/>
+                <w:sz w:val="24"/>
+                <w:szCs w:val="24"/>
+                <w:lang w:val="en-US"/>
+              </w:rPr>
+              <w:t xml:space="preserve"> </w:t>
+            </w:r>
+            <w:proofErr w:type="spellStart"/>
+            <w:r>
+              <w:rPr>
+                <w:bCs/>
+                <w:color w:val="000000" w:themeColor="text1"/>
+                <w:sz w:val="24"/>
+                <w:szCs w:val="24"/>
+              </w:rPr>
+              <w:t>заяво</w:t>
+            </w:r>
+            <w:proofErr w:type="spellEnd"/>
+            <w:r>
+              <w:rPr>
+                <w:bCs/>
+                <w:color w:val="000000" w:themeColor="text1"/>
+                <w:sz w:val="24"/>
+                <w:szCs w:val="24"/>
+                <w:lang w:val="en-US"/>
+              </w:rPr>
+              <w:t>r</w:t>
+            </w:r>
+          </w:p>
+        </w:tc>
+        <w:tc>
+          <w:tcPr>
+            <w:tcW w:w="2552" w:type="dxa"/>
+            <w:tcBorders>
+              <w:top w:val="single" w:sz="4" w:space="0" w:color="000000"/>
+              <w:left w:val="single" w:sz="4" w:space="0" w:color="000000"/>
+              <w:bottom w:val="single" w:sz="4" w:space="0" w:color="000000"/>
+              <w:right w:val="single" w:sz="4" w:space="0" w:color="000000"/>
+            </w:tcBorders>
+          </w:tcPr>
+          <w:p>
+            <w:pPr>
+              <w:pStyle w:val="10"/>
+              <w:pBdr>
+                <w:top w:val="nil"/>
+                <w:left w:val="nil"/>
+                <w:bottom w:val="nil"/>
+                <w:right w:val="nil"/>
+                <w:between w:val="nil"/>
+              </w:pBdr>
+              <w:tabs>
+                <w:tab w:val="left" w:pos="-15"/>
+              </w:tabs>
+              <w:spacing w:after="200"/>
+              <w:rPr>
+                <w:color w:val="000000"/>
+              </w:rPr>
+            </w:pPr>
+            <w:r>
+              <w:rPr>
+                <w:color w:val="000000"/>
+              </w:rPr>
+              <w:t xml:space="preserve">Текстовый </w:t>
+            </w:r>
+            <w:r>
+              <w:rPr>
+                <w:color w:val="000000"/>
+              </w:rPr>
+              <w:t>документ</w:t>
+            </w:r>
+          </w:p>
+          <w:p>
+            <w:pPr>
+              <w:pStyle w:val="10"/>
+            </w:pPr>
+            <w:r>
+              <w:t xml:space="preserve">Задание опубликовать в электронном портфолио, </w:t>
+            </w:r>
+            <w:r>
+              <w:rPr>
+                <w:color w:val="000000"/>
+                <w:lang w:val="en-US"/>
+              </w:rPr>
+              <w:t>QR</w:t>
+            </w:r>
+            <w:r>
+              <w:rPr>
+                <w:color w:val="000000"/>
+              </w:rPr>
+              <w:t>-код в отчете.</w:t>
+            </w:r>
+          </w:p>
+        </w:tc>
+        <w:tc>
+          <w:tcPr>
+            <w:tcW w:w="1134" w:type="dxa"/>
+            <w:tcBorders>
+              <w:top w:val="single" w:sz="4" w:space="0" w:color="000000"/>
+              <w:left w:val="single" w:sz="4" w:space="0" w:color="000000"/>
+              <w:bottom w:val="single" w:sz="4" w:space="0" w:color="000000"/>
+              <w:right w:val="single" w:sz="4" w:space="0" w:color="000000"/>
+            </w:tcBorders>
+          </w:tcPr>
+          <w:p>
+            <w:pPr>
+              <w:pStyle w:val="10"/>
+              <w:pBdr>
+                <w:top w:val="nil"/>
+                <w:left w:val="nil"/>
+                <w:bottom w:val="nil"/>
+                <w:right w:val="nil"/>
+                <w:between w:val="nil"/>
+              </w:pBdr>
+              <w:jc w:val="both"/>
+              <w:rPr>
+                <w:color w:val="000000"/>
+                <w:sz w:val="20"/>
+                <w:szCs w:val="20"/>
+                <w:lang w:val="en-US"/>
+              </w:rPr>
+            </w:pPr>
+            <w:r>
+              <w:rPr>
+                <w:color w:val="000000"/>
+                <w:sz w:val="20"/>
+                <w:szCs w:val="20"/>
+                <w:lang w:val="en-US"/>
+              </w:rPr>
+              <w:t>17.09.2026</w:t>
+            </w:r>
+          </w:p>
+        </w:tc>
+        <w:tc>
+          <w:tcPr>
+            <w:tcW w:w="1498" w:type="dxa"/>
+            <w:tcBorders>
+              <w:top w:val="single" w:sz="4" w:space="0" w:color="000000"/>
+              <w:left w:val="single" w:sz="4" w:space="0" w:color="000000"/>
+              <w:bottom w:val="single" w:sz="4" w:space="0" w:color="000000"/>
+              <w:right w:val="single" w:sz="4" w:space="0" w:color="000000"/>
+            </w:tcBorders>
+          </w:tcPr>
+          <w:p>
+            <w:pPr>
+              <w:pStyle w:val="10"/>
+              <w:pBdr>
+                <w:top w:val="nil"/>
+                <w:left w:val="nil"/>
+                <w:bottom w:val="nil"/>
+                <w:right w:val="nil"/>
+                <w:between w:val="nil"/>
+              </w:pBdr>
+              <w:jc w:val="both"/>
+              <w:rPr>
+                <w:color w:val="000000"/>
+                <w:sz w:val="20"/>
+                <w:szCs w:val="20"/>
+                <w:lang w:val="en-US"/>
+              </w:rPr>
+            </w:pPr>
+            <w:r>
+              <w:rPr>
+                <w:color w:val="000000"/>
+                <w:sz w:val="20"/>
+                <w:szCs w:val="20"/>
+                <w:lang w:val="en-US"/>
+              </w:rPr>
+              <w:t>17.09.2026</w:t>
+            </w:r>
+          </w:p>
+        </w:tc>
+      </w:tr>
+      <w:tr>
+        <w:trPr>
+          <w:trHeight w:val="480"/>
+        </w:trPr>
+        <w:tc>
+          <w:tcPr>
+            <w:tcW w:w="4536" w:type="dxa"/>
+            <w:tcBorders>
+              <w:top w:val="single" w:sz="4" w:space="0" w:color="000000"/>
+              <w:left w:val="single" w:sz="4" w:space="0" w:color="000000"/>
+              <w:bottom w:val="single" w:sz="4" w:space="0" w:color="000000"/>
+              <w:right w:val="single" w:sz="4" w:space="0" w:color="000000"/>
+            </w:tcBorders>
+          </w:tcPr>
+          <w:p>
+            <w:pPr>
+              <w:pStyle w:val="2"/>
+              <w:jc w:val="both"/>
+              <w:rPr>
+                <w:bCs/>
+                <w:color w:val="000000" w:themeColor="text1"/>
+                <w:sz w:val="24"/>
+                <w:szCs w:val="24"/>
+              </w:rPr>
+            </w:pPr>
+            <w:r>
+              <w:rPr>
+                <w:bCs/>
+                <w:color w:val="000000" w:themeColor="text1"/>
+                <w:sz w:val="24"/>
+                <w:szCs w:val="24"/>
+                <w:lang w:val="en-US"/>
+              </w:rPr>
+              <w:t xml:space="preserve">3.5 </w:t>
+            </w:r>
+            <w:r>
+              <w:rPr>
+                <w:bCs/>
+                <w:color w:val="000000" w:themeColor="text1"/>
+                <w:sz w:val="24"/>
+                <w:szCs w:val="24"/>
+              </w:rPr>
+              <w:t xml:space="preserve">Добавление тестовых данных </w:t>
+            </w:r>
+          </w:p>
+        </w:tc>
+        <w:tc>
+          <w:tcPr>
+            <w:tcW w:w="2552" w:type="dxa"/>
+            <w:tcBorders>
+              <w:top w:val="single" w:sz="4" w:space="0" w:color="000000"/>
+              <w:left w:val="single" w:sz="4" w:space="0" w:color="000000"/>
+              <w:bottom w:val="single" w:sz="4" w:space="0" w:color="000000"/>
+              <w:right w:val="single" w:sz="4" w:space="0" w:color="000000"/>
+            </w:tcBorders>
+          </w:tcPr>
+          <w:p>
+            <w:pPr>
+              <w:pStyle w:val="TableNormal1"/>
+              <w:pBdr>
+                <w:top w:val="nil"/>
+                <w:left w:val="nil"/>
+                <w:bottom w:val="nil"/>
+                <w:right w:val="nil"/>
+                <w:between w:val="nil"/>
+              </w:pBdr>
+              <w:tabs>
+                <w:tab w:val="left" w:pos="-15"/>
+              </w:tabs>
+              <w:spacing w:after="200"/>
+              <w:rPr>
+                <w:color w:val="000000"/>
+              </w:rPr>
+            </w:pPr>
+          </w:p>
+        </w:tc>
+        <w:tc>
+          <w:tcPr>
+            <w:tcW w:w="1134" w:type="dxa"/>
+            <w:tcBorders>
+              <w:top w:val="single" w:sz="4" w:space="0" w:color="000000"/>
+              <w:left w:val="single" w:sz="4" w:space="0" w:color="000000"/>
+              <w:bottom w:val="single" w:sz="4" w:space="0" w:color="000000"/>
+              <w:right w:val="single" w:sz="4" w:space="0" w:color="000000"/>
+            </w:tcBorders>
+          </w:tcPr>
+          <w:p>
+            <w:pPr>
+              <w:pStyle w:val="10"/>
+              <w:pBdr>
+                <w:top w:val="nil"/>
+                <w:left w:val="nil"/>
+                <w:bottom w:val="nil"/>
+                <w:right w:val="nil"/>
+                <w:between w:val="nil"/>
+              </w:pBdr>
+              <w:jc w:val="both"/>
+              <w:rPr>
+                <w:color w:val="000000"/>
+                <w:sz w:val="20"/>
+                <w:szCs w:val="20"/>
+                <w:lang w:val="en-US"/>
+              </w:rPr>
+            </w:pPr>
+            <w:r>
+              <w:rPr>
+                <w:color w:val="000000"/>
+                <w:sz w:val="20"/>
+                <w:szCs w:val="20"/>
+              </w:rPr>
+              <w:t>17</w:t>
+            </w:r>
+            <w:r>
+              <w:rPr>
+                <w:color w:val="000000"/>
+                <w:sz w:val="20"/>
+                <w:szCs w:val="20"/>
+                <w:lang w:val="en-US"/>
+              </w:rPr>
+              <w:t>.09.2026</w:t>
+            </w:r>
+          </w:p>
+        </w:tc>
+        <w:tc>
+          <w:tcPr>
+            <w:tcW w:w="1498" w:type="dxa"/>
+            <w:tcBorders>
+              <w:top w:val="single" w:sz="4" w:space="0" w:color="000000"/>
+              <w:left w:val="single" w:sz="4" w:space="0" w:color="000000"/>
+              <w:bottom w:val="single" w:sz="4" w:space="0" w:color="000000"/>
+              <w:right w:val="single" w:sz="4" w:space="0" w:color="000000"/>
+            </w:tcBorders>
+          </w:tcPr>
+          <w:p>
+            <w:pPr>
+              <w:pStyle w:val="10"/>
+              <w:pBdr>
+                <w:top w:val="nil"/>
+                <w:left w:val="nil"/>
+                <w:bottom w:val="nil"/>
+                <w:right w:val="nil"/>
+                <w:between w:val="nil"/>
+              </w:pBdr>
+              <w:jc w:val="both"/>
+              <w:rPr>
+                <w:color w:val="000000"/>
+                <w:sz w:val="20"/>
+                <w:szCs w:val="20"/>
+                <w:lang w:val="en-US"/>
+              </w:rPr>
+            </w:pPr>
+            <w:r>
+              <w:rPr>
+                <w:color w:val="000000"/>
+                <w:sz w:val="20"/>
+                <w:szCs w:val="20"/>
+                <w:lang w:val="en-US"/>
+              </w:rPr>
+              <w:t>17.09.2026</w:t>
+            </w:r>
+          </w:p>
+        </w:tc>
+      </w:tr>
+      <w:tr>
+        <w:trPr>
+          <w:trHeight w:val="480"/>
+        </w:trPr>
+        <w:tc>
+          <w:tcPr>
+            <w:tcW w:w="4536" w:type="dxa"/>
+            <w:tcBorders>
+              <w:top w:val="single" w:sz="4" w:space="0" w:color="000000"/>
+              <w:left w:val="single" w:sz="4" w:space="0" w:color="000000"/>
+              <w:bottom w:val="single" w:sz="4" w:space="0" w:color="000000"/>
+              <w:right w:val="single" w:sz="4" w:space="0" w:color="000000"/>
+            </w:tcBorders>
+          </w:tcPr>
+          <w:p>
+            <w:pPr>
+              <w:pStyle w:val="2"/>
+              <w:jc w:val="both"/>
+              <w:rPr>
+                <w:b w:val="0"/>
+                <w:bCs/>
+                <w:color w:val="000000" w:themeColor="text1"/>
+                <w:sz w:val="24"/>
+                <w:szCs w:val="24"/>
+              </w:rPr>
+            </w:pPr>
+            <w:r>
+              <w:rPr>
+                <w:bCs/>
+                <w:color w:val="000000" w:themeColor="text1"/>
+                <w:sz w:val="24"/>
+                <w:szCs w:val="24"/>
+              </w:rPr>
+              <w:t>3.</w:t>
+            </w:r>
+            <w:r>
+              <w:rPr>
+                <w:bCs/>
+                <w:color w:val="000000" w:themeColor="text1"/>
+                <w:sz w:val="24"/>
+                <w:szCs w:val="24"/>
+                <w:lang w:val="en-US"/>
+              </w:rPr>
+              <w:t>6</w:t>
+            </w:r>
+            <w:r>
+              <w:rPr>
+                <w:bCs/>
+                <w:color w:val="000000" w:themeColor="text1"/>
+                <w:sz w:val="24"/>
+                <w:szCs w:val="24"/>
+              </w:rPr>
+              <w:t xml:space="preserve"> </w:t>
+            </w:r>
+            <w:r>
+              <w:rPr>
+                <w:bCs/>
+                <w:color w:val="000000" w:themeColor="text1"/>
+                <w:sz w:val="24"/>
+                <w:szCs w:val="24"/>
+              </w:rPr>
+              <w:t xml:space="preserve">Получение списка заявок </w:t>
+            </w:r>
+          </w:p>
+          <w:p>
+            <w:pPr>
+              <w:pStyle w:val="2"/>
+              <w:jc w:val="both"/>
+              <w:rPr>
+                <w:bCs/>
+                <w:color w:val="000000" w:themeColor="text1"/>
+                <w:sz w:val="24"/>
+                <w:szCs w:val="24"/>
+              </w:rPr>
+            </w:pPr>
+          </w:p>
+        </w:tc>
+        <w:tc>
+          <w:tcPr>
+            <w:tcW w:w="2552" w:type="dxa"/>
+            <w:tcBorders>
+              <w:top w:val="single" w:sz="4" w:space="0" w:color="000000"/>
+              <w:left w:val="single" w:sz="4" w:space="0" w:color="000000"/>
+              <w:bottom w:val="single" w:sz="4" w:space="0" w:color="000000"/>
+              <w:right w:val="single" w:sz="4" w:space="0" w:color="000000"/>
+            </w:tcBorders>
+          </w:tcPr>
+          <w:p>
+            <w:pPr>
+              <w:pStyle w:val="TableNormal1"/>
+              <w:pBdr>
+                <w:top w:val="nil"/>
+                <w:left w:val="nil"/>
+                <w:bottom w:val="nil"/>
+                <w:right w:val="nil"/>
+                <w:between w:val="nil"/>
+              </w:pBdr>
+              <w:tabs>
+                <w:tab w:val="left" w:pos="-15"/>
+              </w:tabs>
+              <w:spacing w:after="200"/>
+              <w:rPr>
+                <w:color w:val="000000"/>
+              </w:rPr>
+            </w:pPr>
+            <w:r>
+              <w:t xml:space="preserve">Текстовый отчет в виде </w:t>
+            </w:r>
+          </w:p>
+        </w:tc>
+        <w:tc>
+          <w:tcPr>
+            <w:tcW w:w="1134" w:type="dxa"/>
+            <w:tcBorders>
+              <w:top w:val="single" w:sz="4" w:space="0" w:color="000000"/>
+              <w:left w:val="single" w:sz="4" w:space="0" w:color="000000"/>
+              <w:bottom w:val="single" w:sz="4" w:space="0" w:color="000000"/>
+              <w:right w:val="single" w:sz="4" w:space="0" w:color="000000"/>
+            </w:tcBorders>
+          </w:tcPr>
+          <w:p>
+            <w:pPr>
+              <w:pStyle w:val="10"/>
+              <w:pBdr>
+                <w:top w:val="nil"/>
+                <w:left w:val="nil"/>
+                <w:bottom w:val="nil"/>
+                <w:right w:val="nil"/>
+                <w:between w:val="nil"/>
+              </w:pBdr>
+              <w:jc w:val="both"/>
+              <w:rPr>
+                <w:color w:val="000000"/>
+                <w:sz w:val="20"/>
+                <w:szCs w:val="20"/>
+                <w:lang w:val="en-US"/>
+              </w:rPr>
+            </w:pPr>
+            <w:r>
+              <w:rPr>
+                <w:color w:val="000000"/>
+                <w:sz w:val="20"/>
+                <w:szCs w:val="20"/>
+                <w:lang w:val="en-US"/>
+              </w:rPr>
+              <w:t>17.09.2026</w:t>
+            </w:r>
+          </w:p>
+        </w:tc>
+        <w:tc>
+          <w:tcPr>
+            <w:tcW w:w="1498" w:type="dxa"/>
+            <w:tcBorders>
+              <w:top w:val="single" w:sz="4" w:space="0" w:color="000000"/>
+              <w:left w:val="single" w:sz="4" w:space="0" w:color="000000"/>
+              <w:bottom w:val="single" w:sz="4" w:space="0" w:color="000000"/>
+              <w:right w:val="single" w:sz="4" w:space="0" w:color="000000"/>
+            </w:tcBorders>
+          </w:tcPr>
+          <w:p>
+            <w:pPr>
+              <w:pStyle w:val="10"/>
+              <w:pBdr>
+                <w:top w:val="nil"/>
+                <w:left w:val="nil"/>
+                <w:bottom w:val="nil"/>
+                <w:right w:val="nil"/>
+                <w:between w:val="nil"/>
+              </w:pBdr>
+              <w:jc w:val="both"/>
+              <w:rPr>
+                <w:color w:val="000000"/>
+                <w:sz w:val="20"/>
+                <w:szCs w:val="20"/>
+                <w:lang w:val="en-US"/>
+              </w:rPr>
+            </w:pPr>
+            <w:r>
+              <w:rPr>
+                <w:color w:val="000000"/>
+                <w:sz w:val="20"/>
+                <w:szCs w:val="20"/>
+                <w:lang w:val="en-US"/>
+              </w:rPr>
+              <w:t>1.09.2026</w:t>
+            </w:r>
+          </w:p>
+        </w:tc>
+      </w:tr>
+      <w:tr>
+        <w:trPr>
+          <w:trHeight w:val="480"/>
+        </w:trPr>
+        <w:tc>
+          <w:tcPr>
+            <w:tcW w:w="4536" w:type="dxa"/>
+            <w:tcBorders>
+              <w:top w:val="single" w:sz="4" w:space="0" w:color="000000"/>
+              <w:left w:val="single" w:sz="4" w:space="0" w:color="000000"/>
+              <w:bottom w:val="single" w:sz="4" w:space="0" w:color="000000"/>
+              <w:right w:val="single" w:sz="4" w:space="0" w:color="000000"/>
+            </w:tcBorders>
+          </w:tcPr>
+          <w:p>
+            <w:pPr>
+              <w:pStyle w:val="2"/>
+              <w:jc w:val="both"/>
+              <w:rPr>
+                <w:bCs/>
+                <w:color w:val="000000" w:themeColor="text1"/>
+                <w:sz w:val="24"/>
+                <w:szCs w:val="24"/>
+              </w:rPr>
+            </w:pPr>
+            <w:r>
+              <w:rPr>
+                <w:bCs/>
+                <w:color w:val="000000" w:themeColor="text1"/>
+                <w:sz w:val="24"/>
+                <w:szCs w:val="24"/>
+                <w:lang w:val="en-US"/>
+              </w:rPr>
+              <w:t>3.7</w:t>
+            </w:r>
+            <w:r>
+              <w:rPr>
+                <w:bCs/>
+                <w:color w:val="000000" w:themeColor="text1"/>
+                <w:sz w:val="24"/>
+                <w:szCs w:val="24"/>
+              </w:rPr>
+              <w:t xml:space="preserve"> Поиск заявок конкретного клиента</w:t>
+            </w:r>
+          </w:p>
+        </w:tc>
+        <w:tc>
+          <w:tcPr>
+            <w:tcW w:w="2552" w:type="dxa"/>
+            <w:tcBorders>
+              <w:top w:val="single" w:sz="4" w:space="0" w:color="000000"/>
+              <w:left w:val="single" w:sz="4" w:space="0" w:color="000000"/>
+              <w:bottom w:val="single" w:sz="4" w:space="0" w:color="000000"/>
+              <w:right w:val="single" w:sz="4" w:space="0" w:color="000000"/>
+            </w:tcBorders>
+          </w:tcPr>
+          <w:p>
+            <w:pPr>
+              <w:pStyle w:val="10"/>
+              <w:pBdr>
+                <w:top w:val="nil"/>
+                <w:left w:val="nil"/>
+                <w:bottom w:val="nil"/>
+                <w:right w:val="nil"/>
+                <w:between w:val="nil"/>
+              </w:pBdr>
+              <w:tabs>
+                <w:tab w:val="left" w:pos="-15"/>
+              </w:tabs>
+              <w:spacing w:after="200"/>
+              <w:rPr>
+                <w:color w:val="000000"/>
+              </w:rPr>
+            </w:pPr>
+            <w:r>
+              <w:rPr>
+                <w:color w:val="000000"/>
+              </w:rPr>
+              <w:t xml:space="preserve">Текстовый </w:t>
+            </w:r>
+            <w:r>
+              <w:rPr>
+                <w:color w:val="000000"/>
+              </w:rPr>
+              <w:t>документ</w:t>
+            </w:r>
+          </w:p>
+          <w:p>
+            <w:pPr>
+              <w:pStyle w:val="TableNormal1"/>
+              <w:pBdr>
+                <w:top w:val="nil"/>
+                <w:left w:val="nil"/>
+                <w:bottom w:val="nil"/>
+                <w:right w:val="nil"/>
+                <w:between w:val="nil"/>
+              </w:pBdr>
+              <w:tabs>
+                <w:tab w:val="left" w:pos="-15"/>
+              </w:tabs>
+              <w:spacing w:after="200"/>
+            </w:pPr>
+            <w:r>
+              <w:t xml:space="preserve">Задание опубликовать в электронном портфолио, </w:t>
+            </w:r>
+            <w:r>
+              <w:rPr>
+                <w:color w:val="000000"/>
+                <w:lang w:val="en-US"/>
+              </w:rPr>
+              <w:t>QR</w:t>
+            </w:r>
+            <w:r>
+              <w:rPr>
+                <w:color w:val="000000"/>
+              </w:rPr>
+              <w:t>-код в отчете.</w:t>
+            </w:r>
+          </w:p>
+        </w:tc>
+        <w:tc>
+          <w:tcPr>
+            <w:tcW w:w="1134" w:type="dxa"/>
+            <w:tcBorders>
+              <w:top w:val="single" w:sz="4" w:space="0" w:color="000000"/>
+              <w:left w:val="single" w:sz="4" w:space="0" w:color="000000"/>
+              <w:bottom w:val="single" w:sz="4" w:space="0" w:color="000000"/>
+              <w:right w:val="single" w:sz="4" w:space="0" w:color="000000"/>
+            </w:tcBorders>
+          </w:tcPr>
+          <w:p>
+            <w:pPr>
+              <w:pStyle w:val="10"/>
+              <w:pBdr>
+                <w:top w:val="nil"/>
+                <w:left w:val="nil"/>
+                <w:bottom w:val="nil"/>
+                <w:right w:val="nil"/>
+                <w:between w:val="nil"/>
+              </w:pBdr>
+              <w:jc w:val="both"/>
+              <w:rPr>
+                <w:color w:val="000000"/>
+                <w:sz w:val="20"/>
+                <w:szCs w:val="20"/>
+                <w:lang w:val="en-US"/>
+              </w:rPr>
+            </w:pPr>
+            <w:r>
+              <w:rPr>
+                <w:color w:val="000000"/>
+                <w:sz w:val="20"/>
+                <w:szCs w:val="20"/>
+                <w:lang w:val="en-US"/>
+              </w:rPr>
+              <w:t>17.09.2026</w:t>
+            </w:r>
+          </w:p>
+        </w:tc>
+        <w:tc>
+          <w:tcPr>
+            <w:tcW w:w="1498" w:type="dxa"/>
+            <w:tcBorders>
+              <w:top w:val="single" w:sz="4" w:space="0" w:color="000000"/>
+              <w:left w:val="single" w:sz="4" w:space="0" w:color="000000"/>
+              <w:bottom w:val="single" w:sz="4" w:space="0" w:color="000000"/>
+              <w:right w:val="single" w:sz="4" w:space="0" w:color="000000"/>
+            </w:tcBorders>
+          </w:tcPr>
+          <w:p>
+            <w:pPr>
+              <w:pStyle w:val="10"/>
+              <w:pBdr>
+                <w:top w:val="nil"/>
+                <w:left w:val="nil"/>
+                <w:bottom w:val="nil"/>
+                <w:right w:val="nil"/>
+                <w:between w:val="nil"/>
+              </w:pBdr>
+              <w:jc w:val="both"/>
+              <w:rPr>
+                <w:color w:val="000000"/>
+                <w:sz w:val="20"/>
+                <w:szCs w:val="20"/>
+              </w:rPr>
+            </w:pPr>
+            <w:r>
+              <w:rPr>
+                <w:color w:val="000000"/>
+                <w:sz w:val="20"/>
+                <w:szCs w:val="20"/>
+                <w:lang w:val="en-US"/>
+              </w:rPr>
+              <w:t>17.09.2026</w:t>
+            </w:r>
+          </w:p>
+        </w:tc>
+      </w:tr>
+      <w:tr>
+        <w:trPr>
+          <w:trHeight w:val="480"/>
+        </w:trPr>
+        <w:tc>
+          <w:tcPr>
+            <w:tcW w:w="4536" w:type="dxa"/>
+            <w:tcBorders>
+              <w:top w:val="single" w:sz="4" w:space="0" w:color="000000"/>
+              <w:left w:val="single" w:sz="4" w:space="0" w:color="000000"/>
+              <w:bottom w:val="single" w:sz="4" w:space="0" w:color="000000"/>
+              <w:right w:val="single" w:sz="4" w:space="0" w:color="000000"/>
+            </w:tcBorders>
+          </w:tcPr>
+          <w:p>
+            <w:pPr>
+              <w:pStyle w:val="2"/>
+              <w:jc w:val="both"/>
+              <w:rPr>
+                <w:bCs/>
+                <w:color w:val="000000" w:themeColor="text1"/>
+                <w:sz w:val="24"/>
+                <w:szCs w:val="24"/>
+              </w:rPr>
+            </w:pPr>
+            <w:r>
+              <w:rPr>
+                <w:bCs/>
+                <w:color w:val="000000" w:themeColor="text1"/>
+                <w:sz w:val="24"/>
+                <w:szCs w:val="24"/>
+                <w:lang w:val="en-US"/>
+              </w:rPr>
+              <w:t>3.8</w:t>
+            </w:r>
+            <w:r>
+              <w:rPr>
+                <w:bCs/>
+                <w:color w:val="000000" w:themeColor="text1"/>
+                <w:sz w:val="24"/>
+                <w:szCs w:val="24"/>
+              </w:rPr>
+              <w:t xml:space="preserve"> Подсчет количества заявок </w:t>
+            </w:r>
+          </w:p>
+        </w:tc>
+        <w:tc>
+          <w:tcPr>
+            <w:tcW w:w="2552" w:type="dxa"/>
+            <w:tcBorders>
+              <w:top w:val="single" w:sz="4" w:space="0" w:color="000000"/>
+              <w:left w:val="single" w:sz="4" w:space="0" w:color="000000"/>
+              <w:bottom w:val="single" w:sz="4" w:space="0" w:color="000000"/>
+              <w:right w:val="single" w:sz="4" w:space="0" w:color="000000"/>
+            </w:tcBorders>
+          </w:tcPr>
+          <w:p>
+            <w:pPr>
+              <w:pStyle w:val="10"/>
+              <w:pBdr>
+                <w:top w:val="nil"/>
+                <w:left w:val="nil"/>
+                <w:bottom w:val="nil"/>
+                <w:right w:val="nil"/>
+                <w:between w:val="nil"/>
+              </w:pBdr>
+              <w:tabs>
+                <w:tab w:val="left" w:pos="-15"/>
+              </w:tabs>
+              <w:spacing w:after="200"/>
+              <w:rPr>
+                <w:color w:val="000000"/>
+              </w:rPr>
+            </w:pPr>
+            <w:r>
+              <w:rPr>
+                <w:color w:val="000000"/>
+              </w:rPr>
+              <w:t xml:space="preserve">Текстовый </w:t>
+            </w:r>
+            <w:r>
+              <w:rPr>
+                <w:color w:val="000000"/>
+              </w:rPr>
+              <w:t>документ</w:t>
+            </w:r>
+          </w:p>
+          <w:p>
+            <w:pPr>
+              <w:pStyle w:val="TableNormal1"/>
+            </w:pPr>
+            <w:r>
+              <w:t xml:space="preserve">Задание опубликовать в электронном портфолио, </w:t>
+            </w:r>
+            <w:r>
+              <w:rPr>
+                <w:color w:val="000000"/>
+                <w:lang w:val="en-US"/>
+              </w:rPr>
+              <w:t>QR</w:t>
+            </w:r>
+            <w:r>
+              <w:rPr>
+                <w:color w:val="000000"/>
+              </w:rPr>
+              <w:t>-код в отчете.</w:t>
+            </w:r>
+          </w:p>
+        </w:tc>
+        <w:tc>
+          <w:tcPr>
+            <w:tcW w:w="1134" w:type="dxa"/>
+            <w:tcBorders>
+              <w:top w:val="single" w:sz="4" w:space="0" w:color="000000"/>
+              <w:left w:val="single" w:sz="4" w:space="0" w:color="000000"/>
+              <w:bottom w:val="single" w:sz="4" w:space="0" w:color="000000"/>
+              <w:right w:val="single" w:sz="4" w:space="0" w:color="000000"/>
+            </w:tcBorders>
+          </w:tcPr>
+          <w:p>
+            <w:pPr>
+              <w:pStyle w:val="10"/>
+              <w:pBdr>
+                <w:top w:val="nil"/>
+                <w:left w:val="nil"/>
+                <w:bottom w:val="nil"/>
+                <w:right w:val="nil"/>
+                <w:between w:val="nil"/>
+              </w:pBdr>
+              <w:jc w:val="both"/>
+              <w:rPr>
+                <w:color w:val="000000"/>
+                <w:sz w:val="20"/>
+                <w:szCs w:val="20"/>
+              </w:rPr>
+            </w:pPr>
+            <w:r>
+              <w:rPr>
+                <w:color w:val="000000"/>
+                <w:sz w:val="20"/>
+                <w:szCs w:val="20"/>
+                <w:lang w:val="en-US"/>
+              </w:rPr>
+              <w:t>17.09.2026</w:t>
+            </w:r>
+          </w:p>
+        </w:tc>
+        <w:tc>
+          <w:tcPr>
+            <w:tcW w:w="1498" w:type="dxa"/>
+            <w:tcBorders>
+              <w:top w:val="single" w:sz="4" w:space="0" w:color="000000"/>
+              <w:left w:val="single" w:sz="4" w:space="0" w:color="000000"/>
+              <w:bottom w:val="single" w:sz="4" w:space="0" w:color="000000"/>
+              <w:right w:val="single" w:sz="4" w:space="0" w:color="000000"/>
+            </w:tcBorders>
+          </w:tcPr>
+          <w:p>
+            <w:pPr>
+              <w:pStyle w:val="10"/>
+              <w:pBdr>
+                <w:top w:val="nil"/>
+                <w:left w:val="nil"/>
+                <w:bottom w:val="nil"/>
+                <w:right w:val="nil"/>
+                <w:between w:val="nil"/>
+              </w:pBdr>
+              <w:jc w:val="both"/>
+              <w:rPr>
+                <w:color w:val="000000"/>
+                <w:sz w:val="20"/>
+                <w:szCs w:val="20"/>
+              </w:rPr>
+            </w:pPr>
+            <w:r>
+              <w:rPr>
+                <w:color w:val="000000"/>
+                <w:sz w:val="20"/>
+                <w:szCs w:val="20"/>
+                <w:lang w:val="en-US"/>
+              </w:rPr>
+              <w:t>17.09.2026</w:t>
+            </w:r>
+          </w:p>
+        </w:tc>
+      </w:tr>
+      <w:tr>
+        <w:trPr>
+          <w:trHeight w:val="480"/>
+        </w:trPr>
+        <w:tc>
+          <w:tcPr>
+            <w:tcW w:w="4536" w:type="dxa"/>
+            <w:tcBorders>
+              <w:top w:val="single" w:sz="4" w:space="0" w:color="000000"/>
+              <w:left w:val="single" w:sz="4" w:space="0" w:color="000000"/>
+              <w:bottom w:val="single" w:sz="4" w:space="0" w:color="000000"/>
+              <w:right w:val="single" w:sz="4" w:space="0" w:color="000000"/>
+            </w:tcBorders>
+          </w:tcPr>
+          <w:p>
+            <w:pPr>
+              <w:pStyle w:val="2"/>
+              <w:jc w:val="both"/>
+              <w:rPr>
+                <w:bCs/>
+                <w:color w:val="000000" w:themeColor="text1"/>
+                <w:sz w:val="24"/>
+                <w:szCs w:val="24"/>
+              </w:rPr>
+            </w:pPr>
+            <w:r>
+              <w:rPr>
+                <w:bCs/>
+                <w:color w:val="000000" w:themeColor="text1"/>
+                <w:sz w:val="24"/>
+                <w:szCs w:val="24"/>
+              </w:rPr>
+              <w:lastRenderedPageBreak/>
+              <w:t>3.9</w:t>
+            </w:r>
+            <w:r>
+              <w:rPr>
+                <w:bCs/>
+                <w:color w:val="000000" w:themeColor="text1"/>
+                <w:sz w:val="24"/>
+                <w:szCs w:val="24"/>
+              </w:rPr>
+              <w:t xml:space="preserve"> Поиск заявок со статусом «Новая»</w:t>
+            </w:r>
+          </w:p>
+        </w:tc>
+        <w:tc>
+          <w:tcPr>
+            <w:tcW w:w="2552" w:type="dxa"/>
+            <w:tcBorders>
+              <w:top w:val="single" w:sz="4" w:space="0" w:color="000000"/>
+              <w:left w:val="single" w:sz="4" w:space="0" w:color="000000"/>
+              <w:bottom w:val="single" w:sz="4" w:space="0" w:color="000000"/>
+              <w:right w:val="single" w:sz="4" w:space="0" w:color="000000"/>
+            </w:tcBorders>
+          </w:tcPr>
+          <w:p>
+            <w:pPr>
+              <w:pStyle w:val="10"/>
+              <w:pBdr>
+                <w:top w:val="nil"/>
+                <w:left w:val="nil"/>
+                <w:bottom w:val="nil"/>
+                <w:right w:val="nil"/>
+                <w:between w:val="nil"/>
+              </w:pBdr>
+              <w:tabs>
+                <w:tab w:val="left" w:pos="-15"/>
+              </w:tabs>
+              <w:spacing w:after="200"/>
+              <w:rPr>
+                <w:color w:val="000000"/>
+              </w:rPr>
+            </w:pPr>
+            <w:r>
+              <w:rPr>
+                <w:color w:val="000000"/>
+              </w:rPr>
+              <w:t xml:space="preserve">Текстовый </w:t>
+            </w:r>
+            <w:r>
+              <w:rPr>
+                <w:color w:val="000000"/>
+              </w:rPr>
+              <w:t>документ</w:t>
+            </w:r>
+          </w:p>
+          <w:p>
+            <w:pPr>
+              <w:pStyle w:val="TableNormal1"/>
+            </w:pPr>
+            <w:r>
+              <w:t xml:space="preserve">Задание опубликовать в электронном портфолио, </w:t>
+            </w:r>
+            <w:r>
+              <w:rPr>
+                <w:color w:val="000000"/>
+                <w:lang w:val="en-US"/>
+              </w:rPr>
+              <w:t>QR</w:t>
+            </w:r>
+            <w:r>
+              <w:rPr>
+                <w:color w:val="000000"/>
+              </w:rPr>
+              <w:t>-код в отчете.</w:t>
+            </w:r>
+          </w:p>
+        </w:tc>
+        <w:tc>
+          <w:tcPr>
+            <w:tcW w:w="1134" w:type="dxa"/>
+            <w:tcBorders>
+              <w:top w:val="single" w:sz="4" w:space="0" w:color="000000"/>
+              <w:left w:val="single" w:sz="4" w:space="0" w:color="000000"/>
+              <w:bottom w:val="single" w:sz="4" w:space="0" w:color="000000"/>
+              <w:right w:val="single" w:sz="4" w:space="0" w:color="000000"/>
+            </w:tcBorders>
+          </w:tcPr>
+          <w:p>
+            <w:pPr>
+              <w:pStyle w:val="10"/>
+              <w:pBdr>
+                <w:top w:val="nil"/>
+                <w:left w:val="nil"/>
+                <w:bottom w:val="nil"/>
+                <w:right w:val="nil"/>
+                <w:between w:val="nil"/>
+              </w:pBdr>
+              <w:jc w:val="both"/>
+              <w:rPr>
+                <w:color w:val="000000"/>
+                <w:sz w:val="20"/>
+                <w:szCs w:val="20"/>
+              </w:rPr>
+            </w:pPr>
+            <w:r>
+              <w:rPr>
+                <w:color w:val="000000"/>
+                <w:sz w:val="20"/>
+                <w:szCs w:val="20"/>
+                <w:lang w:val="en-US"/>
+              </w:rPr>
+              <w:t>17.09.2026</w:t>
+            </w:r>
+          </w:p>
+        </w:tc>
+        <w:tc>
+          <w:tcPr>
+            <w:tcW w:w="1498" w:type="dxa"/>
+            <w:tcBorders>
+              <w:top w:val="single" w:sz="4" w:space="0" w:color="000000"/>
+              <w:left w:val="single" w:sz="4" w:space="0" w:color="000000"/>
+              <w:bottom w:val="single" w:sz="4" w:space="0" w:color="000000"/>
+              <w:right w:val="single" w:sz="4" w:space="0" w:color="000000"/>
+            </w:tcBorders>
+          </w:tcPr>
+          <w:p>
+            <w:pPr>
+              <w:pStyle w:val="10"/>
+              <w:pBdr>
+                <w:top w:val="nil"/>
+                <w:left w:val="nil"/>
+                <w:bottom w:val="nil"/>
+                <w:right w:val="nil"/>
+                <w:between w:val="nil"/>
+              </w:pBdr>
+              <w:jc w:val="both"/>
+              <w:rPr>
+                <w:color w:val="000000"/>
+                <w:sz w:val="20"/>
+                <w:szCs w:val="20"/>
+              </w:rPr>
+            </w:pPr>
+            <w:r>
+              <w:rPr>
+                <w:color w:val="000000"/>
+                <w:sz w:val="20"/>
+                <w:szCs w:val="20"/>
+                <w:lang w:val="en-US"/>
+              </w:rPr>
+              <w:t>17.09.2026</w:t>
+            </w:r>
+          </w:p>
+        </w:tc>
+      </w:tr>
+      <w:tr>
+        <w:trPr>
+          <w:trHeight w:val="480"/>
+        </w:trPr>
+        <w:tc>
+          <w:tcPr>
+            <w:tcW w:w="4536" w:type="dxa"/>
+            <w:tcBorders>
+              <w:top w:val="single" w:sz="4" w:space="0" w:color="000000"/>
+              <w:left w:val="single" w:sz="4" w:space="0" w:color="000000"/>
+              <w:bottom w:val="single" w:sz="4" w:space="0" w:color="000000"/>
+              <w:right w:val="single" w:sz="4" w:space="0" w:color="000000"/>
+            </w:tcBorders>
+          </w:tcPr>
+          <w:p>
+            <w:pPr>
+              <w:pStyle w:val="2"/>
+              <w:jc w:val="both"/>
+              <w:rPr>
+                <w:bCs/>
+                <w:color w:val="000000" w:themeColor="text1"/>
+                <w:sz w:val="24"/>
+                <w:szCs w:val="24"/>
+              </w:rPr>
+            </w:pPr>
+            <w:r>
+              <w:rPr>
+                <w:bCs/>
+                <w:color w:val="000000" w:themeColor="text1"/>
+                <w:sz w:val="24"/>
+                <w:szCs w:val="24"/>
+                <w:lang w:val="en-US"/>
+              </w:rPr>
+              <w:t>3.10</w:t>
+            </w:r>
+            <w:r>
+              <w:rPr>
+                <w:bCs/>
+                <w:color w:val="000000" w:themeColor="text1"/>
+                <w:sz w:val="24"/>
+                <w:szCs w:val="24"/>
+              </w:rPr>
+              <w:t xml:space="preserve"> Результат </w:t>
+            </w:r>
+          </w:p>
+        </w:tc>
+        <w:tc>
+          <w:tcPr>
+            <w:tcW w:w="2552" w:type="dxa"/>
+            <w:tcBorders>
+              <w:top w:val="single" w:sz="4" w:space="0" w:color="000000"/>
+              <w:left w:val="single" w:sz="4" w:space="0" w:color="000000"/>
+              <w:bottom w:val="single" w:sz="4" w:space="0" w:color="000000"/>
+              <w:right w:val="single" w:sz="4" w:space="0" w:color="000000"/>
+            </w:tcBorders>
+          </w:tcPr>
+          <w:p>
+            <w:pPr>
+              <w:pStyle w:val="10"/>
+              <w:pBdr>
+                <w:top w:val="nil"/>
+                <w:left w:val="nil"/>
+                <w:bottom w:val="nil"/>
+                <w:right w:val="nil"/>
+                <w:between w:val="nil"/>
+              </w:pBdr>
+              <w:tabs>
+                <w:tab w:val="left" w:pos="-15"/>
+              </w:tabs>
+              <w:spacing w:after="200"/>
+              <w:rPr>
+                <w:color w:val="000000"/>
+              </w:rPr>
+            </w:pPr>
+            <w:r>
+              <w:rPr>
+                <w:color w:val="000000"/>
+              </w:rPr>
+              <w:t xml:space="preserve">Текстовый </w:t>
+            </w:r>
+            <w:r>
+              <w:rPr>
+                <w:color w:val="000000"/>
+              </w:rPr>
+              <w:t>документ</w:t>
+            </w:r>
+          </w:p>
+          <w:p>
+            <w:pPr>
+              <w:pStyle w:val="TableNormal1"/>
+            </w:pPr>
+            <w:r>
+              <w:t xml:space="preserve">Задание опубликовать в электронном портфолио, </w:t>
+            </w:r>
+            <w:r>
+              <w:rPr>
+                <w:color w:val="000000"/>
+                <w:lang w:val="en-US"/>
+              </w:rPr>
+              <w:t>QR</w:t>
+            </w:r>
+            <w:r>
+              <w:rPr>
+                <w:color w:val="000000"/>
+              </w:rPr>
+              <w:t>-код в отчете.</w:t>
+            </w:r>
+          </w:p>
+        </w:tc>
+        <w:tc>
+          <w:tcPr>
+            <w:tcW w:w="1134" w:type="dxa"/>
+            <w:tcBorders>
+              <w:top w:val="single" w:sz="4" w:space="0" w:color="000000"/>
+              <w:left w:val="single" w:sz="4" w:space="0" w:color="000000"/>
+              <w:bottom w:val="single" w:sz="4" w:space="0" w:color="000000"/>
+              <w:right w:val="single" w:sz="4" w:space="0" w:color="000000"/>
+            </w:tcBorders>
+          </w:tcPr>
+          <w:p>
+            <w:pPr>
+              <w:pStyle w:val="10"/>
+              <w:pBdr>
+                <w:top w:val="nil"/>
+                <w:left w:val="nil"/>
+                <w:bottom w:val="nil"/>
+                <w:right w:val="nil"/>
+                <w:between w:val="nil"/>
+              </w:pBdr>
+              <w:jc w:val="both"/>
+              <w:rPr>
+                <w:color w:val="000000"/>
+                <w:sz w:val="20"/>
+                <w:szCs w:val="20"/>
+              </w:rPr>
+            </w:pPr>
+            <w:r>
+              <w:rPr>
+                <w:color w:val="000000"/>
+                <w:sz w:val="20"/>
+                <w:szCs w:val="20"/>
+                <w:lang w:val="en-US"/>
+              </w:rPr>
+              <w:t>17.09.2026</w:t>
+            </w:r>
+          </w:p>
+        </w:tc>
+        <w:tc>
+          <w:tcPr>
+            <w:tcW w:w="1498" w:type="dxa"/>
+            <w:tcBorders>
+              <w:top w:val="single" w:sz="4" w:space="0" w:color="000000"/>
+              <w:left w:val="single" w:sz="4" w:space="0" w:color="000000"/>
+              <w:bottom w:val="single" w:sz="4" w:space="0" w:color="000000"/>
+              <w:right w:val="single" w:sz="4" w:space="0" w:color="000000"/>
+            </w:tcBorders>
+          </w:tcPr>
+          <w:p>
+            <w:pPr>
+              <w:pStyle w:val="10"/>
+              <w:pBdr>
+                <w:top w:val="nil"/>
+                <w:left w:val="nil"/>
+                <w:bottom w:val="nil"/>
+                <w:right w:val="nil"/>
+                <w:between w:val="nil"/>
+              </w:pBdr>
+              <w:jc w:val="both"/>
+              <w:rPr>
+                <w:color w:val="000000"/>
+                <w:sz w:val="20"/>
+                <w:szCs w:val="20"/>
+              </w:rPr>
+            </w:pPr>
+            <w:r>
+              <w:rPr>
+                <w:color w:val="000000"/>
+                <w:sz w:val="20"/>
+                <w:szCs w:val="20"/>
+                <w:lang w:val="en-US"/>
+              </w:rPr>
+              <w:t>17.09.2026</w:t>
+            </w:r>
+          </w:p>
+        </w:tc>
+      </w:tr>
+      <w:tr>
+        <w:trPr>
+          <w:trHeight w:val="566"/>
+        </w:trPr>
+        <w:tc>
+          <w:tcPr>
+            <w:tcW w:w="9720" w:type="dxa"/>
+            <w:gridSpan w:val="4"/>
+            <w:tcBorders>
+              <w:top w:val="single" w:sz="4" w:space="0" w:color="000000"/>
+              <w:left w:val="single" w:sz="4" w:space="0" w:color="000000"/>
+              <w:bottom w:val="single" w:sz="4" w:space="0" w:color="000000"/>
+              <w:right w:val="single" w:sz="4" w:space="0" w:color="000000"/>
+            </w:tcBorders>
+          </w:tcPr>
+          <w:p>
+            <w:r>
+              <w:rPr>
+                <w:b/>
+                <w:bCs/>
+              </w:rPr>
+              <w:t>I</w:t>
+            </w:r>
+            <w:r>
+              <w:rPr>
+                <w:b/>
+                <w:bCs/>
+                <w:lang w:val="en-US"/>
+              </w:rPr>
+              <w:t>V</w:t>
+            </w:r>
+            <w:r>
+              <w:rPr>
+                <w:b/>
+                <w:bCs/>
+              </w:rPr>
+              <w:t>.</w:t>
+            </w:r>
+            <w:r>
+              <w:t xml:space="preserve"> Разработка программы для анализа эффективности рекламных кампаний </w:t>
+            </w:r>
+          </w:p>
+          <w:p>
+            <w:pPr>
+              <w:pStyle w:val="10"/>
+              <w:pBdr>
+                <w:top w:val="nil"/>
+                <w:left w:val="nil"/>
+                <w:bottom w:val="nil"/>
+                <w:right w:val="nil"/>
+                <w:between w:val="nil"/>
+              </w:pBdr>
+              <w:jc w:val="both"/>
+              <w:rPr>
+                <w:color w:val="000000"/>
+                <w:sz w:val="20"/>
+                <w:szCs w:val="20"/>
+              </w:rPr>
+            </w:pPr>
+          </w:p>
+        </w:tc>
+      </w:tr>
+      <w:tr>
+        <w:trPr>
+          <w:trHeight w:val="556"/>
+        </w:trPr>
+        <w:tc>
+          <w:tcPr>
+            <w:tcW w:w="4536" w:type="dxa"/>
+            <w:vMerge w:val="restart"/>
+            <w:tcBorders>
+              <w:top w:val="single" w:sz="4" w:space="0" w:color="000000"/>
+              <w:left w:val="single" w:sz="4" w:space="0" w:color="000000"/>
+              <w:bottom w:val="single" w:sz="4" w:space="0" w:color="000000"/>
+              <w:right w:val="single" w:sz="4" w:space="0" w:color="000000"/>
+            </w:tcBorders>
+          </w:tcPr>
+          <w:p>
+            <w:pPr>
+              <w:pStyle w:val="2"/>
+              <w:jc w:val="both"/>
+            </w:pPr>
+            <w:r>
+              <w:rPr>
+                <w:bCs/>
+                <w:color w:val="000000" w:themeColor="text1"/>
+                <w:sz w:val="24"/>
+                <w:szCs w:val="24"/>
+              </w:rPr>
+              <w:t>4</w:t>
+            </w:r>
+            <w:r>
+              <w:rPr>
+                <w:bCs/>
+                <w:color w:val="000000" w:themeColor="text1"/>
+                <w:sz w:val="24"/>
+                <w:szCs w:val="24"/>
+              </w:rPr>
+              <w:t xml:space="preserve">.1 </w:t>
+            </w:r>
+            <w:r>
+              <w:rPr>
+                <w:bCs/>
+                <w:color w:val="000000" w:themeColor="text1"/>
+                <w:sz w:val="24"/>
+                <w:szCs w:val="24"/>
+              </w:rPr>
+              <w:t>Ознакомление с проектом</w:t>
+            </w:r>
+          </w:p>
+          <w:p>
+            <w:pPr>
+              <w:pStyle w:val="10"/>
+            </w:pPr>
+          </w:p>
+        </w:tc>
+        <w:tc>
+          <w:tcPr>
+            <w:tcW w:w="2552" w:type="dxa"/>
+            <w:vMerge w:val="restart"/>
+            <w:tcBorders>
+              <w:top w:val="single" w:sz="4" w:space="0" w:color="000000"/>
+              <w:left w:val="single" w:sz="4" w:space="0" w:color="000000"/>
+              <w:bottom w:val="single" w:sz="4" w:space="0" w:color="000000"/>
+              <w:right w:val="single" w:sz="4" w:space="0" w:color="000000"/>
+            </w:tcBorders>
+          </w:tcPr>
+          <w:p>
+            <w:pPr>
+              <w:pStyle w:val="10"/>
+              <w:pBdr>
+                <w:top w:val="nil"/>
+                <w:left w:val="nil"/>
+                <w:bottom w:val="nil"/>
+                <w:right w:val="nil"/>
+                <w:between w:val="nil"/>
+              </w:pBdr>
+              <w:tabs>
+                <w:tab w:val="left" w:pos="-15"/>
+              </w:tabs>
+              <w:spacing w:after="200"/>
+              <w:rPr>
+                <w:color w:val="000000"/>
+              </w:rPr>
+            </w:pPr>
+            <w:r>
+              <w:rPr>
+                <w:color w:val="000000"/>
+              </w:rPr>
+              <w:t xml:space="preserve">Текстовый </w:t>
+            </w:r>
+            <w:r>
+              <w:rPr>
+                <w:color w:val="000000"/>
+              </w:rPr>
+              <w:t>документ</w:t>
+            </w:r>
+          </w:p>
+          <w:p>
+            <w:pPr>
+              <w:pStyle w:val="10"/>
+              <w:tabs>
+                <w:tab w:val="left" w:pos="-15"/>
+              </w:tabs>
               <w:spacing w:after="200" w:line="276" w:lineRule="auto"/>
-              <w:jc w:val="both"/>
-              <w:rPr>
-                <w:color w:val="000000"/>
-              </w:rPr>
-            </w:pPr>
+              <w:rPr>
+                <w:rFonts w:ascii="Calibri" w:eastAsia="Calibri" w:hAnsi="Calibri" w:cs="Calibri"/>
+                <w:sz w:val="22"/>
+                <w:szCs w:val="22"/>
+              </w:rPr>
+            </w:pPr>
+            <w:r>
+              <w:t xml:space="preserve">Задание опубликовать в электронном портфолио, </w:t>
+            </w:r>
+            <w:r>
+              <w:rPr>
+                <w:color w:val="000000"/>
+                <w:lang w:val="en-US"/>
+              </w:rPr>
+              <w:t>QR</w:t>
+            </w:r>
+            <w:r>
+              <w:rPr>
+                <w:color w:val="000000"/>
+              </w:rPr>
+              <w:t>-код в отчете.</w:t>
+            </w:r>
+          </w:p>
+        </w:tc>
+        <w:tc>
+          <w:tcPr>
+            <w:tcW w:w="1134" w:type="dxa"/>
+            <w:vMerge w:val="restart"/>
+            <w:tcBorders>
+              <w:top w:val="single" w:sz="4" w:space="0" w:color="000000"/>
+              <w:left w:val="single" w:sz="4" w:space="0" w:color="000000"/>
+              <w:bottom w:val="single" w:sz="4" w:space="0" w:color="000000"/>
+              <w:right w:val="single" w:sz="4" w:space="0" w:color="000000"/>
+            </w:tcBorders>
+          </w:tcPr>
+          <w:p>
+            <w:pPr>
+              <w:pStyle w:val="10"/>
+              <w:pBdr>
+                <w:top w:val="nil"/>
+                <w:left w:val="nil"/>
+                <w:bottom w:val="nil"/>
+                <w:right w:val="nil"/>
+                <w:between w:val="nil"/>
+              </w:pBdr>
+              <w:jc w:val="both"/>
+              <w:rPr>
+                <w:color w:val="000000"/>
+                <w:sz w:val="20"/>
+                <w:szCs w:val="20"/>
+                <w:lang w:val="en-US"/>
+              </w:rPr>
+            </w:pPr>
+            <w:r>
+              <w:rPr>
+                <w:color w:val="000000"/>
+                <w:sz w:val="20"/>
+                <w:szCs w:val="20"/>
+                <w:lang w:val="en-US"/>
+              </w:rPr>
+              <w:t>24.09.2026</w:t>
+            </w:r>
+          </w:p>
+        </w:tc>
+        <w:tc>
+          <w:tcPr>
+            <w:tcW w:w="1498" w:type="dxa"/>
+            <w:vMerge w:val="restart"/>
+            <w:tcBorders>
+              <w:top w:val="single" w:sz="4" w:space="0" w:color="000000"/>
+              <w:left w:val="single" w:sz="4" w:space="0" w:color="000000"/>
+              <w:bottom w:val="single" w:sz="4" w:space="0" w:color="000000"/>
+              <w:right w:val="single" w:sz="4" w:space="0" w:color="000000"/>
+            </w:tcBorders>
+          </w:tcPr>
+          <w:p>
+            <w:pPr>
+              <w:pStyle w:val="10"/>
+              <w:pBdr>
+                <w:top w:val="nil"/>
+                <w:left w:val="nil"/>
+                <w:bottom w:val="nil"/>
+                <w:right w:val="nil"/>
+                <w:between w:val="nil"/>
+              </w:pBdr>
+              <w:jc w:val="both"/>
+              <w:rPr>
+                <w:color w:val="000000"/>
+                <w:sz w:val="20"/>
+                <w:szCs w:val="20"/>
+                <w:lang w:val="en-US"/>
+              </w:rPr>
+            </w:pPr>
+            <w:r>
+              <w:rPr>
+                <w:color w:val="000000"/>
+                <w:sz w:val="20"/>
+                <w:szCs w:val="20"/>
+                <w:lang w:val="en-US"/>
+              </w:rPr>
+              <w:t>17.09.2026</w:t>
+            </w:r>
+          </w:p>
+        </w:tc>
+      </w:tr>
+      <w:tr>
+        <w:trPr>
+          <w:trHeight w:val="710"/>
+        </w:trPr>
+        <w:tc>
+          <w:tcPr>
+            <w:tcW w:w="4536" w:type="dxa"/>
+            <w:vMerge/>
+            <w:tcBorders>
+              <w:top w:val="single" w:sz="4" w:space="0" w:color="000000"/>
+              <w:left w:val="single" w:sz="4" w:space="0" w:color="000000"/>
+              <w:bottom w:val="single" w:sz="4" w:space="0" w:color="000000"/>
+              <w:right w:val="single" w:sz="4" w:space="0" w:color="000000"/>
+            </w:tcBorders>
+          </w:tcPr>
+          <w:p>
+            <w:pPr>
+              <w:pStyle w:val="10"/>
+              <w:pBdr>
+                <w:top w:val="nil"/>
+                <w:left w:val="nil"/>
+                <w:bottom w:val="nil"/>
+                <w:right w:val="nil"/>
+                <w:between w:val="nil"/>
+              </w:pBdr>
+              <w:tabs>
+                <w:tab w:val="left" w:pos="560"/>
+                <w:tab w:val="left" w:pos="1120"/>
+                <w:tab w:val="left" w:pos="1680"/>
+                <w:tab w:val="left" w:pos="2240"/>
+                <w:tab w:val="left" w:pos="2800"/>
+                <w:tab w:val="left" w:pos="3360"/>
+                <w:tab w:val="left" w:pos="3920"/>
+                <w:tab w:val="left" w:pos="4480"/>
+                <w:tab w:val="left" w:pos="5040"/>
+                <w:tab w:val="left" w:pos="5600"/>
+                <w:tab w:val="left" w:pos="6160"/>
+                <w:tab w:val="left" w:pos="6720"/>
+              </w:tabs>
+              <w:rPr>
+                <w:rFonts w:ascii="Calibri" w:eastAsia="Calibri" w:hAnsi="Calibri" w:cs="Calibri"/>
+                <w:color w:val="000000"/>
+                <w:sz w:val="22"/>
+                <w:szCs w:val="22"/>
+              </w:rPr>
+            </w:pPr>
+          </w:p>
+        </w:tc>
+        <w:tc>
+          <w:tcPr>
+            <w:tcW w:w="2552" w:type="dxa"/>
+            <w:vMerge/>
+            <w:tcBorders>
+              <w:top w:val="single" w:sz="4" w:space="0" w:color="000000"/>
+              <w:left w:val="single" w:sz="4" w:space="0" w:color="000000"/>
+              <w:bottom w:val="single" w:sz="4" w:space="0" w:color="000000"/>
+              <w:right w:val="single" w:sz="4" w:space="0" w:color="000000"/>
+            </w:tcBorders>
+          </w:tcPr>
+          <w:p>
+            <w:pPr>
+              <w:pStyle w:val="10"/>
+              <w:pBdr>
+                <w:top w:val="nil"/>
+                <w:left w:val="nil"/>
+                <w:bottom w:val="nil"/>
+                <w:right w:val="nil"/>
+                <w:between w:val="nil"/>
+              </w:pBdr>
+              <w:tabs>
+                <w:tab w:val="left" w:pos="-15"/>
+              </w:tabs>
+              <w:rPr>
+                <w:rFonts w:ascii="Calibri" w:eastAsia="Calibri" w:hAnsi="Calibri" w:cs="Calibri"/>
+                <w:color w:val="000000"/>
+                <w:sz w:val="22"/>
+                <w:szCs w:val="22"/>
+              </w:rPr>
+            </w:pPr>
+          </w:p>
+        </w:tc>
+        <w:tc>
+          <w:tcPr>
+            <w:tcW w:w="1134" w:type="dxa"/>
+            <w:vMerge/>
+            <w:tcBorders>
+              <w:top w:val="single" w:sz="4" w:space="0" w:color="000000"/>
+              <w:left w:val="single" w:sz="4" w:space="0" w:color="000000"/>
+              <w:bottom w:val="single" w:sz="4" w:space="0" w:color="000000"/>
+              <w:right w:val="single" w:sz="4" w:space="0" w:color="000000"/>
+            </w:tcBorders>
+          </w:tcPr>
+          <w:p>
+            <w:pPr>
+              <w:pStyle w:val="10"/>
+              <w:pBdr>
+                <w:top w:val="nil"/>
+                <w:left w:val="nil"/>
+                <w:bottom w:val="nil"/>
+                <w:right w:val="nil"/>
+                <w:between w:val="nil"/>
+              </w:pBdr>
+              <w:jc w:val="both"/>
+              <w:rPr>
+                <w:color w:val="000000"/>
+                <w:sz w:val="20"/>
+                <w:szCs w:val="20"/>
+              </w:rPr>
+            </w:pPr>
+          </w:p>
+        </w:tc>
+        <w:tc>
+          <w:tcPr>
+            <w:tcW w:w="1498" w:type="dxa"/>
+            <w:vMerge/>
+            <w:tcBorders>
+              <w:top w:val="single" w:sz="4" w:space="0" w:color="000000"/>
+              <w:left w:val="single" w:sz="4" w:space="0" w:color="000000"/>
+              <w:bottom w:val="single" w:sz="4" w:space="0" w:color="000000"/>
+              <w:right w:val="single" w:sz="4" w:space="0" w:color="000000"/>
+            </w:tcBorders>
+          </w:tcPr>
+          <w:p>
+            <w:pPr>
+              <w:pStyle w:val="10"/>
+              <w:pBdr>
+                <w:top w:val="nil"/>
+                <w:left w:val="nil"/>
+                <w:bottom w:val="nil"/>
+                <w:right w:val="nil"/>
+                <w:between w:val="nil"/>
+              </w:pBdr>
+              <w:jc w:val="both"/>
+              <w:rPr>
+                <w:color w:val="000000"/>
+                <w:sz w:val="20"/>
+                <w:szCs w:val="20"/>
+              </w:rPr>
+            </w:pPr>
+          </w:p>
+        </w:tc>
+      </w:tr>
+      <w:tr>
+        <w:trPr>
+          <w:trHeight w:val="517"/>
+        </w:trPr>
+        <w:tc>
+          <w:tcPr>
+            <w:tcW w:w="4536" w:type="dxa"/>
+            <w:vMerge w:val="restart"/>
+            <w:tcBorders>
+              <w:top w:val="single" w:sz="4" w:space="0" w:color="000000"/>
+              <w:left w:val="single" w:sz="4" w:space="0" w:color="000000"/>
+              <w:bottom w:val="single" w:sz="4" w:space="0" w:color="000000"/>
+              <w:right w:val="single" w:sz="4" w:space="0" w:color="000000"/>
+            </w:tcBorders>
+          </w:tcPr>
+          <w:p>
+            <w:pPr>
+              <w:pStyle w:val="2"/>
+              <w:jc w:val="both"/>
+              <w:rPr>
+                <w:color w:val="000000"/>
+              </w:rPr>
+            </w:pPr>
+            <w:r>
+              <w:rPr>
+                <w:bCs/>
+                <w:color w:val="000000" w:themeColor="text1"/>
+                <w:sz w:val="24"/>
+                <w:szCs w:val="24"/>
+              </w:rPr>
+              <w:t>4</w:t>
+            </w:r>
+            <w:r>
+              <w:rPr>
+                <w:bCs/>
+                <w:color w:val="000000" w:themeColor="text1"/>
+                <w:sz w:val="24"/>
+                <w:szCs w:val="24"/>
+              </w:rPr>
+              <w:t>.</w:t>
+            </w:r>
+            <w:r>
+              <w:rPr>
+                <w:bCs/>
+                <w:color w:val="000000" w:themeColor="text1"/>
+                <w:sz w:val="24"/>
+                <w:szCs w:val="24"/>
+              </w:rPr>
+              <w:t>2</w:t>
+            </w:r>
+            <w:r>
+              <w:rPr>
+                <w:bCs/>
+                <w:color w:val="000000" w:themeColor="text1"/>
+                <w:sz w:val="24"/>
+                <w:szCs w:val="24"/>
+              </w:rPr>
+              <w:t xml:space="preserve"> </w:t>
+            </w:r>
+            <w:r>
+              <w:rPr>
+                <w:bCs/>
+                <w:color w:val="000000" w:themeColor="text1"/>
+                <w:sz w:val="24"/>
+                <w:szCs w:val="24"/>
+              </w:rPr>
+              <w:t xml:space="preserve">Анализ концепции проекта </w:t>
+            </w:r>
           </w:p>
           <w:p>
             <w:pPr>
@@ -2320,17 +6311,184 @@
               </w:tabs>
               <w:spacing w:after="200"/>
               <w:jc w:val="both"/>
-            </w:pPr>
-            <w:r>
-              <w:t xml:space="preserve">2.1. </w:t>
-            </w:r>
-            <w:r>
-              <w:t>Исследовать возможности одного из популярных сервисов для разработчиков (GitHub, GitLab) для управления временем (тайм-менеджмента) в контексте задач разработчика.</w:t>
-            </w:r>
-          </w:p>
-          <w:p>
-            <w:pPr>
-              <w:pStyle w:val="10"/>
+              <w:rPr>
+                <w:color w:val="000000"/>
+              </w:rPr>
+            </w:pPr>
+          </w:p>
+        </w:tc>
+        <w:tc>
+          <w:tcPr>
+            <w:tcW w:w="2552" w:type="dxa"/>
+            <w:vMerge w:val="restart"/>
+            <w:tcBorders>
+              <w:top w:val="single" w:sz="4" w:space="0" w:color="000000"/>
+              <w:left w:val="single" w:sz="4" w:space="0" w:color="000000"/>
+              <w:bottom w:val="single" w:sz="4" w:space="0" w:color="000000"/>
+              <w:right w:val="single" w:sz="4" w:space="0" w:color="000000"/>
+            </w:tcBorders>
+          </w:tcPr>
+          <w:p>
+            <w:pPr>
+              <w:pStyle w:val="10"/>
+              <w:pBdr>
+                <w:top w:val="nil"/>
+                <w:left w:val="nil"/>
+                <w:bottom w:val="nil"/>
+                <w:right w:val="nil"/>
+                <w:between w:val="nil"/>
+              </w:pBdr>
+              <w:tabs>
+                <w:tab w:val="left" w:pos="-15"/>
+              </w:tabs>
+              <w:spacing w:after="200"/>
+              <w:rPr>
+                <w:color w:val="000000"/>
+              </w:rPr>
+            </w:pPr>
+            <w:r>
+              <w:rPr>
+                <w:color w:val="000000"/>
+              </w:rPr>
+              <w:t xml:space="preserve">Текстовый </w:t>
+            </w:r>
+            <w:r>
+              <w:rPr>
+                <w:color w:val="000000"/>
+              </w:rPr>
+              <w:t>документ</w:t>
+            </w:r>
+          </w:p>
+          <w:p>
+            <w:pPr>
+              <w:pStyle w:val="ad"/>
+              <w:shd w:val="clear" w:color="auto" w:fill="FFFFFF"/>
+              <w:spacing w:before="0" w:beforeAutospacing="0" w:after="0" w:afterAutospacing="0"/>
+            </w:pPr>
+            <w:r>
+              <w:t xml:space="preserve">Задание опубликовать в электронном портфолио, </w:t>
+            </w:r>
+            <w:r>
+              <w:rPr>
+                <w:color w:val="000000"/>
+                <w:lang w:val="en-US"/>
+              </w:rPr>
+              <w:t>QR</w:t>
+            </w:r>
+            <w:r>
+              <w:rPr>
+                <w:color w:val="000000"/>
+              </w:rPr>
+              <w:t>-код в отчете.</w:t>
+            </w:r>
+          </w:p>
+        </w:tc>
+        <w:tc>
+          <w:tcPr>
+            <w:tcW w:w="1134" w:type="dxa"/>
+            <w:vMerge w:val="restart"/>
+            <w:tcBorders>
+              <w:top w:val="single" w:sz="4" w:space="0" w:color="000000"/>
+              <w:left w:val="single" w:sz="4" w:space="0" w:color="000000"/>
+              <w:bottom w:val="single" w:sz="4" w:space="0" w:color="000000"/>
+              <w:right w:val="single" w:sz="4" w:space="0" w:color="000000"/>
+            </w:tcBorders>
+          </w:tcPr>
+          <w:p>
+            <w:pPr>
+              <w:pStyle w:val="10"/>
+              <w:pBdr>
+                <w:top w:val="nil"/>
+                <w:left w:val="nil"/>
+                <w:bottom w:val="nil"/>
+                <w:right w:val="nil"/>
+                <w:between w:val="nil"/>
+              </w:pBdr>
+              <w:jc w:val="both"/>
+              <w:rPr>
+                <w:color w:val="000000"/>
+                <w:sz w:val="20"/>
+                <w:szCs w:val="20"/>
+                <w:lang w:val="en-US"/>
+              </w:rPr>
+            </w:pPr>
+            <w:r>
+              <w:rPr>
+                <w:color w:val="000000"/>
+                <w:sz w:val="20"/>
+                <w:szCs w:val="20"/>
+                <w:lang w:val="en-US"/>
+              </w:rPr>
+              <w:t>24.09.2026</w:t>
+            </w:r>
+          </w:p>
+        </w:tc>
+        <w:tc>
+          <w:tcPr>
+            <w:tcW w:w="1498" w:type="dxa"/>
+            <w:vMerge w:val="restart"/>
+            <w:tcBorders>
+              <w:top w:val="single" w:sz="4" w:space="0" w:color="000000"/>
+              <w:left w:val="single" w:sz="4" w:space="0" w:color="000000"/>
+              <w:bottom w:val="single" w:sz="4" w:space="0" w:color="000000"/>
+              <w:right w:val="single" w:sz="4" w:space="0" w:color="000000"/>
+            </w:tcBorders>
+          </w:tcPr>
+          <w:p>
+            <w:pPr>
+              <w:pStyle w:val="10"/>
+              <w:pBdr>
+                <w:top w:val="nil"/>
+                <w:left w:val="nil"/>
+                <w:bottom w:val="nil"/>
+                <w:right w:val="nil"/>
+                <w:between w:val="nil"/>
+              </w:pBdr>
+              <w:jc w:val="both"/>
+              <w:rPr>
+                <w:color w:val="000000"/>
+                <w:sz w:val="20"/>
+                <w:szCs w:val="20"/>
+                <w:lang w:val="en-US"/>
+              </w:rPr>
+            </w:pPr>
+            <w:r>
+              <w:rPr>
+                <w:color w:val="000000"/>
+                <w:sz w:val="20"/>
+                <w:szCs w:val="20"/>
+                <w:lang w:val="en-US"/>
+              </w:rPr>
+              <w:t>24.09.2026</w:t>
+            </w:r>
+          </w:p>
+        </w:tc>
+      </w:tr>
+      <w:tr>
+        <w:trPr>
+          <w:trHeight w:val="480"/>
+        </w:trPr>
+        <w:tc>
+          <w:tcPr>
+            <w:tcW w:w="4536" w:type="dxa"/>
+            <w:vMerge/>
+            <w:tcBorders>
+              <w:top w:val="single" w:sz="4" w:space="0" w:color="000000"/>
+              <w:left w:val="single" w:sz="4" w:space="0" w:color="000000"/>
+              <w:bottom w:val="single" w:sz="4" w:space="0" w:color="000000"/>
+              <w:right w:val="single" w:sz="4" w:space="0" w:color="000000"/>
+            </w:tcBorders>
+          </w:tcPr>
+          <w:p>
+            <w:pPr>
+              <w:pStyle w:val="10"/>
+              <w:pBdr>
+                <w:top w:val="nil"/>
+                <w:left w:val="nil"/>
+                <w:bottom w:val="nil"/>
+                <w:right w:val="nil"/>
+                <w:between w:val="nil"/>
+              </w:pBdr>
               <w:tabs>
                 <w:tab w:val="left" w:pos="560"/>
                 <w:tab w:val="left" w:pos="1120"/>
@@ -2345,95 +6503,37 @@
                 <w:tab w:val="left" w:pos="6160"/>
                 <w:tab w:val="left" w:pos="6720"/>
               </w:tabs>
-              <w:spacing w:after="200"/>
-              <w:jc w:val="both"/>
-            </w:pPr>
-            <w:r>
-              <w:t>Создать текстовый отчет с результатами анализа, продемонстрировав основные функции одного из сервисов, его достоинства и недостатки, оценить удобство и эффективность работы с ним.</w:t>
-            </w:r>
+              <w:jc w:val="both"/>
+              <w:rPr>
+                <w:color w:val="000000"/>
+              </w:rPr>
+            </w:pPr>
           </w:p>
         </w:tc>
         <w:tc>
           <w:tcPr>
             <w:tcW w:w="2552" w:type="dxa"/>
-            <w:vMerge w:val="restart"/>
-            <w:tcBorders>
-              <w:top w:val="single" w:sz="4" w:space="0" w:color="000000"/>
-              <w:left w:val="single" w:sz="4" w:space="0" w:color="000000"/>
-              <w:bottom w:val="single" w:sz="4" w:space="0" w:color="000000"/>
-              <w:right w:val="single" w:sz="4" w:space="0" w:color="000000"/>
-            </w:tcBorders>
-          </w:tcPr>
-          <w:p>
-            <w:pPr>
-              <w:pStyle w:val="10"/>
-              <w:pBdr>
-                <w:top w:val="nil"/>
-                <w:left w:val="nil"/>
-                <w:bottom w:val="nil"/>
-                <w:right w:val="nil"/>
-                <w:between w:val="nil"/>
-              </w:pBdr>
-              <w:tabs>
-                <w:tab w:val="left" w:pos="-15"/>
-              </w:tabs>
-              <w:spacing w:after="200"/>
-              <w:rPr>
-                <w:color w:val="000000"/>
-              </w:rPr>
-            </w:pPr>
-            <w:r>
-              <w:rPr>
-                <w:color w:val="000000"/>
-              </w:rPr>
-              <w:lastRenderedPageBreak/>
-              <w:t xml:space="preserve">Текстовый </w:t>
-            </w:r>
-            <w:r>
-              <w:rPr>
-                <w:color w:val="000000"/>
-              </w:rPr>
-              <w:t>документ</w:t>
-            </w:r>
-          </w:p>
-          <w:p>
-            <w:pPr>
-              <w:pStyle w:val="10"/>
-              <w:tabs>
-                <w:tab w:val="left" w:pos="-15"/>
-              </w:tabs>
-              <w:spacing w:after="200" w:line="276" w:lineRule="auto"/>
-              <w:rPr>
-                <w:rFonts w:ascii="Calibri" w:eastAsia="Calibri" w:hAnsi="Calibri" w:cs="Calibri"/>
-                <w:sz w:val="22"/>
-                <w:szCs w:val="22"/>
-              </w:rPr>
-            </w:pPr>
-            <w:r>
-              <w:t xml:space="preserve">Задание </w:t>
-            </w:r>
-            <w:r>
-              <w:t xml:space="preserve">опубликовать в электронном портфолио, </w:t>
-            </w:r>
-            <w:r>
-              <w:rPr>
-                <w:color w:val="000000"/>
-                <w:lang w:val="en-US"/>
-              </w:rPr>
-              <w:t>QR</w:t>
-            </w:r>
-            <w:r>
-              <w:rPr>
-                <w:color w:val="000000"/>
-              </w:rPr>
-              <w:t>-код в отчете.</w:t>
-            </w:r>
+            <w:vMerge/>
+            <w:tcBorders>
+              <w:top w:val="single" w:sz="4" w:space="0" w:color="000000"/>
+              <w:left w:val="single" w:sz="4" w:space="0" w:color="000000"/>
+              <w:bottom w:val="single" w:sz="4" w:space="0" w:color="000000"/>
+              <w:right w:val="single" w:sz="4" w:space="0" w:color="000000"/>
+            </w:tcBorders>
+          </w:tcPr>
+          <w:p>
+            <w:pPr>
+              <w:pStyle w:val="10"/>
+              <w:rPr>
+                <w:color w:val="000000"/>
+              </w:rPr>
+            </w:pPr>
           </w:p>
         </w:tc>
         <w:tc>
           <w:tcPr>
             <w:tcW w:w="1134" w:type="dxa"/>
-            <w:vMerge w:val="restart"/>
+            <w:vMerge/>
             <w:tcBorders>
               <w:top w:val="single" w:sz="4" w:space="0" w:color="000000"/>
               <w:left w:val="single" w:sz="4" w:space="0" w:color="000000"/>
@@ -2463,7 +6563,7 @@
         <w:tc>
           <w:tcPr>
             <w:tcW w:w="1498" w:type="dxa"/>
-            <w:vMerge w:val="restart"/>
+            <w:vMerge/>
             <w:tcBorders>
               <w:top w:val="single" w:sz="4" w:space="0" w:color="000000"/>
               <w:left w:val="single" w:sz="4" w:space="0" w:color="000000"/>
@@ -2498,14 +6598,72 @@
         <w:tc>
           <w:tcPr>
             <w:tcW w:w="4536" w:type="dxa"/>
-            <w:vMerge/>
-            <w:tcBorders>
-              <w:top w:val="single" w:sz="4" w:space="0" w:color="000000"/>
-              <w:left w:val="single" w:sz="4" w:space="0" w:color="000000"/>
-              <w:bottom w:val="single" w:sz="4" w:space="0" w:color="000000"/>
-              <w:right w:val="single" w:sz="4" w:space="0" w:color="000000"/>
-            </w:tcBorders>
-          </w:tcPr>
+            <w:tcBorders>
+              <w:top w:val="single" w:sz="4" w:space="0" w:color="000000"/>
+              <w:left w:val="single" w:sz="4" w:space="0" w:color="000000"/>
+              <w:bottom w:val="single" w:sz="4" w:space="0" w:color="000000"/>
+              <w:right w:val="single" w:sz="4" w:space="0" w:color="000000"/>
+            </w:tcBorders>
+          </w:tcPr>
+          <w:p>
+            <w:pPr>
+              <w:pStyle w:val="2"/>
+              <w:jc w:val="both"/>
+              <w:rPr>
+                <w:b w:val="0"/>
+                <w:bCs/>
+                <w:color w:val="000000" w:themeColor="text1"/>
+                <w:sz w:val="24"/>
+                <w:szCs w:val="24"/>
+              </w:rPr>
+            </w:pPr>
+            <w:r>
+              <w:rPr>
+                <w:bCs/>
+                <w:color w:val="000000" w:themeColor="text1"/>
+                <w:sz w:val="24"/>
+                <w:szCs w:val="24"/>
+              </w:rPr>
+              <w:t>4</w:t>
+            </w:r>
+            <w:r>
+              <w:rPr>
+                <w:bCs/>
+                <w:color w:val="000000" w:themeColor="text1"/>
+                <w:sz w:val="24"/>
+                <w:szCs w:val="24"/>
+              </w:rPr>
+              <w:t>.</w:t>
+            </w:r>
+            <w:r>
+              <w:rPr>
+                <w:bCs/>
+                <w:color w:val="000000" w:themeColor="text1"/>
+                <w:sz w:val="24"/>
+                <w:szCs w:val="24"/>
+                <w:lang w:val="en-US"/>
+              </w:rPr>
+              <w:t>3</w:t>
+            </w:r>
+            <w:r>
+              <w:rPr>
+                <w:bCs/>
+                <w:color w:val="000000" w:themeColor="text1"/>
+                <w:sz w:val="24"/>
+                <w:szCs w:val="24"/>
+              </w:rPr>
+              <w:t xml:space="preserve"> </w:t>
+            </w:r>
+            <w:r>
+              <w:rPr>
+                <w:bCs/>
+                <w:color w:val="000000" w:themeColor="text1"/>
+                <w:sz w:val="24"/>
+                <w:szCs w:val="24"/>
+              </w:rPr>
+              <w:t xml:space="preserve">Разработка структуры презентации </w:t>
+            </w:r>
+          </w:p>
           <w:p>
             <w:pPr>
               <w:pStyle w:val="10"/>
@@ -2530,11 +6688,9 @@
                 <w:tab w:val="left" w:pos="6160"/>
                 <w:tab w:val="left" w:pos="6720"/>
               </w:tabs>
-              <w:rPr>
-                <w:rFonts w:ascii="Calibri" w:eastAsia="Calibri" w:hAnsi="Calibri" w:cs="Calibri"/>
-                <w:color w:val="000000"/>
-                <w:sz w:val="22"/>
-                <w:szCs w:val="22"/>
+              <w:jc w:val="both"/>
+              <w:rPr>
+                <w:color w:val="000000"/>
               </w:rPr>
             </w:pPr>
           </w:p>
@@ -2542,513 +6698,99 @@
         <w:tc>
           <w:tcPr>
             <w:tcW w:w="2552" w:type="dxa"/>
-            <w:vMerge/>
-            <w:tcBorders>
-              <w:top w:val="single" w:sz="4" w:space="0" w:color="000000"/>
-              <w:left w:val="single" w:sz="4" w:space="0" w:color="000000"/>
-              <w:bottom w:val="single" w:sz="4" w:space="0" w:color="000000"/>
-              <w:right w:val="single" w:sz="4" w:space="0" w:color="000000"/>
-            </w:tcBorders>
-          </w:tcPr>
-          <w:p>
-            <w:pPr>
-              <w:pStyle w:val="10"/>
-              <w:pBdr>
-                <w:top w:val="nil"/>
-                <w:left w:val="nil"/>
-                <w:bottom w:val="nil"/>
-                <w:right w:val="nil"/>
-                <w:between w:val="nil"/>
-              </w:pBdr>
-              <w:tabs>
-                <w:tab w:val="left" w:pos="-15"/>
-              </w:tabs>
-              <w:rPr>
-                <w:rFonts w:ascii="Calibri" w:eastAsia="Calibri" w:hAnsi="Calibri" w:cs="Calibri"/>
-                <w:color w:val="000000"/>
-                <w:sz w:val="22"/>
-                <w:szCs w:val="22"/>
-              </w:rPr>
-            </w:pPr>
+            <w:tcBorders>
+              <w:top w:val="single" w:sz="4" w:space="0" w:color="000000"/>
+              <w:left w:val="single" w:sz="4" w:space="0" w:color="000000"/>
+              <w:bottom w:val="single" w:sz="4" w:space="0" w:color="000000"/>
+              <w:right w:val="single" w:sz="4" w:space="0" w:color="000000"/>
+            </w:tcBorders>
+          </w:tcPr>
+          <w:p>
+            <w:pPr>
+              <w:pStyle w:val="10"/>
+              <w:rPr>
+                <w:color w:val="000000"/>
+              </w:rPr>
+            </w:pPr>
+            <w:r>
+              <w:t xml:space="preserve">Текстовый отчет в виде </w:t>
+            </w:r>
           </w:p>
         </w:tc>
         <w:tc>
           <w:tcPr>
             <w:tcW w:w="1134" w:type="dxa"/>
-            <w:vMerge/>
-            <w:tcBorders>
-              <w:top w:val="single" w:sz="4" w:space="0" w:color="000000"/>
-              <w:left w:val="single" w:sz="4" w:space="0" w:color="000000"/>
-              <w:bottom w:val="single" w:sz="4" w:space="0" w:color="000000"/>
-              <w:right w:val="single" w:sz="4" w:space="0" w:color="000000"/>
-            </w:tcBorders>
-          </w:tcPr>
-          <w:p>
-            <w:pPr>
-              <w:pStyle w:val="10"/>
-              <w:pBdr>
-                <w:top w:val="nil"/>
-                <w:left w:val="nil"/>
-                <w:bottom w:val="nil"/>
-                <w:right w:val="nil"/>
-                <w:between w:val="nil"/>
-              </w:pBdr>
-              <w:jc w:val="both"/>
-              <w:rPr>
-                <w:color w:val="000000"/>
-                <w:sz w:val="20"/>
-                <w:szCs w:val="20"/>
-              </w:rPr>
-            </w:pPr>
+            <w:tcBorders>
+              <w:top w:val="single" w:sz="4" w:space="0" w:color="000000"/>
+              <w:left w:val="single" w:sz="4" w:space="0" w:color="000000"/>
+              <w:bottom w:val="single" w:sz="4" w:space="0" w:color="000000"/>
+              <w:right w:val="single" w:sz="4" w:space="0" w:color="000000"/>
+            </w:tcBorders>
+          </w:tcPr>
+          <w:p>
+            <w:pPr>
+              <w:pStyle w:val="10"/>
+              <w:pBdr>
+                <w:top w:val="nil"/>
+                <w:left w:val="nil"/>
+                <w:bottom w:val="nil"/>
+                <w:right w:val="nil"/>
+                <w:between w:val="nil"/>
+              </w:pBdr>
+              <w:jc w:val="both"/>
+              <w:rPr>
+                <w:color w:val="000000"/>
+                <w:sz w:val="20"/>
+                <w:szCs w:val="20"/>
+              </w:rPr>
+            </w:pPr>
+            <w:r>
+              <w:rPr>
+                <w:color w:val="000000"/>
+                <w:sz w:val="20"/>
+                <w:szCs w:val="20"/>
+                <w:lang w:val="en-US"/>
+              </w:rPr>
+              <w:t>24.09.2026</w:t>
+            </w:r>
           </w:p>
         </w:tc>
         <w:tc>
           <w:tcPr>
             <w:tcW w:w="1498" w:type="dxa"/>
-            <w:vMerge/>
-            <w:tcBorders>
-              <w:top w:val="single" w:sz="4" w:space="0" w:color="000000"/>
-              <w:left w:val="single" w:sz="4" w:space="0" w:color="000000"/>
-              <w:bottom w:val="single" w:sz="4" w:space="0" w:color="000000"/>
-              <w:right w:val="single" w:sz="4" w:space="0" w:color="000000"/>
-            </w:tcBorders>
-          </w:tcPr>
-          <w:p>
-            <w:pPr>
-              <w:pStyle w:val="10"/>
-              <w:pBdr>
-                <w:top w:val="nil"/>
-                <w:left w:val="nil"/>
-                <w:bottom w:val="nil"/>
-                <w:right w:val="nil"/>
-                <w:between w:val="nil"/>
-              </w:pBdr>
-              <w:jc w:val="both"/>
-              <w:rPr>
-                <w:color w:val="000000"/>
-                <w:sz w:val="20"/>
-                <w:szCs w:val="20"/>
-              </w:rPr>
-            </w:pPr>
-          </w:p>
-        </w:tc>
-      </w:tr>
-      <w:tr>
-        <w:trPr>
-          <w:trHeight w:val="517"/>
-        </w:trPr>
-        <w:tc>
-          <w:tcPr>
-            <w:tcW w:w="4536" w:type="dxa"/>
-            <w:vMerge w:val="restart"/>
-            <w:tcBorders>
-              <w:top w:val="single" w:sz="4" w:space="0" w:color="000000"/>
-              <w:left w:val="single" w:sz="4" w:space="0" w:color="000000"/>
-              <w:bottom w:val="single" w:sz="4" w:space="0" w:color="000000"/>
-              <w:right w:val="single" w:sz="4" w:space="0" w:color="000000"/>
-            </w:tcBorders>
-          </w:tcPr>
-          <w:p>
-            <w:pPr>
-              <w:pStyle w:val="10"/>
-              <w:tabs>
-                <w:tab w:val="left" w:pos="560"/>
-                <w:tab w:val="left" w:pos="1120"/>
-                <w:tab w:val="left" w:pos="1680"/>
-                <w:tab w:val="left" w:pos="2240"/>
-                <w:tab w:val="left" w:pos="2800"/>
-                <w:tab w:val="left" w:pos="3360"/>
-                <w:tab w:val="left" w:pos="3920"/>
-                <w:tab w:val="left" w:pos="4480"/>
-                <w:tab w:val="left" w:pos="5040"/>
-                <w:tab w:val="left" w:pos="5600"/>
-                <w:tab w:val="left" w:pos="6160"/>
-                <w:tab w:val="left" w:pos="6720"/>
-              </w:tabs>
-              <w:spacing w:after="200"/>
-              <w:jc w:val="both"/>
-              <w:rPr>
-                <w:color w:val="000000"/>
-              </w:rPr>
-            </w:pPr>
-            <w:r>
-              <w:t xml:space="preserve">2.2. </w:t>
-            </w:r>
-            <w:r>
-              <w:rPr>
-                <w:color w:val="000000"/>
-              </w:rPr>
-              <w:t xml:space="preserve">На основе предоставленных материалов и рекомендаций, представленных </w:t>
-            </w:r>
-            <w:r>
-              <w:rPr>
-                <w:color w:val="000000"/>
-              </w:rPr>
-              <w:t xml:space="preserve">в курсе </w:t>
-            </w:r>
-            <w:r>
-              <w:rPr>
-                <w:color w:val="000000"/>
-                <w:lang w:val="en-US"/>
-              </w:rPr>
-              <w:t>Moodle</w:t>
-            </w:r>
-            <w:r>
-              <w:rPr>
-                <w:color w:val="000000"/>
-              </w:rPr>
-              <w:t>, необходимо настроить и развернуть среду программирования на языке Julia с использованием интегрированной среды разработки Visual Studio Code. После этого, используя доступные открытые источники и научные статьи, разработайте решение одной из научных задач, аналогичной той, что была продемонстрирована в скринкасте.</w:t>
-            </w:r>
-          </w:p>
-          <w:p>
-            <w:pPr>
-              <w:pStyle w:val="10"/>
-              <w:tabs>
-                <w:tab w:val="left" w:pos="560"/>
-                <w:tab w:val="left" w:pos="1120"/>
-                <w:tab w:val="left" w:pos="1680"/>
-                <w:tab w:val="left" w:pos="2240"/>
-                <w:tab w:val="left" w:pos="2800"/>
-                <w:tab w:val="left" w:pos="3360"/>
-                <w:tab w:val="left" w:pos="3920"/>
-                <w:tab w:val="left" w:pos="4480"/>
-                <w:tab w:val="left" w:pos="5040"/>
-                <w:tab w:val="left" w:pos="5600"/>
-                <w:tab w:val="left" w:pos="6160"/>
-                <w:tab w:val="left" w:pos="6720"/>
-              </w:tabs>
-              <w:spacing w:after="200"/>
-              <w:jc w:val="both"/>
-              <w:rPr>
-                <w:color w:val="000000"/>
-              </w:rPr>
-            </w:pPr>
-            <w:r>
-              <w:rPr>
-                <w:color w:val="000000"/>
-              </w:rPr>
-              <w:t xml:space="preserve">2.2. </w:t>
-            </w:r>
-            <w:r>
-              <w:rPr>
-                <w:color w:val="000000"/>
-              </w:rPr>
-              <w:t>Составьте подборку материалов, включающую аннотированные статьи и ресурсы по языку программирования Julia, а также примеры решения различных задач на этом языке. В подборку должны быть включены выдержки из кода (борды) с соответствующими комментариями и пояснениями.</w:t>
-            </w:r>
-            <w:r>
-              <w:rPr>
-                <w:color w:val="000000"/>
-              </w:rPr>
-              <w:t xml:space="preserve"> </w:t>
-            </w:r>
-            <w:r>
-              <w:rPr>
-                <w:color w:val="000000"/>
-              </w:rPr>
-              <w:t>Выберите одно из предложенных направлений работы и выполните его в соответствии с академическими стандартами</w:t>
-            </w:r>
-            <w:r>
-              <w:rPr>
-                <w:color w:val="000000"/>
-              </w:rPr>
-              <w:t xml:space="preserve">. </w:t>
-            </w:r>
-          </w:p>
-        </w:tc>
-        <w:tc>
-          <w:tcPr>
-            <w:tcW w:w="2552" w:type="dxa"/>
-            <w:vMerge w:val="restart"/>
-            <w:tcBorders>
-              <w:top w:val="single" w:sz="4" w:space="0" w:color="000000"/>
-              <w:left w:val="single" w:sz="4" w:space="0" w:color="000000"/>
-              <w:bottom w:val="single" w:sz="4" w:space="0" w:color="000000"/>
-              <w:right w:val="single" w:sz="4" w:space="0" w:color="000000"/>
-            </w:tcBorders>
-          </w:tcPr>
-          <w:p>
-            <w:pPr>
-              <w:pStyle w:val="ad"/>
-              <w:shd w:val="clear" w:color="auto" w:fill="FFFFFF"/>
-              <w:spacing w:before="0" w:beforeAutospacing="0" w:after="0" w:afterAutospacing="0"/>
-            </w:pPr>
-            <w:r>
-              <w:t xml:space="preserve">Текстовый отчет в виде </w:t>
-            </w:r>
-            <w:r>
-              <w:rPr>
-                <w:lang w:val="en-US"/>
-              </w:rPr>
-              <w:t>ipynb</w:t>
-            </w:r>
-            <w:r>
-              <w:t>-</w:t>
-            </w:r>
-            <w:r>
-              <w:t>файла</w:t>
-            </w:r>
-          </w:p>
-          <w:p>
-            <w:pPr>
-              <w:pStyle w:val="ad"/>
-              <w:shd w:val="clear" w:color="auto" w:fill="FFFFFF"/>
-              <w:spacing w:before="0" w:beforeAutospacing="0" w:after="0" w:afterAutospacing="0"/>
-            </w:pPr>
-            <w:r>
-              <w:t>(</w:t>
-            </w:r>
-            <w:r>
-              <w:rPr>
-                <w:lang w:val="en-US"/>
-              </w:rPr>
-              <w:t>Jupyter</w:t>
-            </w:r>
-            <w:r>
-              <w:t xml:space="preserve"> </w:t>
-            </w:r>
-            <w:r>
-              <w:rPr>
-                <w:lang w:val="en-US"/>
-              </w:rPr>
-              <w:t>Notebook</w:t>
-            </w:r>
-            <w:r>
-              <w:t>)</w:t>
-            </w:r>
-            <w:r>
-              <w:br/>
-              <w:t xml:space="preserve">с описанием выполненных шагов </w:t>
-            </w:r>
-          </w:p>
-          <w:p>
-            <w:pPr>
-              <w:pStyle w:val="ad"/>
-              <w:shd w:val="clear" w:color="auto" w:fill="FFFFFF"/>
-              <w:spacing w:before="0" w:beforeAutospacing="0" w:after="0" w:afterAutospacing="0"/>
-            </w:pPr>
-            <w:r>
-              <w:t xml:space="preserve">с настройкой среды </w:t>
-            </w:r>
-          </w:p>
-          <w:p>
-            <w:pPr>
-              <w:pStyle w:val="ad"/>
-              <w:shd w:val="clear" w:color="auto" w:fill="FFFFFF"/>
-              <w:spacing w:before="0" w:beforeAutospacing="0" w:after="0" w:afterAutospacing="0"/>
-            </w:pPr>
-            <w:r>
-              <w:t xml:space="preserve">и решением одной научной задачи </w:t>
-            </w:r>
-          </w:p>
-          <w:p>
-            <w:pPr>
-              <w:pStyle w:val="ad"/>
-              <w:shd w:val="clear" w:color="auto" w:fill="FFFFFF"/>
-              <w:spacing w:before="0" w:beforeAutospacing="0" w:after="0" w:afterAutospacing="0"/>
-            </w:pPr>
-            <w:r>
-              <w:t xml:space="preserve">(проекта). </w:t>
-            </w:r>
-          </w:p>
-          <w:p>
-            <w:pPr>
-              <w:pStyle w:val="ad"/>
-              <w:shd w:val="clear" w:color="auto" w:fill="FFFFFF"/>
-              <w:spacing w:before="0" w:beforeAutospacing="0" w:after="0" w:afterAutospacing="0"/>
-            </w:pPr>
-          </w:p>
-          <w:p>
-            <w:pPr>
-              <w:pStyle w:val="ad"/>
-              <w:shd w:val="clear" w:color="auto" w:fill="FFFFFF"/>
-              <w:spacing w:before="0" w:beforeAutospacing="0" w:after="0" w:afterAutospacing="0"/>
-            </w:pPr>
-          </w:p>
-          <w:p>
-            <w:pPr>
-              <w:pStyle w:val="ad"/>
-              <w:shd w:val="clear" w:color="auto" w:fill="FFFFFF"/>
-              <w:spacing w:before="0" w:beforeAutospacing="0" w:after="0" w:afterAutospacing="0"/>
-            </w:pPr>
-          </w:p>
-          <w:p>
-            <w:pPr>
-              <w:pStyle w:val="ad"/>
-              <w:shd w:val="clear" w:color="auto" w:fill="FFFFFF"/>
-              <w:spacing w:before="0" w:beforeAutospacing="0" w:after="0" w:afterAutospacing="0"/>
-            </w:pPr>
-          </w:p>
-          <w:p>
-            <w:pPr>
-              <w:pStyle w:val="ad"/>
-              <w:shd w:val="clear" w:color="auto" w:fill="FFFFFF"/>
-              <w:spacing w:before="0" w:beforeAutospacing="0" w:after="0" w:afterAutospacing="0"/>
-            </w:pPr>
-            <w:r>
-              <w:t>Аннотированный с</w:t>
-            </w:r>
-            <w:r>
-              <w:t>писок статей:</w:t>
-            </w:r>
-          </w:p>
-          <w:p>
-            <w:pPr>
-              <w:numPr>
-                <w:ilvl w:val="0"/>
-                <w:numId w:val="6"/>
-              </w:numPr>
-              <w:shd w:val="clear" w:color="auto" w:fill="FFFFFF"/>
-              <w:spacing w:after="100" w:afterAutospacing="1" w:line="300" w:lineRule="atLeast"/>
-              <w:ind w:left="375"/>
-            </w:pPr>
-            <w:r>
-              <w:t>название статьи</w:t>
-            </w:r>
-          </w:p>
-          <w:p>
-            <w:pPr>
-              <w:numPr>
-                <w:ilvl w:val="0"/>
-                <w:numId w:val="6"/>
-              </w:numPr>
-              <w:shd w:val="clear" w:color="auto" w:fill="FFFFFF"/>
-              <w:spacing w:before="100" w:beforeAutospacing="1" w:after="100" w:afterAutospacing="1" w:line="300" w:lineRule="atLeast"/>
-              <w:ind w:left="375"/>
-            </w:pPr>
-            <w:r>
-              <w:t>автор</w:t>
-            </w:r>
-          </w:p>
-          <w:p>
-            <w:pPr>
-              <w:numPr>
-                <w:ilvl w:val="0"/>
-                <w:numId w:val="6"/>
-              </w:numPr>
-              <w:shd w:val="clear" w:color="auto" w:fill="FFFFFF"/>
-              <w:spacing w:before="100" w:beforeAutospacing="1" w:after="100" w:afterAutospacing="1" w:line="300" w:lineRule="atLeast"/>
-              <w:ind w:left="375"/>
-            </w:pPr>
-            <w:r>
-              <w:t>ссылка на статью, оформленная с действующим ГОСТом (электронный ресурс)</w:t>
-            </w:r>
-          </w:p>
-          <w:p>
-            <w:pPr>
-              <w:numPr>
-                <w:ilvl w:val="0"/>
-                <w:numId w:val="6"/>
-              </w:numPr>
-              <w:shd w:val="clear" w:color="auto" w:fill="FFFFFF"/>
-              <w:spacing w:before="100" w:beforeAutospacing="1" w:after="100" w:afterAutospacing="1" w:line="300" w:lineRule="atLeast"/>
-              <w:ind w:left="375"/>
-              <w:rPr>
-                <w:rFonts w:ascii="Open Sans" w:hAnsi="Open Sans" w:cs="Open Sans"/>
-                <w:color w:val="555555"/>
-                <w:sz w:val="20"/>
-                <w:szCs w:val="20"/>
-              </w:rPr>
-            </w:pPr>
-            <w:r>
-              <w:t>краткая аннотация</w:t>
-            </w:r>
-          </w:p>
-          <w:p>
-            <w:pPr>
-              <w:pStyle w:val="10"/>
-              <w:pBdr>
-                <w:top w:val="nil"/>
-                <w:left w:val="nil"/>
-                <w:bottom w:val="nil"/>
-                <w:right w:val="nil"/>
-                <w:between w:val="nil"/>
-              </w:pBdr>
-            </w:pPr>
-            <w:r>
-              <w:rPr>
-                <w:color w:val="000000"/>
-              </w:rPr>
-              <w:t xml:space="preserve">Задание </w:t>
-            </w:r>
-            <w:r>
-              <w:rPr>
-                <w:color w:val="000000"/>
-              </w:rPr>
-              <w:t xml:space="preserve">опубликовать в электронном портфолио, </w:t>
-            </w:r>
-            <w:r>
-              <w:rPr>
-                <w:color w:val="000000"/>
-                <w:lang w:val="en-US"/>
-              </w:rPr>
-              <w:t>QR</w:t>
-            </w:r>
-            <w:r>
-              <w:rPr>
-                <w:color w:val="000000"/>
-              </w:rPr>
-              <w:t>-код в отчете)</w:t>
-            </w:r>
-          </w:p>
-        </w:tc>
-        <w:tc>
-          <w:tcPr>
-            <w:tcW w:w="1134" w:type="dxa"/>
-            <w:vMerge w:val="restart"/>
-            <w:tcBorders>
-              <w:top w:val="single" w:sz="4" w:space="0" w:color="000000"/>
-              <w:left w:val="single" w:sz="4" w:space="0" w:color="000000"/>
-              <w:bottom w:val="single" w:sz="4" w:space="0" w:color="000000"/>
-              <w:right w:val="single" w:sz="4" w:space="0" w:color="000000"/>
-            </w:tcBorders>
-          </w:tcPr>
-          <w:p>
-            <w:pPr>
-              <w:pStyle w:val="10"/>
-              <w:pBdr>
-                <w:top w:val="nil"/>
-                <w:left w:val="nil"/>
-                <w:bottom w:val="nil"/>
-                <w:right w:val="nil"/>
-                <w:between w:val="nil"/>
-              </w:pBdr>
-              <w:jc w:val="both"/>
-              <w:rPr>
-                <w:color w:val="000000"/>
-                <w:sz w:val="20"/>
-                <w:szCs w:val="20"/>
-              </w:rPr>
-            </w:pPr>
-          </w:p>
-        </w:tc>
-        <w:tc>
-          <w:tcPr>
-            <w:tcW w:w="1498" w:type="dxa"/>
-            <w:vMerge w:val="restart"/>
-            <w:tcBorders>
-              <w:top w:val="single" w:sz="4" w:space="0" w:color="000000"/>
-              <w:left w:val="single" w:sz="4" w:space="0" w:color="000000"/>
-              <w:bottom w:val="single" w:sz="4" w:space="0" w:color="000000"/>
-              <w:right w:val="single" w:sz="4" w:space="0" w:color="000000"/>
-            </w:tcBorders>
-          </w:tcPr>
-          <w:p>
-            <w:pPr>
-              <w:pStyle w:val="10"/>
-              <w:pBdr>
-                <w:top w:val="nil"/>
-                <w:left w:val="nil"/>
-                <w:bottom w:val="nil"/>
-                <w:right w:val="nil"/>
-                <w:between w:val="nil"/>
-              </w:pBdr>
-              <w:jc w:val="both"/>
-              <w:rPr>
-                <w:color w:val="000000"/>
-                <w:sz w:val="20"/>
-                <w:szCs w:val="20"/>
-              </w:rPr>
-            </w:pPr>
+            <w:tcBorders>
+              <w:top w:val="single" w:sz="4" w:space="0" w:color="000000"/>
+              <w:left w:val="single" w:sz="4" w:space="0" w:color="000000"/>
+              <w:bottom w:val="single" w:sz="4" w:space="0" w:color="000000"/>
+              <w:right w:val="single" w:sz="4" w:space="0" w:color="000000"/>
+            </w:tcBorders>
+          </w:tcPr>
+          <w:p>
+            <w:pPr>
+              <w:pStyle w:val="10"/>
+              <w:pBdr>
+                <w:top w:val="nil"/>
+                <w:left w:val="nil"/>
+                <w:bottom w:val="nil"/>
+                <w:right w:val="nil"/>
+                <w:between w:val="nil"/>
+              </w:pBdr>
+              <w:jc w:val="both"/>
+              <w:rPr>
+                <w:color w:val="000000"/>
+                <w:sz w:val="20"/>
+                <w:szCs w:val="20"/>
+              </w:rPr>
+            </w:pPr>
+            <w:r>
+              <w:rPr>
+                <w:color w:val="000000"/>
+                <w:sz w:val="20"/>
+                <w:szCs w:val="20"/>
+                <w:lang w:val="en-US"/>
+              </w:rPr>
+              <w:t>24.09.2026</w:t>
+            </w:r>
           </w:p>
         </w:tc>
       </w:tr>
@@ -3059,502 +6801,211 @@
         <w:tc>
           <w:tcPr>
             <w:tcW w:w="4536" w:type="dxa"/>
-            <w:vMerge/>
-            <w:tcBorders>
-              <w:top w:val="single" w:sz="4" w:space="0" w:color="000000"/>
-              <w:left w:val="single" w:sz="4" w:space="0" w:color="000000"/>
-              <w:bottom w:val="single" w:sz="4" w:space="0" w:color="000000"/>
-              <w:right w:val="single" w:sz="4" w:space="0" w:color="000000"/>
-            </w:tcBorders>
-          </w:tcPr>
-          <w:p>
-            <w:pPr>
-              <w:pStyle w:val="10"/>
-              <w:pBdr>
-                <w:top w:val="nil"/>
-                <w:left w:val="nil"/>
-                <w:bottom w:val="nil"/>
-                <w:right w:val="nil"/>
-                <w:between w:val="nil"/>
-              </w:pBdr>
-              <w:tabs>
-                <w:tab w:val="left" w:pos="560"/>
-                <w:tab w:val="left" w:pos="1120"/>
-                <w:tab w:val="left" w:pos="1680"/>
-                <w:tab w:val="left" w:pos="2240"/>
-                <w:tab w:val="left" w:pos="2800"/>
-                <w:tab w:val="left" w:pos="3360"/>
-                <w:tab w:val="left" w:pos="3920"/>
-                <w:tab w:val="left" w:pos="4480"/>
-                <w:tab w:val="left" w:pos="5040"/>
-                <w:tab w:val="left" w:pos="5600"/>
-                <w:tab w:val="left" w:pos="6160"/>
-                <w:tab w:val="left" w:pos="6720"/>
-              </w:tabs>
-              <w:jc w:val="both"/>
-              <w:rPr>
-                <w:color w:val="000000"/>
-              </w:rPr>
-            </w:pPr>
+            <w:tcBorders>
+              <w:top w:val="single" w:sz="4" w:space="0" w:color="000000"/>
+              <w:left w:val="single" w:sz="4" w:space="0" w:color="000000"/>
+              <w:bottom w:val="single" w:sz="4" w:space="0" w:color="000000"/>
+              <w:right w:val="single" w:sz="4" w:space="0" w:color="000000"/>
+            </w:tcBorders>
+          </w:tcPr>
+          <w:p>
+            <w:pPr>
+              <w:pStyle w:val="2"/>
+              <w:jc w:val="both"/>
+              <w:rPr>
+                <w:bCs/>
+                <w:color w:val="000000" w:themeColor="text1"/>
+                <w:sz w:val="24"/>
+                <w:szCs w:val="24"/>
+              </w:rPr>
+            </w:pPr>
+            <w:r>
+              <w:rPr>
+                <w:bCs/>
+                <w:color w:val="000000" w:themeColor="text1"/>
+                <w:sz w:val="24"/>
+                <w:szCs w:val="24"/>
+              </w:rPr>
+              <w:t>4</w:t>
+            </w:r>
+            <w:r>
+              <w:rPr>
+                <w:bCs/>
+                <w:color w:val="000000" w:themeColor="text1"/>
+                <w:sz w:val="24"/>
+                <w:szCs w:val="24"/>
+              </w:rPr>
+              <w:t>.</w:t>
+            </w:r>
+            <w:r>
+              <w:rPr>
+                <w:bCs/>
+                <w:color w:val="000000" w:themeColor="text1"/>
+                <w:sz w:val="24"/>
+                <w:szCs w:val="24"/>
+                <w:lang w:val="en-US"/>
+              </w:rPr>
+              <w:t>4</w:t>
+            </w:r>
+            <w:r>
+              <w:rPr>
+                <w:bCs/>
+                <w:color w:val="000000" w:themeColor="text1"/>
+                <w:sz w:val="24"/>
+                <w:szCs w:val="24"/>
+              </w:rPr>
+              <w:t xml:space="preserve"> </w:t>
+            </w:r>
+            <w:r>
+              <w:rPr>
+                <w:bCs/>
+                <w:color w:val="000000" w:themeColor="text1"/>
+                <w:sz w:val="24"/>
+                <w:szCs w:val="24"/>
+              </w:rPr>
+              <w:t>Подготовка визуального оформления</w:t>
+            </w:r>
           </w:p>
         </w:tc>
         <w:tc>
           <w:tcPr>
             <w:tcW w:w="2552" w:type="dxa"/>
-            <w:vMerge/>
-            <w:tcBorders>
-              <w:top w:val="single" w:sz="4" w:space="0" w:color="000000"/>
-              <w:left w:val="single" w:sz="4" w:space="0" w:color="000000"/>
-              <w:bottom w:val="single" w:sz="4" w:space="0" w:color="000000"/>
-              <w:right w:val="single" w:sz="4" w:space="0" w:color="000000"/>
-            </w:tcBorders>
-          </w:tcPr>
-          <w:p>
-            <w:pPr>
-              <w:pStyle w:val="10"/>
-              <w:rPr>
-                <w:color w:val="000000"/>
-              </w:rPr>
-            </w:pPr>
-          </w:p>
-        </w:tc>
-        <w:tc>
-          <w:tcPr>
-            <w:tcW w:w="1134" w:type="dxa"/>
-            <w:vMerge/>
-            <w:tcBorders>
-              <w:top w:val="single" w:sz="4" w:space="0" w:color="000000"/>
-              <w:left w:val="single" w:sz="4" w:space="0" w:color="000000"/>
-              <w:bottom w:val="single" w:sz="4" w:space="0" w:color="000000"/>
-              <w:right w:val="single" w:sz="4" w:space="0" w:color="000000"/>
-            </w:tcBorders>
-          </w:tcPr>
-          <w:p>
-            <w:pPr>
-              <w:pStyle w:val="10"/>
-              <w:pBdr>
-                <w:top w:val="nil"/>
-                <w:left w:val="nil"/>
-                <w:bottom w:val="nil"/>
-                <w:right w:val="nil"/>
-                <w:between w:val="nil"/>
-              </w:pBdr>
-              <w:jc w:val="both"/>
-              <w:rPr>
-                <w:color w:val="000000"/>
-                <w:sz w:val="20"/>
-                <w:szCs w:val="20"/>
-              </w:rPr>
-            </w:pPr>
-          </w:p>
-        </w:tc>
-        <w:tc>
-          <w:tcPr>
-            <w:tcW w:w="1498" w:type="dxa"/>
-            <w:vMerge/>
-            <w:tcBorders>
-              <w:top w:val="single" w:sz="4" w:space="0" w:color="000000"/>
-              <w:left w:val="single" w:sz="4" w:space="0" w:color="000000"/>
-              <w:bottom w:val="single" w:sz="4" w:space="0" w:color="000000"/>
-              <w:right w:val="single" w:sz="4" w:space="0" w:color="000000"/>
-            </w:tcBorders>
-          </w:tcPr>
-          <w:p>
-            <w:pPr>
-              <w:pStyle w:val="10"/>
-              <w:pBdr>
-                <w:top w:val="nil"/>
-                <w:left w:val="nil"/>
-                <w:bottom w:val="nil"/>
-                <w:right w:val="nil"/>
-                <w:between w:val="nil"/>
-              </w:pBdr>
-              <w:jc w:val="both"/>
-              <w:rPr>
-                <w:color w:val="000000"/>
-                <w:sz w:val="20"/>
-                <w:szCs w:val="20"/>
-              </w:rPr>
-            </w:pPr>
-          </w:p>
-        </w:tc>
-      </w:tr>
-      <w:tr>
-        <w:trPr>
-          <w:trHeight w:val="517"/>
-        </w:trPr>
-        <w:tc>
-          <w:tcPr>
-            <w:tcW w:w="4536" w:type="dxa"/>
-            <w:vMerge w:val="restart"/>
-            <w:tcBorders>
-              <w:top w:val="single" w:sz="4" w:space="0" w:color="000000"/>
-              <w:left w:val="single" w:sz="4" w:space="0" w:color="000000"/>
-              <w:bottom w:val="single" w:sz="4" w:space="0" w:color="000000"/>
-              <w:right w:val="single" w:sz="4" w:space="0" w:color="000000"/>
-            </w:tcBorders>
-          </w:tcPr>
-          <w:p>
-            <w:pPr>
-              <w:pStyle w:val="10"/>
-              <w:pBdr>
-                <w:top w:val="nil"/>
-                <w:left w:val="nil"/>
-                <w:bottom w:val="nil"/>
-                <w:right w:val="nil"/>
-                <w:between w:val="nil"/>
-              </w:pBdr>
-              <w:tabs>
-                <w:tab w:val="left" w:pos="560"/>
-                <w:tab w:val="left" w:pos="1120"/>
-                <w:tab w:val="left" w:pos="1680"/>
-                <w:tab w:val="left" w:pos="2240"/>
-                <w:tab w:val="left" w:pos="2800"/>
-                <w:tab w:val="left" w:pos="3360"/>
-                <w:tab w:val="left" w:pos="3920"/>
-                <w:tab w:val="left" w:pos="4480"/>
-                <w:tab w:val="left" w:pos="5040"/>
-                <w:tab w:val="left" w:pos="5600"/>
-                <w:tab w:val="left" w:pos="6160"/>
-                <w:tab w:val="left" w:pos="6720"/>
-              </w:tabs>
-              <w:spacing w:after="200" w:line="276" w:lineRule="auto"/>
-              <w:jc w:val="both"/>
-            </w:pPr>
-            <w:r>
-              <w:t>2.3.</w:t>
-            </w:r>
-            <w:r>
-              <w:t xml:space="preserve"> </w:t>
-            </w:r>
-            <w:r>
-              <w:t xml:space="preserve">Исследовать возможности на выбор одного из клиентов для работы с </w:t>
-            </w:r>
-            <w:r>
-              <w:rPr>
-                <w:lang w:val="en-US"/>
-              </w:rPr>
-              <w:t>Git</w:t>
-            </w:r>
-            <w:r>
-              <w:t xml:space="preserve"> </w:t>
-            </w:r>
-            <w:r>
-              <w:t>при выполнении наиболее распространенных команд, продемонстрировать выполнение команд, особенности конкретного инструмента. Выбор инструмента осуществляется студентом</w:t>
-            </w:r>
-            <w:r>
-              <w:t xml:space="preserve"> из альтернатив</w:t>
-            </w:r>
-            <w:r>
-              <w:t>:</w:t>
-            </w:r>
-            <w:r>
-              <w:t xml:space="preserve"> </w:t>
-            </w:r>
-            <w:r>
-              <w:t>GitHub Desktop</w:t>
-            </w:r>
-          </w:p>
-          <w:p>
-            <w:pPr>
-              <w:pStyle w:val="10"/>
-              <w:pBdr>
-                <w:top w:val="nil"/>
-                <w:left w:val="nil"/>
-                <w:bottom w:val="nil"/>
-                <w:right w:val="nil"/>
-                <w:between w:val="nil"/>
-              </w:pBdr>
-              <w:tabs>
-                <w:tab w:val="left" w:pos="560"/>
-                <w:tab w:val="left" w:pos="1120"/>
-                <w:tab w:val="left" w:pos="1680"/>
-                <w:tab w:val="left" w:pos="2240"/>
-                <w:tab w:val="left" w:pos="2800"/>
-                <w:tab w:val="left" w:pos="3360"/>
-                <w:tab w:val="left" w:pos="3920"/>
-                <w:tab w:val="left" w:pos="4480"/>
-                <w:tab w:val="left" w:pos="5040"/>
-                <w:tab w:val="left" w:pos="5600"/>
-                <w:tab w:val="left" w:pos="6160"/>
-                <w:tab w:val="left" w:pos="6720"/>
-              </w:tabs>
-              <w:spacing w:after="200" w:line="276" w:lineRule="auto"/>
-              <w:jc w:val="both"/>
-            </w:pPr>
-            <w:r>
-              <w:lastRenderedPageBreak/>
-              <w:t xml:space="preserve">2.3. </w:t>
-            </w:r>
-            <w:r>
-              <w:t>Sourcetree</w:t>
-            </w:r>
-          </w:p>
-          <w:p>
-            <w:pPr>
-              <w:pStyle w:val="10"/>
-              <w:pBdr>
-                <w:top w:val="nil"/>
-                <w:left w:val="nil"/>
-                <w:bottom w:val="nil"/>
-                <w:right w:val="nil"/>
-                <w:between w:val="nil"/>
-              </w:pBdr>
-              <w:tabs>
-                <w:tab w:val="left" w:pos="560"/>
-                <w:tab w:val="left" w:pos="1120"/>
-                <w:tab w:val="left" w:pos="1680"/>
-                <w:tab w:val="left" w:pos="2240"/>
-                <w:tab w:val="left" w:pos="2800"/>
-                <w:tab w:val="left" w:pos="3360"/>
-                <w:tab w:val="left" w:pos="3920"/>
-                <w:tab w:val="left" w:pos="4480"/>
-                <w:tab w:val="left" w:pos="5040"/>
-                <w:tab w:val="left" w:pos="5600"/>
-                <w:tab w:val="left" w:pos="6160"/>
-                <w:tab w:val="left" w:pos="6720"/>
-              </w:tabs>
-              <w:spacing w:after="200" w:line="276" w:lineRule="auto"/>
-              <w:jc w:val="both"/>
-            </w:pPr>
-            <w:r>
-              <w:t xml:space="preserve">2.3. </w:t>
-            </w:r>
-            <w:r>
-              <w:t>GitKraken</w:t>
-            </w:r>
-          </w:p>
-          <w:p>
-            <w:pPr>
-              <w:pStyle w:val="10"/>
-              <w:pBdr>
-                <w:top w:val="nil"/>
-                <w:left w:val="nil"/>
-                <w:bottom w:val="nil"/>
-                <w:right w:val="nil"/>
-                <w:between w:val="nil"/>
-              </w:pBdr>
-              <w:tabs>
-                <w:tab w:val="left" w:pos="560"/>
-                <w:tab w:val="left" w:pos="1120"/>
-                <w:tab w:val="left" w:pos="1680"/>
-                <w:tab w:val="left" w:pos="2240"/>
-                <w:tab w:val="left" w:pos="2800"/>
-                <w:tab w:val="left" w:pos="3360"/>
-                <w:tab w:val="left" w:pos="3920"/>
-                <w:tab w:val="left" w:pos="4480"/>
-                <w:tab w:val="left" w:pos="5040"/>
-                <w:tab w:val="left" w:pos="5600"/>
-                <w:tab w:val="left" w:pos="6160"/>
-                <w:tab w:val="left" w:pos="6720"/>
-              </w:tabs>
-              <w:spacing w:after="200" w:line="276" w:lineRule="auto"/>
-              <w:jc w:val="both"/>
-            </w:pPr>
-            <w:r>
-              <w:t xml:space="preserve">2.3. </w:t>
-            </w:r>
-            <w:r>
-              <w:t>Терминал (Terminal) или Командная строка (или Command Shell Git)</w:t>
-            </w:r>
-          </w:p>
-          <w:p>
-            <w:pPr>
-              <w:pStyle w:val="10"/>
-              <w:pBdr>
-                <w:top w:val="nil"/>
-                <w:left w:val="nil"/>
-                <w:bottom w:val="nil"/>
-                <w:right w:val="nil"/>
-                <w:between w:val="nil"/>
-              </w:pBdr>
-              <w:tabs>
-                <w:tab w:val="left" w:pos="560"/>
-                <w:tab w:val="left" w:pos="1120"/>
-                <w:tab w:val="left" w:pos="1680"/>
-                <w:tab w:val="left" w:pos="2240"/>
-                <w:tab w:val="left" w:pos="2800"/>
-                <w:tab w:val="left" w:pos="3360"/>
-                <w:tab w:val="left" w:pos="3920"/>
-                <w:tab w:val="left" w:pos="4480"/>
-                <w:tab w:val="left" w:pos="5040"/>
-                <w:tab w:val="left" w:pos="5600"/>
-                <w:tab w:val="left" w:pos="6160"/>
-                <w:tab w:val="left" w:pos="6720"/>
-              </w:tabs>
-              <w:spacing w:after="200" w:line="276" w:lineRule="auto"/>
-              <w:jc w:val="both"/>
-            </w:pPr>
-            <w:r>
-              <w:t xml:space="preserve">2.3. </w:t>
-            </w:r>
-            <w:r>
-              <w:t>Встроенные средства IDE</w:t>
-            </w:r>
-          </w:p>
-        </w:tc>
-        <w:tc>
-          <w:tcPr>
-            <w:tcW w:w="2552" w:type="dxa"/>
-            <w:vMerge w:val="restart"/>
-            <w:tcBorders>
-              <w:top w:val="single" w:sz="4" w:space="0" w:color="000000"/>
-              <w:left w:val="single" w:sz="4" w:space="0" w:color="000000"/>
-              <w:bottom w:val="single" w:sz="4" w:space="0" w:color="000000"/>
-              <w:right w:val="single" w:sz="4" w:space="0" w:color="000000"/>
-            </w:tcBorders>
-          </w:tcPr>
-          <w:p>
-            <w:pPr>
-              <w:pStyle w:val="10"/>
-              <w:pBdr>
-                <w:top w:val="nil"/>
-                <w:left w:val="nil"/>
-                <w:bottom w:val="nil"/>
-                <w:right w:val="nil"/>
-                <w:between w:val="nil"/>
-              </w:pBdr>
-              <w:rPr>
-                <w:color w:val="000000"/>
-                <w:lang/>
-              </w:rPr>
-            </w:pPr>
-            <w:r>
-              <w:rPr>
-                <w:color w:val="000000"/>
-                <w:lang/>
-              </w:rPr>
-              <w:lastRenderedPageBreak/>
-              <w:t xml:space="preserve">Скринкаст или текстовый </w:t>
-            </w:r>
-            <w:r>
-              <w:rPr>
-                <w:color w:val="000000"/>
-              </w:rPr>
-              <w:t>документ</w:t>
-            </w:r>
-            <w:r>
-              <w:rPr>
-                <w:color w:val="000000"/>
-                <w:lang/>
-              </w:rPr>
-              <w:t xml:space="preserve"> с демонстрацией выполненных действий и комментариями по их выполнению</w:t>
-            </w:r>
-            <w:r>
-              <w:rPr>
-                <w:color w:val="000000"/>
-              </w:rPr>
-              <w:t xml:space="preserve"> </w:t>
-            </w:r>
-            <w:r>
-              <w:rPr>
-                <w:color w:val="000000"/>
-              </w:rPr>
-              <w:t xml:space="preserve">(опубликовать в электронном портфолио, </w:t>
-            </w:r>
-            <w:r>
-              <w:rPr>
-                <w:color w:val="000000"/>
-                <w:lang w:val="en-US"/>
-              </w:rPr>
-              <w:t>QR</w:t>
-            </w:r>
-            <w:r>
-              <w:rPr>
-                <w:color w:val="000000"/>
-              </w:rPr>
-              <w:t>-код в отчете)</w:t>
-            </w:r>
-          </w:p>
-          <w:p>
-            <w:pPr>
-              <w:pStyle w:val="10"/>
+            <w:tcBorders>
+              <w:top w:val="single" w:sz="4" w:space="0" w:color="000000"/>
+              <w:left w:val="single" w:sz="4" w:space="0" w:color="000000"/>
+              <w:bottom w:val="single" w:sz="4" w:space="0" w:color="000000"/>
+              <w:right w:val="single" w:sz="4" w:space="0" w:color="000000"/>
+            </w:tcBorders>
+          </w:tcPr>
+          <w:p>
+            <w:pPr>
+              <w:pStyle w:val="10"/>
+              <w:pBdr>
+                <w:top w:val="nil"/>
+                <w:left w:val="nil"/>
+                <w:bottom w:val="nil"/>
+                <w:right w:val="nil"/>
+                <w:between w:val="nil"/>
+              </w:pBdr>
               <w:tabs>
                 <w:tab w:val="left" w:pos="-15"/>
               </w:tabs>
-              <w:spacing w:after="200" w:line="276" w:lineRule="auto"/>
-              <w:rPr>
-                <w:rFonts w:ascii="Calibri" w:eastAsia="Calibri" w:hAnsi="Calibri" w:cs="Calibri"/>
-                <w:sz w:val="22"/>
-                <w:szCs w:val="22"/>
-              </w:rPr>
-            </w:pPr>
+              <w:spacing w:after="200"/>
+              <w:rPr>
+                <w:color w:val="000000"/>
+              </w:rPr>
+            </w:pPr>
+            <w:r>
+              <w:rPr>
+                <w:color w:val="000000"/>
+              </w:rPr>
+              <w:t xml:space="preserve">Текстовый </w:t>
+            </w:r>
+            <w:r>
+              <w:rPr>
+                <w:color w:val="000000"/>
+              </w:rPr>
+              <w:t>документ</w:t>
+            </w:r>
+          </w:p>
+          <w:p>
+            <w:pPr>
+              <w:pStyle w:val="10"/>
+            </w:pPr>
+            <w:r>
+              <w:t xml:space="preserve">Задание опубликовать в электронном портфолио, </w:t>
+            </w:r>
+            <w:r>
+              <w:rPr>
+                <w:color w:val="000000"/>
+                <w:lang w:val="en-US"/>
+              </w:rPr>
+              <w:t>QR</w:t>
+            </w:r>
+            <w:r>
+              <w:rPr>
+                <w:color w:val="000000"/>
+              </w:rPr>
+              <w:t>-код в отчете.</w:t>
+            </w:r>
           </w:p>
         </w:tc>
         <w:tc>
           <w:tcPr>
             <w:tcW w:w="1134" w:type="dxa"/>
-            <w:vMerge w:val="restart"/>
-            <w:tcBorders>
-              <w:top w:val="single" w:sz="4" w:space="0" w:color="000000"/>
-              <w:left w:val="single" w:sz="4" w:space="0" w:color="000000"/>
-              <w:bottom w:val="single" w:sz="4" w:space="0" w:color="000000"/>
-              <w:right w:val="single" w:sz="4" w:space="0" w:color="000000"/>
-            </w:tcBorders>
-          </w:tcPr>
-          <w:p>
-            <w:pPr>
-              <w:pStyle w:val="10"/>
-              <w:pBdr>
-                <w:top w:val="nil"/>
-                <w:left w:val="nil"/>
-                <w:bottom w:val="nil"/>
-                <w:right w:val="nil"/>
-                <w:between w:val="nil"/>
-              </w:pBdr>
-              <w:jc w:val="both"/>
-              <w:rPr>
-                <w:color w:val="000000"/>
-                <w:sz w:val="20"/>
-                <w:szCs w:val="20"/>
-              </w:rPr>
-            </w:pPr>
+            <w:tcBorders>
+              <w:top w:val="single" w:sz="4" w:space="0" w:color="000000"/>
+              <w:left w:val="single" w:sz="4" w:space="0" w:color="000000"/>
+              <w:bottom w:val="single" w:sz="4" w:space="0" w:color="000000"/>
+              <w:right w:val="single" w:sz="4" w:space="0" w:color="000000"/>
+            </w:tcBorders>
+          </w:tcPr>
+          <w:p>
+            <w:pPr>
+              <w:pStyle w:val="10"/>
+              <w:pBdr>
+                <w:top w:val="nil"/>
+                <w:left w:val="nil"/>
+                <w:bottom w:val="nil"/>
+                <w:right w:val="nil"/>
+                <w:between w:val="nil"/>
+              </w:pBdr>
+              <w:jc w:val="both"/>
+              <w:rPr>
+                <w:color w:val="000000"/>
+                <w:sz w:val="20"/>
+                <w:szCs w:val="20"/>
+                <w:lang w:val="en-US"/>
+              </w:rPr>
+            </w:pPr>
+            <w:r>
+              <w:rPr>
+                <w:color w:val="000000"/>
+                <w:sz w:val="20"/>
+                <w:szCs w:val="20"/>
+                <w:lang w:val="en-US"/>
+              </w:rPr>
+              <w:t>24.09.2026</w:t>
+            </w:r>
           </w:p>
         </w:tc>
         <w:tc>
           <w:tcPr>
             <w:tcW w:w="1498" w:type="dxa"/>
-            <w:vMerge w:val="restart"/>
-            <w:tcBorders>
-              <w:top w:val="single" w:sz="4" w:space="0" w:color="000000"/>
-              <w:left w:val="single" w:sz="4" w:space="0" w:color="000000"/>
-              <w:bottom w:val="single" w:sz="4" w:space="0" w:color="000000"/>
-              <w:right w:val="single" w:sz="4" w:space="0" w:color="000000"/>
-            </w:tcBorders>
-          </w:tcPr>
-          <w:p>
-            <w:pPr>
-              <w:pStyle w:val="10"/>
-              <w:pBdr>
-                <w:top w:val="nil"/>
-                <w:left w:val="nil"/>
-                <w:bottom w:val="nil"/>
-                <w:right w:val="nil"/>
-                <w:between w:val="nil"/>
-              </w:pBdr>
-              <w:jc w:val="both"/>
-              <w:rPr>
-                <w:sz w:val="20"/>
-                <w:szCs w:val="20"/>
-              </w:rPr>
-            </w:pPr>
-          </w:p>
-          <w:p>
-            <w:pPr>
-              <w:pStyle w:val="10"/>
-              <w:pBdr>
-                <w:top w:val="nil"/>
-                <w:left w:val="nil"/>
-                <w:bottom w:val="nil"/>
-                <w:right w:val="nil"/>
-                <w:between w:val="nil"/>
-              </w:pBdr>
-              <w:jc w:val="both"/>
-              <w:rPr>
-                <w:sz w:val="20"/>
-                <w:szCs w:val="20"/>
-              </w:rPr>
-            </w:pPr>
+            <w:tcBorders>
+              <w:top w:val="single" w:sz="4" w:space="0" w:color="000000"/>
+              <w:left w:val="single" w:sz="4" w:space="0" w:color="000000"/>
+              <w:bottom w:val="single" w:sz="4" w:space="0" w:color="000000"/>
+              <w:right w:val="single" w:sz="4" w:space="0" w:color="000000"/>
+            </w:tcBorders>
+          </w:tcPr>
+          <w:p>
+            <w:pPr>
+              <w:pStyle w:val="10"/>
+              <w:pBdr>
+                <w:top w:val="nil"/>
+                <w:left w:val="nil"/>
+                <w:bottom w:val="nil"/>
+                <w:right w:val="nil"/>
+                <w:between w:val="nil"/>
+              </w:pBdr>
+              <w:jc w:val="both"/>
+              <w:rPr>
+                <w:color w:val="000000"/>
+                <w:sz w:val="20"/>
+                <w:szCs w:val="20"/>
+                <w:lang w:val="en-US"/>
+              </w:rPr>
+            </w:pPr>
+            <w:r>
+              <w:rPr>
+                <w:color w:val="000000"/>
+                <w:sz w:val="20"/>
+                <w:szCs w:val="20"/>
+                <w:lang w:val="en-US"/>
+              </w:rPr>
+              <w:t>24.09.2026</w:t>
+            </w:r>
           </w:p>
         </w:tc>
       </w:tr>
@@ -3565,117 +7016,216 @@
         <w:tc>
           <w:tcPr>
             <w:tcW w:w="4536" w:type="dxa"/>
-            <w:vMerge/>
-            <w:tcBorders>
-              <w:top w:val="single" w:sz="4" w:space="0" w:color="000000"/>
-              <w:left w:val="single" w:sz="4" w:space="0" w:color="000000"/>
-              <w:bottom w:val="single" w:sz="4" w:space="0" w:color="000000"/>
-              <w:right w:val="single" w:sz="4" w:space="0" w:color="000000"/>
-            </w:tcBorders>
-          </w:tcPr>
-          <w:p>
-            <w:pPr>
-              <w:pStyle w:val="10"/>
-              <w:tabs>
-                <w:tab w:val="left" w:pos="560"/>
-                <w:tab w:val="left" w:pos="1120"/>
-                <w:tab w:val="left" w:pos="1680"/>
-                <w:tab w:val="left" w:pos="2240"/>
-                <w:tab w:val="left" w:pos="2800"/>
-                <w:tab w:val="left" w:pos="3360"/>
-                <w:tab w:val="left" w:pos="3920"/>
-                <w:tab w:val="left" w:pos="4480"/>
-                <w:tab w:val="left" w:pos="5040"/>
-                <w:tab w:val="left" w:pos="5600"/>
-                <w:tab w:val="left" w:pos="6160"/>
-                <w:tab w:val="left" w:pos="6720"/>
-              </w:tabs>
-              <w:jc w:val="both"/>
-            </w:pPr>
+            <w:tcBorders>
+              <w:top w:val="single" w:sz="4" w:space="0" w:color="000000"/>
+              <w:left w:val="single" w:sz="4" w:space="0" w:color="000000"/>
+              <w:bottom w:val="single" w:sz="4" w:space="0" w:color="000000"/>
+              <w:right w:val="single" w:sz="4" w:space="0" w:color="000000"/>
+            </w:tcBorders>
+          </w:tcPr>
+          <w:p>
+            <w:pPr>
+              <w:pStyle w:val="2"/>
+              <w:jc w:val="both"/>
+              <w:rPr>
+                <w:bCs/>
+                <w:color w:val="000000" w:themeColor="text1"/>
+                <w:sz w:val="24"/>
+                <w:szCs w:val="24"/>
+              </w:rPr>
+            </w:pPr>
+            <w:r>
+              <w:rPr>
+                <w:bCs/>
+                <w:color w:val="000000" w:themeColor="text1"/>
+                <w:sz w:val="24"/>
+                <w:szCs w:val="24"/>
+              </w:rPr>
+              <w:t>4</w:t>
+            </w:r>
+            <w:r>
+              <w:rPr>
+                <w:bCs/>
+                <w:color w:val="000000" w:themeColor="text1"/>
+                <w:sz w:val="24"/>
+                <w:szCs w:val="24"/>
+                <w:lang w:val="en-US"/>
+              </w:rPr>
+              <w:t>.5</w:t>
+            </w:r>
+            <w:r>
+              <w:rPr>
+                <w:bCs/>
+                <w:color w:val="000000" w:themeColor="text1"/>
+                <w:sz w:val="24"/>
+                <w:szCs w:val="24"/>
+              </w:rPr>
+              <w:t xml:space="preserve"> Оформление маршрута </w:t>
+            </w:r>
+            <w:proofErr w:type="spellStart"/>
+            <w:r>
+              <w:rPr>
+                <w:bCs/>
+                <w:color w:val="000000" w:themeColor="text1"/>
+                <w:sz w:val="24"/>
+                <w:szCs w:val="24"/>
+              </w:rPr>
+              <w:t>проета</w:t>
+            </w:r>
+            <w:proofErr w:type="spellEnd"/>
           </w:p>
         </w:tc>
         <w:tc>
           <w:tcPr>
             <w:tcW w:w="2552" w:type="dxa"/>
-            <w:vMerge/>
-            <w:tcBorders>
-              <w:top w:val="single" w:sz="4" w:space="0" w:color="000000"/>
-              <w:left w:val="single" w:sz="4" w:space="0" w:color="000000"/>
-              <w:bottom w:val="single" w:sz="4" w:space="0" w:color="000000"/>
-              <w:right w:val="single" w:sz="4" w:space="0" w:color="000000"/>
-            </w:tcBorders>
-          </w:tcPr>
-          <w:p>
-            <w:pPr>
-              <w:pStyle w:val="10"/>
+            <w:tcBorders>
+              <w:top w:val="single" w:sz="4" w:space="0" w:color="000000"/>
+              <w:left w:val="single" w:sz="4" w:space="0" w:color="000000"/>
+              <w:bottom w:val="single" w:sz="4" w:space="0" w:color="000000"/>
+              <w:right w:val="single" w:sz="4" w:space="0" w:color="000000"/>
+            </w:tcBorders>
+          </w:tcPr>
+          <w:p>
+            <w:pPr>
+              <w:pStyle w:val="10"/>
+              <w:pBdr>
+                <w:top w:val="nil"/>
+                <w:left w:val="nil"/>
+                <w:bottom w:val="nil"/>
+                <w:right w:val="nil"/>
+                <w:between w:val="nil"/>
+              </w:pBdr>
               <w:tabs>
                 <w:tab w:val="left" w:pos="-15"/>
               </w:tabs>
-              <w:rPr>
-                <w:rFonts w:ascii="Calibri" w:eastAsia="Calibri" w:hAnsi="Calibri" w:cs="Calibri"/>
-                <w:sz w:val="22"/>
-                <w:szCs w:val="22"/>
-              </w:rPr>
-            </w:pPr>
+              <w:spacing w:after="200"/>
+              <w:rPr>
+                <w:color w:val="000000"/>
+              </w:rPr>
+            </w:pPr>
+            <w:r>
+              <w:rPr>
+                <w:color w:val="000000"/>
+              </w:rPr>
+              <w:t xml:space="preserve">Текстовый </w:t>
+            </w:r>
+            <w:r>
+              <w:rPr>
+                <w:color w:val="000000"/>
+              </w:rPr>
+              <w:t>документ</w:t>
+            </w:r>
+          </w:p>
+          <w:p>
+            <w:pPr>
+              <w:pStyle w:val="TableNormal1"/>
+              <w:pBdr>
+                <w:top w:val="nil"/>
+                <w:left w:val="nil"/>
+                <w:bottom w:val="nil"/>
+                <w:right w:val="nil"/>
+                <w:between w:val="nil"/>
+              </w:pBdr>
+              <w:tabs>
+                <w:tab w:val="left" w:pos="-15"/>
+              </w:tabs>
+              <w:spacing w:after="200"/>
+              <w:rPr>
+                <w:color w:val="000000"/>
+              </w:rPr>
+            </w:pPr>
+            <w:r>
+              <w:t xml:space="preserve">Задание опубликовать в электронном портфолио, </w:t>
+            </w:r>
+            <w:r>
+              <w:rPr>
+                <w:color w:val="000000"/>
+                <w:lang w:val="en-US"/>
+              </w:rPr>
+              <w:t>QR</w:t>
+            </w:r>
+            <w:r>
+              <w:rPr>
+                <w:color w:val="000000"/>
+              </w:rPr>
+              <w:t>-код в отчете.</w:t>
+            </w:r>
           </w:p>
         </w:tc>
         <w:tc>
           <w:tcPr>
             <w:tcW w:w="1134" w:type="dxa"/>
-            <w:vMerge/>
-            <w:tcBorders>
-              <w:top w:val="single" w:sz="4" w:space="0" w:color="000000"/>
-              <w:left w:val="single" w:sz="4" w:space="0" w:color="000000"/>
-              <w:bottom w:val="single" w:sz="4" w:space="0" w:color="000000"/>
-              <w:right w:val="single" w:sz="4" w:space="0" w:color="000000"/>
-            </w:tcBorders>
-          </w:tcPr>
-          <w:p>
-            <w:pPr>
-              <w:pStyle w:val="10"/>
-              <w:pBdr>
-                <w:top w:val="nil"/>
-                <w:left w:val="nil"/>
-                <w:bottom w:val="nil"/>
-                <w:right w:val="nil"/>
-                <w:between w:val="nil"/>
-              </w:pBdr>
-              <w:jc w:val="both"/>
-              <w:rPr>
-                <w:color w:val="000000"/>
-                <w:sz w:val="20"/>
-                <w:szCs w:val="20"/>
-              </w:rPr>
-            </w:pPr>
+            <w:tcBorders>
+              <w:top w:val="single" w:sz="4" w:space="0" w:color="000000"/>
+              <w:left w:val="single" w:sz="4" w:space="0" w:color="000000"/>
+              <w:bottom w:val="single" w:sz="4" w:space="0" w:color="000000"/>
+              <w:right w:val="single" w:sz="4" w:space="0" w:color="000000"/>
+            </w:tcBorders>
+          </w:tcPr>
+          <w:p>
+            <w:pPr>
+              <w:pStyle w:val="10"/>
+              <w:pBdr>
+                <w:top w:val="nil"/>
+                <w:left w:val="nil"/>
+                <w:bottom w:val="nil"/>
+                <w:right w:val="nil"/>
+                <w:between w:val="nil"/>
+              </w:pBdr>
+              <w:jc w:val="both"/>
+              <w:rPr>
+                <w:color w:val="000000"/>
+                <w:sz w:val="20"/>
+                <w:szCs w:val="20"/>
+              </w:rPr>
+            </w:pPr>
+            <w:r>
+              <w:rPr>
+                <w:color w:val="000000"/>
+                <w:sz w:val="20"/>
+                <w:szCs w:val="20"/>
+                <w:lang w:val="en-US"/>
+              </w:rPr>
+              <w:t>24.09.2026</w:t>
+            </w:r>
           </w:p>
         </w:tc>
         <w:tc>
           <w:tcPr>
             <w:tcW w:w="1498" w:type="dxa"/>
-            <w:vMerge/>
-            <w:tcBorders>
-              <w:top w:val="single" w:sz="4" w:space="0" w:color="000000"/>
-              <w:left w:val="single" w:sz="4" w:space="0" w:color="000000"/>
-              <w:bottom w:val="single" w:sz="4" w:space="0" w:color="000000"/>
-              <w:right w:val="single" w:sz="4" w:space="0" w:color="000000"/>
-            </w:tcBorders>
-          </w:tcPr>
-          <w:p>
-            <w:pPr>
-              <w:pStyle w:val="10"/>
-              <w:pBdr>
-                <w:top w:val="nil"/>
-                <w:left w:val="nil"/>
-                <w:bottom w:val="nil"/>
-                <w:right w:val="nil"/>
-                <w:between w:val="nil"/>
-              </w:pBdr>
-              <w:jc w:val="both"/>
-              <w:rPr>
-                <w:sz w:val="20"/>
-                <w:szCs w:val="20"/>
-              </w:rPr>
-            </w:pPr>
+            <w:tcBorders>
+              <w:top w:val="single" w:sz="4" w:space="0" w:color="000000"/>
+              <w:left w:val="single" w:sz="4" w:space="0" w:color="000000"/>
+              <w:bottom w:val="single" w:sz="4" w:space="0" w:color="000000"/>
+              <w:right w:val="single" w:sz="4" w:space="0" w:color="000000"/>
+            </w:tcBorders>
+          </w:tcPr>
+          <w:p>
+            <w:pPr>
+              <w:pStyle w:val="10"/>
+              <w:pBdr>
+                <w:top w:val="nil"/>
+                <w:left w:val="nil"/>
+                <w:bottom w:val="nil"/>
+                <w:right w:val="nil"/>
+                <w:between w:val="nil"/>
+              </w:pBdr>
+              <w:jc w:val="both"/>
+              <w:rPr>
+                <w:color w:val="000000"/>
+                <w:sz w:val="20"/>
+                <w:szCs w:val="20"/>
+              </w:rPr>
+            </w:pPr>
+            <w:r>
+              <w:rPr>
+                <w:color w:val="000000"/>
+                <w:sz w:val="20"/>
+                <w:szCs w:val="20"/>
+                <w:lang w:val="en-US"/>
+              </w:rPr>
+              <w:t>24.09.2026</w:t>
+            </w:r>
           </w:p>
         </w:tc>
       </w:tr>
@@ -3686,30 +7236,81 @@
         <w:tc>
           <w:tcPr>
             <w:tcW w:w="4536" w:type="dxa"/>
-            <w:vMerge/>
-            <w:tcBorders>
-              <w:top w:val="single" w:sz="4" w:space="0" w:color="000000"/>
-              <w:left w:val="single" w:sz="4" w:space="0" w:color="000000"/>
-              <w:bottom w:val="single" w:sz="4" w:space="0" w:color="000000"/>
-              <w:right w:val="single" w:sz="4" w:space="0" w:color="000000"/>
-            </w:tcBorders>
-          </w:tcPr>
-          <w:p>
-            <w:pPr>
-              <w:pStyle w:val="10"/>
-              <w:pBdr>
-                <w:top w:val="nil"/>
-                <w:left w:val="nil"/>
-                <w:bottom w:val="nil"/>
-                <w:right w:val="nil"/>
-                <w:between w:val="nil"/>
-              </w:pBdr>
-              <w:jc w:val="both"/>
-              <w:rPr>
-                <w:rFonts w:ascii="Calibri" w:eastAsia="Calibri" w:hAnsi="Calibri" w:cs="Calibri"/>
-                <w:color w:val="000000"/>
-                <w:sz w:val="22"/>
-                <w:szCs w:val="22"/>
+            <w:tcBorders>
+              <w:top w:val="single" w:sz="4" w:space="0" w:color="000000"/>
+              <w:left w:val="single" w:sz="4" w:space="0" w:color="000000"/>
+              <w:bottom w:val="single" w:sz="4" w:space="0" w:color="000000"/>
+              <w:right w:val="single" w:sz="4" w:space="0" w:color="000000"/>
+            </w:tcBorders>
+          </w:tcPr>
+          <w:p>
+            <w:pPr>
+              <w:pStyle w:val="2"/>
+              <w:jc w:val="both"/>
+              <w:rPr>
+                <w:b w:val="0"/>
+                <w:bCs/>
+                <w:color w:val="000000" w:themeColor="text1"/>
+                <w:sz w:val="24"/>
+                <w:szCs w:val="24"/>
+              </w:rPr>
+            </w:pPr>
+            <w:r>
+              <w:rPr>
+                <w:bCs/>
+                <w:color w:val="000000" w:themeColor="text1"/>
+                <w:sz w:val="24"/>
+                <w:szCs w:val="24"/>
+              </w:rPr>
+              <w:t>4</w:t>
+            </w:r>
+            <w:r>
+              <w:rPr>
+                <w:bCs/>
+                <w:color w:val="000000" w:themeColor="text1"/>
+                <w:sz w:val="24"/>
+                <w:szCs w:val="24"/>
+              </w:rPr>
+              <w:t>.</w:t>
+            </w:r>
+            <w:r>
+              <w:rPr>
+                <w:bCs/>
+                <w:color w:val="000000" w:themeColor="text1"/>
+                <w:sz w:val="24"/>
+                <w:szCs w:val="24"/>
+                <w:lang w:val="en-US"/>
+              </w:rPr>
+              <w:t>6</w:t>
+            </w:r>
+            <w:r>
+              <w:rPr>
+                <w:bCs/>
+                <w:color w:val="000000" w:themeColor="text1"/>
+                <w:sz w:val="24"/>
+                <w:szCs w:val="24"/>
+              </w:rPr>
+              <w:t xml:space="preserve"> </w:t>
+            </w:r>
+            <w:r>
+              <w:rPr>
+                <w:bCs/>
+                <w:color w:val="000000" w:themeColor="text1"/>
+                <w:sz w:val="24"/>
+                <w:szCs w:val="24"/>
+              </w:rPr>
+              <w:t>Оформление информации об испытаниях</w:t>
+            </w:r>
+          </w:p>
+          <w:p>
+            <w:pPr>
+              <w:pStyle w:val="2"/>
+              <w:jc w:val="both"/>
+              <w:rPr>
+                <w:bCs/>
+                <w:color w:val="000000" w:themeColor="text1"/>
+                <w:sz w:val="24"/>
+                <w:szCs w:val="24"/>
               </w:rPr>
             </w:pPr>
           </w:p>
@@ -3717,17 +7318,16 @@
         <w:tc>
           <w:tcPr>
             <w:tcW w:w="2552" w:type="dxa"/>
-            <w:vMerge/>
-            <w:tcBorders>
-              <w:top w:val="single" w:sz="4" w:space="0" w:color="000000"/>
-              <w:left w:val="single" w:sz="4" w:space="0" w:color="000000"/>
-              <w:bottom w:val="single" w:sz="4" w:space="0" w:color="000000"/>
-              <w:right w:val="single" w:sz="4" w:space="0" w:color="000000"/>
-            </w:tcBorders>
-          </w:tcPr>
-          <w:p>
-            <w:pPr>
-              <w:pStyle w:val="10"/>
+            <w:tcBorders>
+              <w:top w:val="single" w:sz="4" w:space="0" w:color="000000"/>
+              <w:left w:val="single" w:sz="4" w:space="0" w:color="000000"/>
+              <w:bottom w:val="single" w:sz="4" w:space="0" w:color="000000"/>
+              <w:right w:val="single" w:sz="4" w:space="0" w:color="000000"/>
+            </w:tcBorders>
+          </w:tcPr>
+          <w:p>
+            <w:pPr>
+              <w:pStyle w:val="TableNormal1"/>
               <w:pBdr>
                 <w:top w:val="nil"/>
                 <w:left w:val="nil"/>
@@ -3738,73 +7338,92 @@
               <w:tabs>
                 <w:tab w:val="left" w:pos="-15"/>
               </w:tabs>
-              <w:rPr>
-                <w:rFonts w:ascii="Calibri" w:eastAsia="Calibri" w:hAnsi="Calibri" w:cs="Calibri"/>
-                <w:color w:val="000000"/>
-                <w:sz w:val="22"/>
-                <w:szCs w:val="22"/>
-              </w:rPr>
-            </w:pPr>
+              <w:spacing w:after="200"/>
+              <w:rPr>
+                <w:color w:val="000000"/>
+              </w:rPr>
+            </w:pPr>
+            <w:r>
+              <w:t xml:space="preserve">Текстовый отчет в виде </w:t>
+            </w:r>
           </w:p>
         </w:tc>
         <w:tc>
           <w:tcPr>
             <w:tcW w:w="1134" w:type="dxa"/>
-            <w:vMerge/>
-            <w:tcBorders>
-              <w:top w:val="single" w:sz="4" w:space="0" w:color="000000"/>
-              <w:left w:val="single" w:sz="4" w:space="0" w:color="000000"/>
-              <w:bottom w:val="single" w:sz="4" w:space="0" w:color="000000"/>
-              <w:right w:val="single" w:sz="4" w:space="0" w:color="000000"/>
-            </w:tcBorders>
-          </w:tcPr>
-          <w:p>
-            <w:pPr>
-              <w:pStyle w:val="10"/>
-              <w:pBdr>
-                <w:top w:val="nil"/>
-                <w:left w:val="nil"/>
-                <w:bottom w:val="nil"/>
-                <w:right w:val="nil"/>
-                <w:between w:val="nil"/>
-              </w:pBdr>
-              <w:jc w:val="both"/>
-              <w:rPr>
-                <w:color w:val="000000"/>
-                <w:sz w:val="20"/>
-                <w:szCs w:val="20"/>
-              </w:rPr>
-            </w:pPr>
+            <w:tcBorders>
+              <w:top w:val="single" w:sz="4" w:space="0" w:color="000000"/>
+              <w:left w:val="single" w:sz="4" w:space="0" w:color="000000"/>
+              <w:bottom w:val="single" w:sz="4" w:space="0" w:color="000000"/>
+              <w:right w:val="single" w:sz="4" w:space="0" w:color="000000"/>
+            </w:tcBorders>
+          </w:tcPr>
+          <w:p>
+            <w:pPr>
+              <w:pStyle w:val="10"/>
+              <w:pBdr>
+                <w:top w:val="nil"/>
+                <w:left w:val="nil"/>
+                <w:bottom w:val="nil"/>
+                <w:right w:val="nil"/>
+                <w:between w:val="nil"/>
+              </w:pBdr>
+              <w:jc w:val="both"/>
+              <w:rPr>
+                <w:color w:val="000000"/>
+                <w:sz w:val="20"/>
+                <w:szCs w:val="20"/>
+                <w:lang w:val="en-US"/>
+              </w:rPr>
+            </w:pPr>
+            <w:r>
+              <w:rPr>
+                <w:color w:val="000000"/>
+                <w:sz w:val="20"/>
+                <w:szCs w:val="20"/>
+                <w:lang w:val="en-US"/>
+              </w:rPr>
+              <w:t>24.09.2026</w:t>
+            </w:r>
           </w:p>
         </w:tc>
         <w:tc>
           <w:tcPr>
             <w:tcW w:w="1498" w:type="dxa"/>
-            <w:vMerge/>
-            <w:tcBorders>
-              <w:top w:val="single" w:sz="4" w:space="0" w:color="000000"/>
-              <w:left w:val="single" w:sz="4" w:space="0" w:color="000000"/>
-              <w:bottom w:val="single" w:sz="4" w:space="0" w:color="000000"/>
-              <w:right w:val="single" w:sz="4" w:space="0" w:color="000000"/>
-            </w:tcBorders>
-          </w:tcPr>
-          <w:p>
-            <w:pPr>
-              <w:pStyle w:val="10"/>
-              <w:pBdr>
-                <w:top w:val="nil"/>
-                <w:left w:val="nil"/>
-                <w:bottom w:val="nil"/>
-                <w:right w:val="nil"/>
-                <w:between w:val="nil"/>
-              </w:pBdr>
-              <w:jc w:val="both"/>
-              <w:rPr>
-                <w:color w:val="000000"/>
-                <w:sz w:val="20"/>
-                <w:szCs w:val="20"/>
-              </w:rPr>
-            </w:pPr>
+            <w:tcBorders>
+              <w:top w:val="single" w:sz="4" w:space="0" w:color="000000"/>
+              <w:left w:val="single" w:sz="4" w:space="0" w:color="000000"/>
+              <w:bottom w:val="single" w:sz="4" w:space="0" w:color="000000"/>
+              <w:right w:val="single" w:sz="4" w:space="0" w:color="000000"/>
+            </w:tcBorders>
+          </w:tcPr>
+          <w:p>
+            <w:pPr>
+              <w:pStyle w:val="10"/>
+              <w:pBdr>
+                <w:top w:val="nil"/>
+                <w:left w:val="nil"/>
+                <w:bottom w:val="nil"/>
+                <w:right w:val="nil"/>
+                <w:between w:val="nil"/>
+              </w:pBdr>
+              <w:jc w:val="both"/>
+              <w:rPr>
+                <w:color w:val="000000"/>
+                <w:sz w:val="20"/>
+                <w:szCs w:val="20"/>
+                <w:lang w:val="en-US"/>
+              </w:rPr>
+            </w:pPr>
+            <w:r>
+              <w:rPr>
+                <w:color w:val="000000"/>
+                <w:sz w:val="20"/>
+                <w:szCs w:val="20"/>
+                <w:lang w:val="en-US"/>
+              </w:rPr>
+              <w:t>24.09.2026</w:t>
+            </w:r>
           </w:p>
         </w:tc>
       </w:tr>
@@ -3824,48 +7443,42 @@
           </w:tcPr>
           <w:p>
             <w:pPr>
-              <w:pStyle w:val="10"/>
-              <w:pBdr>
-                <w:top w:val="nil"/>
-                <w:left w:val="nil"/>
-                <w:bottom w:val="nil"/>
-                <w:right w:val="nil"/>
-                <w:between w:val="nil"/>
-              </w:pBdr>
-              <w:tabs>
-                <w:tab w:val="left" w:pos="560"/>
-                <w:tab w:val="left" w:pos="1120"/>
-                <w:tab w:val="left" w:pos="1680"/>
-                <w:tab w:val="left" w:pos="2240"/>
-                <w:tab w:val="left" w:pos="2800"/>
-                <w:tab w:val="left" w:pos="3360"/>
-                <w:tab w:val="left" w:pos="3920"/>
-                <w:tab w:val="left" w:pos="4480"/>
-                <w:tab w:val="left" w:pos="5040"/>
-                <w:tab w:val="left" w:pos="5600"/>
-                <w:tab w:val="left" w:pos="6160"/>
-                <w:tab w:val="left" w:pos="6720"/>
-              </w:tabs>
-              <w:spacing w:after="200" w:line="276" w:lineRule="auto"/>
-              <w:rPr>
-                <w:rFonts w:ascii="Calibri" w:eastAsia="Calibri" w:hAnsi="Calibri" w:cs="Calibri"/>
-                <w:color w:val="000000"/>
-                <w:sz w:val="22"/>
-                <w:szCs w:val="22"/>
-              </w:rPr>
-            </w:pPr>
-            <w:r>
-              <w:rPr>
-                <w:b/>
-                <w:color w:val="000000"/>
-              </w:rPr>
-              <w:t>Подготовить электронное портфолио по результатам прохождения практик</w:t>
-            </w:r>
-            <w:r>
-              <w:rPr>
-                <w:b/>
-              </w:rPr>
-              <w:t>и</w:t>
+              <w:pStyle w:val="2"/>
+              <w:jc w:val="both"/>
+              <w:rPr>
+                <w:bCs/>
+                <w:color w:val="000000" w:themeColor="text1"/>
+                <w:sz w:val="24"/>
+                <w:szCs w:val="24"/>
+              </w:rPr>
+            </w:pPr>
+            <w:r>
+              <w:rPr>
+                <w:bCs/>
+                <w:color w:val="000000" w:themeColor="text1"/>
+                <w:sz w:val="24"/>
+                <w:szCs w:val="24"/>
+              </w:rPr>
+              <w:t>4</w:t>
+            </w:r>
+            <w:r>
+              <w:rPr>
+                <w:bCs/>
+                <w:color w:val="000000" w:themeColor="text1"/>
+                <w:sz w:val="24"/>
+                <w:szCs w:val="24"/>
+                <w:lang w:val="en-US"/>
+              </w:rPr>
+              <w:t>.7</w:t>
+            </w:r>
+            <w:r>
+              <w:rPr>
+                <w:bCs/>
+                <w:color w:val="000000" w:themeColor="text1"/>
+                <w:sz w:val="24"/>
+                <w:szCs w:val="24"/>
+              </w:rPr>
+              <w:t xml:space="preserve"> Оформление информации об участниках </w:t>
             </w:r>
           </w:p>
         </w:tc>
@@ -3892,26 +7505,27 @@
               <w:tabs>
                 <w:tab w:val="left" w:pos="-15"/>
               </w:tabs>
-            </w:pPr>
-            <w:r>
-              <w:t xml:space="preserve">Веб-портфолио формируется как Git-репозиторий и содержит все загруженные в него результаты выполнения заданий, включая слайды. Пример репозитория: </w:t>
-            </w:r>
-            <w:hyperlink r:id="rId5">
-              <w:r>
-                <w:rPr>
-                  <w:color w:val="1155CC"/>
-                  <w:u w:val="single"/>
-                </w:rPr>
-                <w:t>https://git.herzen.spb.ru/igossoudarev/clouds</w:t>
-              </w:r>
-            </w:hyperlink>
-            <w:r>
-              <w:t xml:space="preserve"> </w:t>
-            </w:r>
-          </w:p>
-          <w:p>
-            <w:pPr>
-              <w:pStyle w:val="10"/>
+              <w:spacing w:after="200"/>
+              <w:rPr>
+                <w:color w:val="000000"/>
+              </w:rPr>
+            </w:pPr>
+            <w:r>
+              <w:rPr>
+                <w:color w:val="000000"/>
+              </w:rPr>
+              <w:t xml:space="preserve">Текстовый </w:t>
+            </w:r>
+            <w:r>
+              <w:rPr>
+                <w:color w:val="000000"/>
+              </w:rPr>
+              <w:t>документ</w:t>
+            </w:r>
+          </w:p>
+          <w:p>
+            <w:pPr>
+              <w:pStyle w:val="TableNormal1"/>
               <w:pBdr>
                 <w:top w:val="nil"/>
                 <w:left w:val="nil"/>
@@ -3922,25 +7536,180 @@
               <w:tabs>
                 <w:tab w:val="left" w:pos="-15"/>
               </w:tabs>
-              <w:rPr>
-                <w:color w:val="1155CC"/>
-                <w:u w:val="single"/>
-              </w:rPr>
-            </w:pPr>
-            <w:r>
-              <w:t xml:space="preserve">Ссылка на репозиторий дублируется в курсе Moodle </w:t>
-            </w:r>
-            <w:r>
-              <w:rPr>
-                <w:color w:val="1155CC"/>
-                <w:u w:val="single"/>
-              </w:rPr>
-              <w:t>https://moodle.herzen.spb.ru/course/view.php?id=20206</w:t>
-            </w:r>
-            <w:r>
-              <w:t xml:space="preserve">  в разделе, посвящённом результатам практики, а также в отчёте.</w:t>
-            </w:r>
-          </w:p>
+              <w:spacing w:after="200"/>
+            </w:pPr>
+            <w:r>
+              <w:t xml:space="preserve">Задание опубликовать в электронном портфолио, </w:t>
+            </w:r>
+            <w:r>
+              <w:rPr>
+                <w:color w:val="000000"/>
+                <w:lang w:val="en-US"/>
+              </w:rPr>
+              <w:t>QR</w:t>
+            </w:r>
+            <w:r>
+              <w:rPr>
+                <w:color w:val="000000"/>
+              </w:rPr>
+              <w:t>-код в отчете.</w:t>
+            </w:r>
+          </w:p>
+        </w:tc>
+        <w:tc>
+          <w:tcPr>
+            <w:tcW w:w="1134" w:type="dxa"/>
+            <w:tcBorders>
+              <w:top w:val="single" w:sz="4" w:space="0" w:color="000000"/>
+              <w:left w:val="single" w:sz="4" w:space="0" w:color="000000"/>
+              <w:bottom w:val="single" w:sz="4" w:space="0" w:color="000000"/>
+              <w:right w:val="single" w:sz="4" w:space="0" w:color="000000"/>
+            </w:tcBorders>
+          </w:tcPr>
+          <w:p>
+            <w:pPr>
+              <w:pStyle w:val="10"/>
+              <w:pBdr>
+                <w:top w:val="nil"/>
+                <w:left w:val="nil"/>
+                <w:bottom w:val="nil"/>
+                <w:right w:val="nil"/>
+                <w:between w:val="nil"/>
+              </w:pBdr>
+              <w:jc w:val="both"/>
+              <w:rPr>
+                <w:color w:val="000000"/>
+                <w:sz w:val="20"/>
+                <w:szCs w:val="20"/>
+              </w:rPr>
+            </w:pPr>
+            <w:r>
+              <w:rPr>
+                <w:color w:val="000000"/>
+                <w:sz w:val="20"/>
+                <w:szCs w:val="20"/>
+                <w:lang w:val="en-US"/>
+              </w:rPr>
+              <w:t>24.09.2026</w:t>
+            </w:r>
+          </w:p>
+          <w:p/>
+          <w:p>
+            <w:pPr>
+              <w:rPr>
+                <w:color w:val="000000"/>
+                <w:sz w:val="20"/>
+                <w:szCs w:val="20"/>
+              </w:rPr>
+            </w:pPr>
+          </w:p>
+          <w:p/>
+        </w:tc>
+        <w:tc>
+          <w:tcPr>
+            <w:tcW w:w="1498" w:type="dxa"/>
+            <w:tcBorders>
+              <w:top w:val="single" w:sz="4" w:space="0" w:color="000000"/>
+              <w:left w:val="single" w:sz="4" w:space="0" w:color="000000"/>
+              <w:bottom w:val="single" w:sz="4" w:space="0" w:color="000000"/>
+              <w:right w:val="single" w:sz="4" w:space="0" w:color="000000"/>
+            </w:tcBorders>
+          </w:tcPr>
+          <w:p>
+            <w:pPr>
+              <w:pStyle w:val="10"/>
+              <w:pBdr>
+                <w:top w:val="nil"/>
+                <w:left w:val="nil"/>
+                <w:bottom w:val="nil"/>
+                <w:right w:val="nil"/>
+                <w:between w:val="nil"/>
+              </w:pBdr>
+              <w:jc w:val="both"/>
+              <w:rPr>
+                <w:color w:val="000000"/>
+                <w:sz w:val="20"/>
+                <w:szCs w:val="20"/>
+              </w:rPr>
+            </w:pPr>
+            <w:r>
+              <w:rPr>
+                <w:color w:val="000000"/>
+                <w:sz w:val="20"/>
+                <w:szCs w:val="20"/>
+                <w:lang w:val="en-US"/>
+              </w:rPr>
+              <w:t>24.09.2026</w:t>
+            </w:r>
+          </w:p>
+        </w:tc>
+      </w:tr>
+      <w:tr>
+        <w:trPr>
+          <w:trHeight w:val="480"/>
+        </w:trPr>
+        <w:tc>
+          <w:tcPr>
+            <w:tcW w:w="4536" w:type="dxa"/>
+            <w:tcBorders>
+              <w:top w:val="single" w:sz="4" w:space="0" w:color="000000"/>
+              <w:left w:val="single" w:sz="4" w:space="0" w:color="000000"/>
+              <w:bottom w:val="single" w:sz="4" w:space="0" w:color="000000"/>
+              <w:right w:val="single" w:sz="4" w:space="0" w:color="000000"/>
+            </w:tcBorders>
+          </w:tcPr>
+          <w:p>
+            <w:pPr>
+              <w:pStyle w:val="2"/>
+              <w:jc w:val="both"/>
+              <w:rPr>
+                <w:bCs/>
+                <w:color w:val="000000" w:themeColor="text1"/>
+                <w:sz w:val="24"/>
+                <w:szCs w:val="24"/>
+              </w:rPr>
+            </w:pPr>
+            <w:r>
+              <w:rPr>
+                <w:bCs/>
+                <w:color w:val="000000" w:themeColor="text1"/>
+                <w:sz w:val="24"/>
+                <w:szCs w:val="24"/>
+              </w:rPr>
+              <w:lastRenderedPageBreak/>
+              <w:t>4</w:t>
+            </w:r>
+            <w:r>
+              <w:rPr>
+                <w:bCs/>
+                <w:color w:val="000000" w:themeColor="text1"/>
+                <w:sz w:val="24"/>
+                <w:szCs w:val="24"/>
+                <w:lang w:val="en-US"/>
+              </w:rPr>
+              <w:t>.8</w:t>
+            </w:r>
+            <w:r>
+              <w:rPr>
+                <w:bCs/>
+                <w:color w:val="000000" w:themeColor="text1"/>
+                <w:sz w:val="24"/>
+                <w:szCs w:val="24"/>
+              </w:rPr>
+              <w:t xml:space="preserve"> Подготовка маркетингового блока</w:t>
+            </w:r>
+          </w:p>
+        </w:tc>
+        <w:tc>
+          <w:tcPr>
+            <w:tcW w:w="2552" w:type="dxa"/>
+            <w:tcBorders>
+              <w:top w:val="single" w:sz="4" w:space="0" w:color="000000"/>
+              <w:left w:val="single" w:sz="4" w:space="0" w:color="000000"/>
+              <w:bottom w:val="single" w:sz="4" w:space="0" w:color="000000"/>
+              <w:right w:val="single" w:sz="4" w:space="0" w:color="000000"/>
+            </w:tcBorders>
+          </w:tcPr>
           <w:p>
             <w:pPr>
               <w:pStyle w:val="10"/>
@@ -3954,21 +7723,30 @@
               <w:tabs>
                 <w:tab w:val="left" w:pos="-15"/>
               </w:tabs>
-              <w:rPr>
-                <w:color w:val="000000"/>
-              </w:rPr>
-            </w:pPr>
-            <w:r>
-              <w:t>О</w:t>
-            </w:r>
-            <w:r>
-              <w:rPr>
-                <w:color w:val="000000"/>
-              </w:rPr>
-              <w:t>тчет</w:t>
-            </w:r>
-            <w:r>
-              <w:t xml:space="preserve"> (текстовый документ). Отчет должен содержать все выполненные задания и </w:t>
+              <w:spacing w:after="200"/>
+              <w:rPr>
+                <w:color w:val="000000"/>
+              </w:rPr>
+            </w:pPr>
+            <w:r>
+              <w:rPr>
+                <w:color w:val="000000"/>
+              </w:rPr>
+              <w:t xml:space="preserve">Текстовый </w:t>
+            </w:r>
+            <w:r>
+              <w:rPr>
+                <w:color w:val="000000"/>
+              </w:rPr>
+              <w:t>документ</w:t>
+            </w:r>
+          </w:p>
+          <w:p>
+            <w:pPr>
+              <w:pStyle w:val="TableNormal1"/>
+            </w:pPr>
+            <w:r>
+              <w:t xml:space="preserve">Задание опубликовать в электронном портфолио, </w:t>
             </w:r>
             <w:r>
               <w:rPr>
@@ -3981,31 +7759,7 @@
               <w:rPr>
                 <w:color w:val="000000"/>
               </w:rPr>
-              <w:t>-</w:t>
-            </w:r>
-            <w:r>
-              <w:rPr>
-                <w:color w:val="000000"/>
-              </w:rPr>
-              <w:t xml:space="preserve">код </w:t>
-            </w:r>
-            <w:r>
-              <w:rPr>
-                <w:color w:val="000000"/>
-              </w:rPr>
-              <w:t>на электронн</w:t>
-            </w:r>
-            <w:r>
-              <w:t>ое</w:t>
-            </w:r>
-            <w:r>
-              <w:rPr>
-                <w:color w:val="000000"/>
-              </w:rPr>
-              <w:t xml:space="preserve"> портфолио</w:t>
-            </w:r>
-            <w:r>
-              <w:t>.</w:t>
+              <w:t>-код в отчете.</w:t>
             </w:r>
           </w:p>
         </w:tc>
@@ -4036,6 +7790,15 @@
                 <w:szCs w:val="20"/>
               </w:rPr>
             </w:pPr>
+            <w:r>
+              <w:rPr>
+                <w:color w:val="000000"/>
+                <w:sz w:val="20"/>
+                <w:szCs w:val="20"/>
+                <w:lang w:val="en-US"/>
+              </w:rPr>
+              <w:t>24.09.2026</w:t>
+            </w:r>
           </w:p>
         </w:tc>
         <w:tc>
@@ -4065,6 +7828,404 @@
                 <w:szCs w:val="20"/>
               </w:rPr>
             </w:pPr>
+            <w:r>
+              <w:rPr>
+                <w:color w:val="000000"/>
+                <w:sz w:val="20"/>
+                <w:szCs w:val="20"/>
+                <w:lang w:val="en-US"/>
+              </w:rPr>
+              <w:t>24.09.2026</w:t>
+            </w:r>
+          </w:p>
+        </w:tc>
+      </w:tr>
+      <w:tr>
+        <w:trPr>
+          <w:trHeight w:val="480"/>
+        </w:trPr>
+        <w:tc>
+          <w:tcPr>
+            <w:tcW w:w="4536" w:type="dxa"/>
+            <w:tcBorders>
+              <w:top w:val="single" w:sz="4" w:space="0" w:color="000000"/>
+              <w:left w:val="single" w:sz="4" w:space="0" w:color="000000"/>
+              <w:bottom w:val="single" w:sz="4" w:space="0" w:color="000000"/>
+              <w:right w:val="single" w:sz="4" w:space="0" w:color="000000"/>
+            </w:tcBorders>
+          </w:tcPr>
+          <w:p>
+            <w:pPr>
+              <w:pStyle w:val="2"/>
+              <w:jc w:val="both"/>
+              <w:rPr>
+                <w:bCs/>
+                <w:color w:val="000000" w:themeColor="text1"/>
+                <w:sz w:val="24"/>
+                <w:szCs w:val="24"/>
+              </w:rPr>
+            </w:pPr>
+            <w:r>
+              <w:rPr>
+                <w:bCs/>
+                <w:color w:val="000000" w:themeColor="text1"/>
+                <w:sz w:val="24"/>
+                <w:szCs w:val="24"/>
+              </w:rPr>
+              <w:t>4</w:t>
+            </w:r>
+            <w:r>
+              <w:rPr>
+                <w:bCs/>
+                <w:color w:val="000000" w:themeColor="text1"/>
+                <w:sz w:val="24"/>
+                <w:szCs w:val="24"/>
+              </w:rPr>
+              <w:t>.9</w:t>
+            </w:r>
+            <w:r>
+              <w:rPr>
+                <w:bCs/>
+                <w:color w:val="000000" w:themeColor="text1"/>
+                <w:sz w:val="24"/>
+                <w:szCs w:val="24"/>
+              </w:rPr>
+              <w:t xml:space="preserve"> Подготовка информации о перспективах проекта </w:t>
+            </w:r>
+          </w:p>
+        </w:tc>
+        <w:tc>
+          <w:tcPr>
+            <w:tcW w:w="2552" w:type="dxa"/>
+            <w:tcBorders>
+              <w:top w:val="single" w:sz="4" w:space="0" w:color="000000"/>
+              <w:left w:val="single" w:sz="4" w:space="0" w:color="000000"/>
+              <w:bottom w:val="single" w:sz="4" w:space="0" w:color="000000"/>
+              <w:right w:val="single" w:sz="4" w:space="0" w:color="000000"/>
+            </w:tcBorders>
+          </w:tcPr>
+          <w:p>
+            <w:pPr>
+              <w:pStyle w:val="10"/>
+              <w:pBdr>
+                <w:top w:val="nil"/>
+                <w:left w:val="nil"/>
+                <w:bottom w:val="nil"/>
+                <w:right w:val="nil"/>
+                <w:between w:val="nil"/>
+              </w:pBdr>
+              <w:tabs>
+                <w:tab w:val="left" w:pos="-15"/>
+              </w:tabs>
+              <w:spacing w:after="200"/>
+              <w:rPr>
+                <w:color w:val="000000"/>
+              </w:rPr>
+            </w:pPr>
+            <w:r>
+              <w:rPr>
+                <w:color w:val="000000"/>
+              </w:rPr>
+              <w:t xml:space="preserve">Текстовый </w:t>
+            </w:r>
+            <w:r>
+              <w:rPr>
+                <w:color w:val="000000"/>
+              </w:rPr>
+              <w:t>документ</w:t>
+            </w:r>
+          </w:p>
+          <w:p>
+            <w:pPr>
+              <w:pStyle w:val="TableNormal1"/>
+            </w:pPr>
+            <w:r>
+              <w:t xml:space="preserve">Задание опубликовать в электронном портфолио, </w:t>
+            </w:r>
+            <w:r>
+              <w:rPr>
+                <w:color w:val="000000"/>
+                <w:lang w:val="en-US"/>
+              </w:rPr>
+              <w:t>QR</w:t>
+            </w:r>
+            <w:r>
+              <w:rPr>
+                <w:color w:val="000000"/>
+              </w:rPr>
+              <w:t>-код в отчете.</w:t>
+            </w:r>
+          </w:p>
+        </w:tc>
+        <w:tc>
+          <w:tcPr>
+            <w:tcW w:w="1134" w:type="dxa"/>
+            <w:tcBorders>
+              <w:top w:val="single" w:sz="4" w:space="0" w:color="000000"/>
+              <w:left w:val="single" w:sz="4" w:space="0" w:color="000000"/>
+              <w:bottom w:val="single" w:sz="4" w:space="0" w:color="000000"/>
+              <w:right w:val="single" w:sz="4" w:space="0" w:color="000000"/>
+            </w:tcBorders>
+          </w:tcPr>
+          <w:p>
+            <w:pPr>
+              <w:pStyle w:val="10"/>
+              <w:pBdr>
+                <w:top w:val="nil"/>
+                <w:left w:val="nil"/>
+                <w:bottom w:val="nil"/>
+                <w:right w:val="nil"/>
+                <w:between w:val="nil"/>
+              </w:pBdr>
+              <w:jc w:val="both"/>
+              <w:rPr>
+                <w:color w:val="000000"/>
+                <w:sz w:val="20"/>
+                <w:szCs w:val="20"/>
+              </w:rPr>
+            </w:pPr>
+            <w:r>
+              <w:rPr>
+                <w:color w:val="000000"/>
+                <w:sz w:val="20"/>
+                <w:szCs w:val="20"/>
+                <w:lang w:val="en-US"/>
+              </w:rPr>
+              <w:t>24.09.2026</w:t>
+            </w:r>
+          </w:p>
+        </w:tc>
+        <w:tc>
+          <w:tcPr>
+            <w:tcW w:w="1498" w:type="dxa"/>
+            <w:tcBorders>
+              <w:top w:val="single" w:sz="4" w:space="0" w:color="000000"/>
+              <w:left w:val="single" w:sz="4" w:space="0" w:color="000000"/>
+              <w:bottom w:val="single" w:sz="4" w:space="0" w:color="000000"/>
+              <w:right w:val="single" w:sz="4" w:space="0" w:color="000000"/>
+            </w:tcBorders>
+          </w:tcPr>
+          <w:p>
+            <w:pPr>
+              <w:pStyle w:val="10"/>
+              <w:pBdr>
+                <w:top w:val="nil"/>
+                <w:left w:val="nil"/>
+                <w:bottom w:val="nil"/>
+                <w:right w:val="nil"/>
+                <w:between w:val="nil"/>
+              </w:pBdr>
+              <w:jc w:val="both"/>
+              <w:rPr>
+                <w:color w:val="000000"/>
+                <w:sz w:val="20"/>
+                <w:szCs w:val="20"/>
+              </w:rPr>
+            </w:pPr>
+            <w:r>
+              <w:rPr>
+                <w:color w:val="000000"/>
+                <w:sz w:val="20"/>
+                <w:szCs w:val="20"/>
+                <w:lang w:val="en-US"/>
+              </w:rPr>
+              <w:t>24.09.2026</w:t>
+            </w:r>
+          </w:p>
+        </w:tc>
+      </w:tr>
+      <w:tr>
+        <w:trPr>
+          <w:trHeight w:val="480"/>
+        </w:trPr>
+        <w:tc>
+          <w:tcPr>
+            <w:tcW w:w="4536" w:type="dxa"/>
+            <w:tcBorders>
+              <w:top w:val="single" w:sz="4" w:space="0" w:color="000000"/>
+              <w:left w:val="single" w:sz="4" w:space="0" w:color="000000"/>
+              <w:bottom w:val="single" w:sz="4" w:space="0" w:color="000000"/>
+              <w:right w:val="single" w:sz="4" w:space="0" w:color="000000"/>
+            </w:tcBorders>
+          </w:tcPr>
+          <w:p>
+            <w:pPr>
+              <w:pStyle w:val="2"/>
+              <w:jc w:val="both"/>
+              <w:rPr>
+                <w:bCs/>
+                <w:color w:val="000000" w:themeColor="text1"/>
+                <w:sz w:val="24"/>
+                <w:szCs w:val="24"/>
+              </w:rPr>
+            </w:pPr>
+            <w:r>
+              <w:rPr>
+                <w:bCs/>
+                <w:color w:val="000000" w:themeColor="text1"/>
+                <w:sz w:val="24"/>
+                <w:szCs w:val="24"/>
+              </w:rPr>
+              <w:t>4</w:t>
+            </w:r>
+            <w:r>
+              <w:rPr>
+                <w:bCs/>
+                <w:color w:val="000000" w:themeColor="text1"/>
+                <w:sz w:val="24"/>
+                <w:szCs w:val="24"/>
+                <w:lang w:val="en-US"/>
+              </w:rPr>
+              <w:t>.10</w:t>
+            </w:r>
+            <w:r>
+              <w:rPr>
+                <w:bCs/>
+                <w:color w:val="000000" w:themeColor="text1"/>
+                <w:sz w:val="24"/>
+                <w:szCs w:val="24"/>
+              </w:rPr>
+              <w:t xml:space="preserve"> Проверка презентации </w:t>
+            </w:r>
+          </w:p>
+        </w:tc>
+        <w:tc>
+          <w:tcPr>
+            <w:tcW w:w="2552" w:type="dxa"/>
+            <w:tcBorders>
+              <w:top w:val="single" w:sz="4" w:space="0" w:color="000000"/>
+              <w:left w:val="single" w:sz="4" w:space="0" w:color="000000"/>
+              <w:bottom w:val="single" w:sz="4" w:space="0" w:color="000000"/>
+              <w:right w:val="single" w:sz="4" w:space="0" w:color="000000"/>
+            </w:tcBorders>
+          </w:tcPr>
+          <w:p>
+            <w:pPr>
+              <w:pStyle w:val="10"/>
+              <w:pBdr>
+                <w:top w:val="nil"/>
+                <w:left w:val="nil"/>
+                <w:bottom w:val="nil"/>
+                <w:right w:val="nil"/>
+                <w:between w:val="nil"/>
+              </w:pBdr>
+              <w:tabs>
+                <w:tab w:val="left" w:pos="-15"/>
+              </w:tabs>
+              <w:spacing w:after="200"/>
+              <w:rPr>
+                <w:color w:val="000000"/>
+              </w:rPr>
+            </w:pPr>
+            <w:r>
+              <w:rPr>
+                <w:color w:val="000000"/>
+              </w:rPr>
+              <w:t xml:space="preserve">Текстовый </w:t>
+            </w:r>
+            <w:r>
+              <w:rPr>
+                <w:color w:val="000000"/>
+              </w:rPr>
+              <w:t>документ</w:t>
+            </w:r>
+          </w:p>
+          <w:p>
+            <w:pPr>
+              <w:pStyle w:val="TableNormal1"/>
+            </w:pPr>
+            <w:r>
+              <w:t xml:space="preserve">Задание опубликовать в электронном портфолио, </w:t>
+            </w:r>
+            <w:r>
+              <w:rPr>
+                <w:color w:val="000000"/>
+                <w:lang w:val="en-US"/>
+              </w:rPr>
+              <w:t>QR</w:t>
+            </w:r>
+            <w:r>
+              <w:rPr>
+                <w:color w:val="000000"/>
+              </w:rPr>
+              <w:t>-код в отчете.</w:t>
+            </w:r>
+          </w:p>
+        </w:tc>
+        <w:tc>
+          <w:tcPr>
+            <w:tcW w:w="1134" w:type="dxa"/>
+            <w:tcBorders>
+              <w:top w:val="single" w:sz="4" w:space="0" w:color="000000"/>
+              <w:left w:val="single" w:sz="4" w:space="0" w:color="000000"/>
+              <w:bottom w:val="single" w:sz="4" w:space="0" w:color="000000"/>
+              <w:right w:val="single" w:sz="4" w:space="0" w:color="000000"/>
+            </w:tcBorders>
+          </w:tcPr>
+          <w:p>
+            <w:pPr>
+              <w:pStyle w:val="10"/>
+              <w:pBdr>
+                <w:top w:val="nil"/>
+                <w:left w:val="nil"/>
+                <w:bottom w:val="nil"/>
+                <w:right w:val="nil"/>
+                <w:between w:val="nil"/>
+              </w:pBdr>
+              <w:jc w:val="both"/>
+              <w:rPr>
+                <w:color w:val="000000"/>
+                <w:sz w:val="20"/>
+                <w:szCs w:val="20"/>
+              </w:rPr>
+            </w:pPr>
+            <w:r>
+              <w:rPr>
+                <w:color w:val="000000"/>
+                <w:sz w:val="20"/>
+                <w:szCs w:val="20"/>
+                <w:lang w:val="en-US"/>
+              </w:rPr>
+              <w:t>24.09.2026</w:t>
+            </w:r>
+          </w:p>
+        </w:tc>
+        <w:tc>
+          <w:tcPr>
+            <w:tcW w:w="1498" w:type="dxa"/>
+            <w:tcBorders>
+              <w:top w:val="single" w:sz="4" w:space="0" w:color="000000"/>
+              <w:left w:val="single" w:sz="4" w:space="0" w:color="000000"/>
+              <w:bottom w:val="single" w:sz="4" w:space="0" w:color="000000"/>
+              <w:right w:val="single" w:sz="4" w:space="0" w:color="000000"/>
+            </w:tcBorders>
+          </w:tcPr>
+          <w:p>
+            <w:pPr>
+              <w:pStyle w:val="10"/>
+              <w:pBdr>
+                <w:top w:val="nil"/>
+                <w:left w:val="nil"/>
+                <w:bottom w:val="nil"/>
+                <w:right w:val="nil"/>
+                <w:between w:val="nil"/>
+              </w:pBdr>
+              <w:jc w:val="both"/>
+              <w:rPr>
+                <w:color w:val="000000"/>
+                <w:sz w:val="20"/>
+                <w:szCs w:val="20"/>
+              </w:rPr>
+            </w:pPr>
+            <w:r>
+              <w:rPr>
+                <w:color w:val="000000"/>
+                <w:sz w:val="20"/>
+                <w:szCs w:val="20"/>
+                <w:lang w:val="en-US"/>
+              </w:rPr>
+              <w:t>24.09.2026</w:t>
+            </w:r>
           </w:p>
         </w:tc>
       </w:tr>
@@ -4086,8 +8247,6 @@
           <w:szCs w:val="20"/>
         </w:rPr>
       </w:pPr>
-      <w:bookmarkStart w:id="0" w:name="_gjdgxs" w:colFirst="0" w:colLast="0"/>
-      <w:bookmarkEnd w:id="0"/>
     </w:p>
     <w:p>
       <w:pPr>
@@ -4650,7 +8809,7 @@
     </w:lvl>
   </w:abstractNum>
   <w:abstractNum w:abstractNumId="3" w15:restartNumberingAfterBreak="0">
-    <w:nsid w:val="43682F55"/>
+    <w:nsid w:val="39CF0394"/>
     <w:multiLevelType w:val="multilevel"/>
     <w:tmpl w:val="5630D87A"/>
     <w:lvl w:ilvl="0">
@@ -4764,6 +8923,120 @@
     </w:lvl>
   </w:abstractNum>
   <w:abstractNum w:abstractNumId="4" w15:restartNumberingAfterBreak="0">
+    <w:nsid w:val="43682F55"/>
+    <w:multiLevelType w:val="multilevel"/>
+    <w:tmpl w:val="5630D87A"/>
+    <w:lvl w:ilvl="0">
+      <w:start w:val="1"/>
+      <w:numFmt w:val="upperRoman"/>
+      <w:lvlText w:val="%1."/>
+      <w:lvlJc w:val="left"/>
+      <w:pPr>
+        <w:ind w:left="1080" w:hanging="720"/>
+      </w:pPr>
+      <w:rPr>
+        <w:b/>
+        <w:vertAlign w:val="baseline"/>
+      </w:rPr>
+    </w:lvl>
+    <w:lvl w:ilvl="1">
+      <w:start w:val="1"/>
+      <w:numFmt w:val="lowerLetter"/>
+      <w:lvlText w:val="%2."/>
+      <w:lvlJc w:val="left"/>
+      <w:pPr>
+        <w:ind w:left="1440" w:hanging="360"/>
+      </w:pPr>
+      <w:rPr>
+        <w:vertAlign w:val="baseline"/>
+      </w:rPr>
+    </w:lvl>
+    <w:lvl w:ilvl="2">
+      <w:start w:val="1"/>
+      <w:numFmt w:val="lowerRoman"/>
+      <w:lvlText w:val="%3."/>
+      <w:lvlJc w:val="right"/>
+      <w:pPr>
+        <w:ind w:left="2160" w:hanging="180"/>
+      </w:pPr>
+      <w:rPr>
+        <w:vertAlign w:val="baseline"/>
+      </w:rPr>
+    </w:lvl>
+    <w:lvl w:ilvl="3">
+      <w:start w:val="1"/>
+      <w:numFmt w:val="decimal"/>
+      <w:lvlText w:val="%4."/>
+      <w:lvlJc w:val="left"/>
+      <w:pPr>
+        <w:ind w:left="2880" w:hanging="360"/>
+      </w:pPr>
+      <w:rPr>
+        <w:vertAlign w:val="baseline"/>
+      </w:rPr>
+    </w:lvl>
+    <w:lvl w:ilvl="4">
+      <w:start w:val="1"/>
+      <w:numFmt w:val="lowerLetter"/>
+      <w:lvlText w:val="%5."/>
+      <w:lvlJc w:val="left"/>
+      <w:pPr>
+        <w:ind w:left="3600" w:hanging="360"/>
+      </w:pPr>
+      <w:rPr>
+        <w:vertAlign w:val="baseline"/>
+      </w:rPr>
+    </w:lvl>
+    <w:lvl w:ilvl="5">
+      <w:start w:val="1"/>
+      <w:numFmt w:val="lowerRoman"/>
+      <w:lvlText w:val="%6."/>
+      <w:lvlJc w:val="right"/>
+      <w:pPr>
+        <w:ind w:left="4320" w:hanging="180"/>
+      </w:pPr>
+      <w:rPr>
+        <w:vertAlign w:val="baseline"/>
+      </w:rPr>
+    </w:lvl>
+    <w:lvl w:ilvl="6">
+      <w:start w:val="1"/>
+      <w:numFmt w:val="decimal"/>
+      <w:lvlText w:val="%7."/>
+      <w:lvlJc w:val="left"/>
+      <w:pPr>
+        <w:ind w:left="5040" w:hanging="360"/>
+      </w:pPr>
+      <w:rPr>
+        <w:vertAlign w:val="baseline"/>
+      </w:rPr>
+    </w:lvl>
+    <w:lvl w:ilvl="7">
+      <w:start w:val="1"/>
+      <w:numFmt w:val="lowerLetter"/>
+      <w:lvlText w:val="%8."/>
+      <w:lvlJc w:val="left"/>
+      <w:pPr>
+        <w:ind w:left="5760" w:hanging="360"/>
+      </w:pPr>
+      <w:rPr>
+        <w:vertAlign w:val="baseline"/>
+      </w:rPr>
+    </w:lvl>
+    <w:lvl w:ilvl="8">
+      <w:start w:val="1"/>
+      <w:numFmt w:val="lowerRoman"/>
+      <w:lvlText w:val="%9."/>
+      <w:lvlJc w:val="right"/>
+      <w:pPr>
+        <w:ind w:left="6480" w:hanging="180"/>
+      </w:pPr>
+      <w:rPr>
+        <w:vertAlign w:val="baseline"/>
+      </w:rPr>
+    </w:lvl>
+  </w:abstractNum>
+  <w:abstractNum w:abstractNumId="5" w15:restartNumberingAfterBreak="0">
     <w:nsid w:val="552F3403"/>
     <w:multiLevelType w:val="hybridMultilevel"/>
     <w:tmpl w:val="B8C02210"/>
@@ -4878,10 +9151,10 @@
       </w:rPr>
     </w:lvl>
   </w:abstractNum>
-  <w:abstractNum w:abstractNumId="5" w15:restartNumberingAfterBreak="0">
-    <w:nsid w:val="6C7759D5"/>
+  <w:abstractNum w:abstractNumId="6" w15:restartNumberingAfterBreak="0">
+    <w:nsid w:val="5FCD05F5"/>
     <w:multiLevelType w:val="multilevel"/>
-    <w:tmpl w:val="25D0188E"/>
+    <w:tmpl w:val="5234E446"/>
     <w:lvl w:ilvl="0">
       <w:start w:val="1"/>
       <w:numFmt w:val="bullet"/>
@@ -5027,10 +9300,10 @@
       </w:rPr>
     </w:lvl>
   </w:abstractNum>
-  <w:abstractNum w:abstractNumId="6" w15:restartNumberingAfterBreak="0">
-    <w:nsid w:val="7E3F01AE"/>
+  <w:abstractNum w:abstractNumId="7" w15:restartNumberingAfterBreak="0">
+    <w:nsid w:val="6C7759D5"/>
     <w:multiLevelType w:val="multilevel"/>
-    <w:tmpl w:val="60D440E8"/>
+    <w:tmpl w:val="25D0188E"/>
     <w:lvl w:ilvl="0">
       <w:start w:val="1"/>
       <w:numFmt w:val="bullet"/>
@@ -5176,26 +9449,181 @@
       </w:rPr>
     </w:lvl>
   </w:abstractNum>
+  <w:abstractNum w:abstractNumId="8" w15:restartNumberingAfterBreak="0">
+    <w:nsid w:val="7E3F01AE"/>
+    <w:multiLevelType w:val="multilevel"/>
+    <w:tmpl w:val="60D440E8"/>
+    <w:lvl w:ilvl="0">
+      <w:start w:val="1"/>
+      <w:numFmt w:val="bullet"/>
+      <w:lvlText w:val=""/>
+      <w:lvlJc w:val="left"/>
+      <w:pPr>
+        <w:tabs>
+          <w:tab w:val="num" w:pos="720"/>
+        </w:tabs>
+        <w:ind w:left="720" w:hanging="360"/>
+      </w:pPr>
+      <w:rPr>
+        <w:rFonts w:ascii="Symbol" w:hAnsi="Symbol" w:hint="default"/>
+        <w:sz w:val="20"/>
+      </w:rPr>
+    </w:lvl>
+    <w:lvl w:ilvl="1" w:tentative="1">
+      <w:start w:val="1"/>
+      <w:numFmt w:val="bullet"/>
+      <w:lvlText w:val="o"/>
+      <w:lvlJc w:val="left"/>
+      <w:pPr>
+        <w:tabs>
+          <w:tab w:val="num" w:pos="1440"/>
+        </w:tabs>
+        <w:ind w:left="1440" w:hanging="360"/>
+      </w:pPr>
+      <w:rPr>
+        <w:rFonts w:ascii="Courier New" w:hAnsi="Courier New" w:hint="default"/>
+        <w:sz w:val="20"/>
+      </w:rPr>
+    </w:lvl>
+    <w:lvl w:ilvl="2" w:tentative="1">
+      <w:start w:val="1"/>
+      <w:numFmt w:val="bullet"/>
+      <w:lvlText w:val=""/>
+      <w:lvlJc w:val="left"/>
+      <w:pPr>
+        <w:tabs>
+          <w:tab w:val="num" w:pos="2160"/>
+        </w:tabs>
+        <w:ind w:left="2160" w:hanging="360"/>
+      </w:pPr>
+      <w:rPr>
+        <w:rFonts w:ascii="Wingdings" w:hAnsi="Wingdings" w:hint="default"/>
+        <w:sz w:val="20"/>
+      </w:rPr>
+    </w:lvl>
+    <w:lvl w:ilvl="3" w:tentative="1">
+      <w:start w:val="1"/>
+      <w:numFmt w:val="bullet"/>
+      <w:lvlText w:val=""/>
+      <w:lvlJc w:val="left"/>
+      <w:pPr>
+        <w:tabs>
+          <w:tab w:val="num" w:pos="2880"/>
+        </w:tabs>
+        <w:ind w:left="2880" w:hanging="360"/>
+      </w:pPr>
+      <w:rPr>
+        <w:rFonts w:ascii="Wingdings" w:hAnsi="Wingdings" w:hint="default"/>
+        <w:sz w:val="20"/>
+      </w:rPr>
+    </w:lvl>
+    <w:lvl w:ilvl="4" w:tentative="1">
+      <w:start w:val="1"/>
+      <w:numFmt w:val="bullet"/>
+      <w:lvlText w:val=""/>
+      <w:lvlJc w:val="left"/>
+      <w:pPr>
+        <w:tabs>
+          <w:tab w:val="num" w:pos="3600"/>
+        </w:tabs>
+        <w:ind w:left="3600" w:hanging="360"/>
+      </w:pPr>
+      <w:rPr>
+        <w:rFonts w:ascii="Wingdings" w:hAnsi="Wingdings" w:hint="default"/>
+        <w:sz w:val="20"/>
+      </w:rPr>
+    </w:lvl>
+    <w:lvl w:ilvl="5" w:tentative="1">
+      <w:start w:val="1"/>
+      <w:numFmt w:val="bullet"/>
+      <w:lvlText w:val=""/>
+      <w:lvlJc w:val="left"/>
+      <w:pPr>
+        <w:tabs>
+          <w:tab w:val="num" w:pos="4320"/>
+        </w:tabs>
+        <w:ind w:left="4320" w:hanging="360"/>
+      </w:pPr>
+      <w:rPr>
+        <w:rFonts w:ascii="Wingdings" w:hAnsi="Wingdings" w:hint="default"/>
+        <w:sz w:val="20"/>
+      </w:rPr>
+    </w:lvl>
+    <w:lvl w:ilvl="6" w:tentative="1">
+      <w:start w:val="1"/>
+      <w:numFmt w:val="bullet"/>
+      <w:lvlText w:val=""/>
+      <w:lvlJc w:val="left"/>
+      <w:pPr>
+        <w:tabs>
+          <w:tab w:val="num" w:pos="5040"/>
+        </w:tabs>
+        <w:ind w:left="5040" w:hanging="360"/>
+      </w:pPr>
+      <w:rPr>
+        <w:rFonts w:ascii="Wingdings" w:hAnsi="Wingdings" w:hint="default"/>
+        <w:sz w:val="20"/>
+      </w:rPr>
+    </w:lvl>
+    <w:lvl w:ilvl="7" w:tentative="1">
+      <w:start w:val="1"/>
+      <w:numFmt w:val="bullet"/>
+      <w:lvlText w:val=""/>
+      <w:lvlJc w:val="left"/>
+      <w:pPr>
+        <w:tabs>
+          <w:tab w:val="num" w:pos="5760"/>
+        </w:tabs>
+        <w:ind w:left="5760" w:hanging="360"/>
+      </w:pPr>
+      <w:rPr>
+        <w:rFonts w:ascii="Wingdings" w:hAnsi="Wingdings" w:hint="default"/>
+        <w:sz w:val="20"/>
+      </w:rPr>
+    </w:lvl>
+    <w:lvl w:ilvl="8" w:tentative="1">
+      <w:start w:val="1"/>
+      <w:numFmt w:val="bullet"/>
+      <w:lvlText w:val=""/>
+      <w:lvlJc w:val="left"/>
+      <w:pPr>
+        <w:tabs>
+          <w:tab w:val="num" w:pos="6480"/>
+        </w:tabs>
+        <w:ind w:left="6480" w:hanging="360"/>
+      </w:pPr>
+      <w:rPr>
+        <w:rFonts w:ascii="Wingdings" w:hAnsi="Wingdings" w:hint="default"/>
+        <w:sz w:val="20"/>
+      </w:rPr>
+    </w:lvl>
+  </w:abstractNum>
   <w:num w:numId="1">
-    <w:abstractNumId w:val="3"/>
+    <w:abstractNumId w:val="4"/>
   </w:num>
   <w:num w:numId="2">
     <w:abstractNumId w:val="2"/>
   </w:num>
   <w:num w:numId="3">
-    <w:abstractNumId w:val="5"/>
+    <w:abstractNumId w:val="7"/>
   </w:num>
   <w:num w:numId="4">
     <w:abstractNumId w:val="0"/>
   </w:num>
   <w:num w:numId="5">
-    <w:abstractNumId w:val="4"/>
+    <w:abstractNumId w:val="5"/>
   </w:num>
   <w:num w:numId="6">
-    <w:abstractNumId w:val="6"/>
+    <w:abstractNumId w:val="8"/>
   </w:num>
   <w:num w:numId="7">
     <w:abstractNumId w:val="1"/>
+  </w:num>
+  <w:num w:numId="8">
+    <w:abstractNumId w:val="3"/>
+  </w:num>
+  <w:num w:numId="9">
+    <w:abstractNumId w:val="6"/>
   </w:num>
 </w:numbering>
 </file>
@@ -5594,6 +10022,7 @@
   <w:style w:type="paragraph" w:default="1" w:styleId="a">
     <w:name w:val="Normal"/>
     <w:qFormat/>
+    <w:rsid w:val="001D3745"/>
   </w:style>
   <w:style w:type="paragraph" w:styleId="1">
     <w:name w:val="heading 1"/>
@@ -5615,6 +10044,7 @@
     <w:name w:val="heading 2"/>
     <w:basedOn w:val="10"/>
     <w:next w:val="10"/>
+    <w:link w:val="20"/>
     <w:pPr>
       <w:keepNext/>
       <w:keepLines/>
@@ -5857,6 +10287,36 @@
     <w:pPr>
       <w:spacing w:before="100" w:beforeAutospacing="1" w:after="100" w:afterAutospacing="1"/>
     </w:pPr>
+  </w:style>
+  <w:style w:type="paragraph" w:styleId="ae">
+    <w:name w:val="List Paragraph"/>
+    <w:basedOn w:val="a"/>
+    <w:uiPriority w:val="34"/>
+    <w:qFormat/>
+    <w:rsid w:val="00A37F88"/>
+    <w:pPr>
+      <w:ind w:left="720"/>
+      <w:contextualSpacing/>
+    </w:pPr>
+  </w:style>
+  <w:style w:type="paragraph" w:customStyle="1" w:styleId="isselectedend">
+    <w:name w:val="isselectedend"/>
+    <w:basedOn w:val="a"/>
+    <w:rsid w:val="00A37F88"/>
+    <w:pPr>
+      <w:spacing w:before="100" w:beforeAutospacing="1" w:after="100" w:afterAutospacing="1"/>
+    </w:pPr>
+  </w:style>
+  <w:style w:type="character" w:customStyle="1" w:styleId="20">
+    <w:name w:val="Заголовок 2 Знак"/>
+    <w:basedOn w:val="a0"/>
+    <w:link w:val="2"/>
+    <w:rsid w:val="000966C5"/>
+    <w:rPr>
+      <w:b/>
+      <w:sz w:val="36"/>
+      <w:szCs w:val="36"/>
+    </w:rPr>
   </w:style>
 </w:styles>
 </file>
